--- a/02-放大电路/01-运算放大电路/差分放大电路/差分放大电路.docx
+++ b/02-放大电路/01-运算放大电路/差分放大电路/差分放大电路.docx
@@ -2537,6 +2537,20 @@
     </w:p>
     <w:bookmarkEnd w:id="26"/>
     <w:bookmarkEnd w:id="27"/>
+    <w:p>
+      <w:pPr>
+        <w:spacing w:before="360"/>
+        <w:jc w:val="center"/>
+      </w:pPr>
+      <w:r>
+        <w:rPr>
+          <w:rFonts w:ascii="Times New Roman" w:hAnsi="Times New Roman"/>
+          <w:color w:val="555555"/>
+          <w:sz w:val="21"/>
+        </w:rPr>
+        <w:t>材料收集者：杜文杰</w:t>
+      </w:r>
+    </w:p>
     <w:sectPr>
       <w:headerReference r:id="rId9" w:type="default"/>
       <w:footerReference r:id="rId10" w:type="default"/>

--- a/02-放大电路/01-运算放大电路/差分放大电路/差分放大电路.docx
+++ b/02-放大电路/01-运算放大电路/差分放大电路/差分放大电路.docx
@@ -1,6 +1,6 @@
 
 <file path=word/document.xml><?xml version="1.0" encoding="utf-8"?>
-<w:document xmlns:w="http://schemas.openxmlformats.org/wordprocessingml/2006/main" xmlns:m="http://schemas.openxmlformats.org/officeDocument/2006/math" xmlns:r="http://schemas.openxmlformats.org/officeDocument/2006/relationships" xmlns:o="urn:schemas-microsoft-com:office:office" xmlns:v="urn:schemas-microsoft-com:vml" xmlns:w10="urn:schemas-microsoft-com:office:word" xmlns:a="http://schemas.openxmlformats.org/drawingml/2006/main" xmlns:pic="http://schemas.openxmlformats.org/drawingml/2006/picture" xmlns:wp="http://schemas.openxmlformats.org/drawingml/2006/wordprocessingDrawing">
+<w:document xmlns:m="http://schemas.openxmlformats.org/officeDocument/2006/math" xmlns:r="http://schemas.openxmlformats.org/officeDocument/2006/relationships" xmlns:w="http://schemas.openxmlformats.org/wordprocessingml/2006/main" xmlns:o="urn:schemas-microsoft-com:office:office" xmlns:v="urn:schemas-microsoft-com:vml" xmlns:w10="urn:schemas-microsoft-com:office:word" xmlns:a="http://schemas.openxmlformats.org/drawingml/2006/main" xmlns:pic="http://schemas.openxmlformats.org/drawingml/2006/picture" xmlns:wp="http://schemas.openxmlformats.org/drawingml/2006/wordprocessingDrawing">
   <w:body>
     <w:bookmarkStart w:id="27" w:name="差分放大电路"/>
     <w:p>
@@ -9,7 +9,7 @@
       </w:pPr>
       <w:r>
         <w:rPr>
-          <w:rFonts w:hint="eastAsia"/>
+          <w:rFonts w:hint="eastAsia" w:eastAsia="黑体"/>
         </w:rPr>
         <w:t xml:space="preserve">差分放大电路</w:t>
       </w:r>
@@ -21,7 +21,7 @@
       </w:pPr>
       <w:r>
         <w:rPr>
-          <w:rFonts w:hint="eastAsia"/>
+          <w:rFonts w:hint="eastAsia" w:eastAsia="黑体"/>
         </w:rPr>
         <w:t xml:space="preserve">拓扑描述</w:t>
       </w:r>
@@ -32,16 +32,19 @@
       </w:pPr>
       <w:r>
         <w:rPr>
-          <w:rFonts w:hint="eastAsia"/>
+          <w:rFonts w:hint="eastAsia" w:eastAsia="黑体"/>
         </w:rPr>
         <w:t xml:space="preserve">由</w:t>
       </w:r>
       <w:r>
+        <w:rPr>
+          <w:rFonts w:eastAsia="黑体"/>
+        </w:rPr>
         <w:t xml:space="preserve"> </w:t>
       </w:r>
       <w:r>
         <w:rPr>
-          <w:rFonts w:hint="eastAsia"/>
+          <w:rFonts w:hint="eastAsia" w:eastAsia="黑体"/>
           <w:b/>
           <w:bCs/>
         </w:rPr>
@@ -49,26 +52,33 @@
       </w:r>
       <w:r>
         <w:rPr>
+          <w:rFonts w:eastAsia="黑体"/>
           <w:b/>
           <w:bCs/>
         </w:rPr>
         <w:t xml:space="preserve"> A1</w:t>
       </w:r>
       <w:r>
+        <w:rPr>
+          <w:rFonts w:eastAsia="黑体"/>
+        </w:rPr>
         <w:t xml:space="preserve"> </w:t>
       </w:r>
       <w:r>
         <w:rPr>
-          <w:rFonts w:hint="eastAsia"/>
+          <w:rFonts w:hint="eastAsia" w:eastAsia="黑体"/>
         </w:rPr>
         <w:t xml:space="preserve">与</w:t>
       </w:r>
       <w:r>
+        <w:rPr>
+          <w:rFonts w:eastAsia="黑体"/>
+        </w:rPr>
         <w:t xml:space="preserve"> </w:t>
       </w:r>
       <w:r>
         <w:rPr>
-          <w:rFonts w:hint="eastAsia"/>
+          <w:rFonts w:hint="eastAsia" w:eastAsia="黑体"/>
           <w:b/>
           <w:bCs/>
         </w:rPr>
@@ -76,6 +86,7 @@
       </w:r>
       <w:r>
         <w:rPr>
+          <w:rFonts w:eastAsia="黑体"/>
           <w:b/>
           <w:bCs/>
         </w:rPr>
@@ -97,6 +108,7 @@
       </m:oMath>
       <w:r>
         <w:rPr>
+          <w:rFonts w:eastAsia="黑体"/>
           <w:b/>
           <w:bCs/>
         </w:rPr>
@@ -118,6 +130,7 @@
       </m:oMath>
       <w:r>
         <w:rPr>
+          <w:rFonts w:eastAsia="黑体"/>
           <w:b/>
           <w:bCs/>
         </w:rPr>
@@ -139,6 +152,7 @@
       </m:oMath>
       <w:r>
         <w:rPr>
+          <w:rFonts w:eastAsia="黑体"/>
           <w:b/>
           <w:bCs/>
         </w:rPr>
@@ -160,22 +174,25 @@
       </m:oMath>
       <w:r>
         <w:rPr>
-          <w:rFonts w:hint="eastAsia"/>
+          <w:rFonts w:hint="eastAsia" w:eastAsia="黑体"/>
         </w:rPr>
         <w:t xml:space="preserve">（两两配对）组成。电路共有</w:t>
       </w:r>
       <w:r>
+        <w:rPr>
+          <w:rFonts w:eastAsia="黑体"/>
+        </w:rPr>
         <w:t xml:space="preserve"> 5 </w:t>
       </w:r>
       <w:r>
         <w:rPr>
-          <w:rFonts w:hint="eastAsia"/>
+          <w:rFonts w:hint="eastAsia" w:eastAsia="黑体"/>
         </w:rPr>
         <w:t xml:space="preserve">个关键节点：</w:t>
       </w:r>
       <w:r>
         <w:rPr>
-          <w:rFonts w:hint="eastAsia"/>
+          <w:rFonts w:hint="eastAsia" w:eastAsia="黑体"/>
           <w:b/>
           <w:bCs/>
         </w:rPr>
@@ -183,11 +200,14 @@
       </w:r>
       <w:r>
         <w:rPr>
-          <w:rFonts w:hint="eastAsia"/>
+          <w:rFonts w:hint="eastAsia" w:eastAsia="黑体"/>
         </w:rPr>
         <w:t xml:space="preserve">（信号</w:t>
       </w:r>
       <w:r>
+        <w:rPr>
+          <w:rFonts w:eastAsia="黑体"/>
+        </w:rPr>
         <w:t xml:space="preserve"> </w:t>
       </w:r>
       <m:oMath>
@@ -208,15 +228,21 @@
         </m:sSub>
       </m:oMath>
       <w:r>
+        <w:rPr>
+          <w:rFonts w:eastAsia="黑体"/>
+        </w:rPr>
         <w:t xml:space="preserve"> </w:t>
       </w:r>
       <w:r>
         <w:rPr>
-          <w:rFonts w:hint="eastAsia"/>
+          <w:rFonts w:hint="eastAsia" w:eastAsia="黑体"/>
         </w:rPr>
         <w:t xml:space="preserve">经</w:t>
       </w:r>
       <w:r>
+        <w:rPr>
+          <w:rFonts w:eastAsia="黑体"/>
+        </w:rPr>
         <w:t xml:space="preserve"> </w:t>
       </w:r>
       <m:oMath>
@@ -234,17 +260,20 @@
         </m:sSub>
       </m:oMath>
       <w:r>
+        <w:rPr>
+          <w:rFonts w:eastAsia="黑体"/>
+        </w:rPr>
         <w:t xml:space="preserve"> </w:t>
       </w:r>
       <w:r>
         <w:rPr>
-          <w:rFonts w:hint="eastAsia"/>
+          <w:rFonts w:hint="eastAsia" w:eastAsia="黑体"/>
         </w:rPr>
         <w:t xml:space="preserve">上端接入）；</w:t>
       </w:r>
       <w:r>
         <w:rPr>
-          <w:rFonts w:hint="eastAsia"/>
+          <w:rFonts w:hint="eastAsia" w:eastAsia="黑体"/>
           <w:b/>
           <w:bCs/>
         </w:rPr>
@@ -252,7 +281,7 @@
       </w:r>
       <w:r>
         <w:rPr>
-          <w:rFonts w:hint="eastAsia"/>
+          <w:rFonts w:hint="eastAsia" w:eastAsia="黑体"/>
         </w:rPr>
         <w:t xml:space="preserve">（</w:t>
       </w:r>
@@ -271,11 +300,14 @@
         </m:sSub>
       </m:oMath>
       <w:r>
+        <w:rPr>
+          <w:rFonts w:eastAsia="黑体"/>
+        </w:rPr>
         <w:t xml:space="preserve"> </w:t>
       </w:r>
       <w:r>
         <w:rPr>
-          <w:rFonts w:hint="eastAsia"/>
+          <w:rFonts w:hint="eastAsia" w:eastAsia="黑体"/>
         </w:rPr>
         <w:t xml:space="preserve">下端、</w:t>
       </w:r>
@@ -294,35 +326,44 @@
         </m:sSub>
       </m:oMath>
       <w:r>
+        <w:rPr>
+          <w:rFonts w:eastAsia="黑体"/>
+        </w:rPr>
         <w:t xml:space="preserve"> </w:t>
       </w:r>
       <w:r>
         <w:rPr>
-          <w:rFonts w:hint="eastAsia"/>
+          <w:rFonts w:hint="eastAsia" w:eastAsia="黑体"/>
         </w:rPr>
         <w:t xml:space="preserve">左端、A1</w:t>
       </w:r>
       <w:r>
+        <w:rPr>
+          <w:rFonts w:eastAsia="黑体"/>
+        </w:rPr>
         <w:t xml:space="preserve"> </w:t>
       </w:r>
       <w:r>
         <w:rPr>
-          <w:rFonts w:hint="eastAsia"/>
+          <w:rFonts w:hint="eastAsia" w:eastAsia="黑体"/>
         </w:rPr>
         <w:t xml:space="preserve">的</w:t>
       </w:r>
       <w:r>
+        <w:rPr>
+          <w:rFonts w:eastAsia="黑体"/>
+        </w:rPr>
         <w:t xml:space="preserve"> IN− </w:t>
       </w:r>
       <w:r>
         <w:rPr>
-          <w:rFonts w:hint="eastAsia"/>
+          <w:rFonts w:hint="eastAsia" w:eastAsia="黑体"/>
         </w:rPr>
         <w:t xml:space="preserve">相连）；</w:t>
       </w:r>
       <w:r>
         <w:rPr>
-          <w:rFonts w:hint="eastAsia"/>
+          <w:rFonts w:hint="eastAsia" w:eastAsia="黑体"/>
           <w:b/>
           <w:bCs/>
         </w:rPr>
@@ -330,11 +371,14 @@
       </w:r>
       <w:r>
         <w:rPr>
-          <w:rFonts w:hint="eastAsia"/>
+          <w:rFonts w:hint="eastAsia" w:eastAsia="黑体"/>
         </w:rPr>
         <w:t xml:space="preserve">（信号</w:t>
       </w:r>
       <w:r>
+        <w:rPr>
+          <w:rFonts w:eastAsia="黑体"/>
+        </w:rPr>
         <w:t xml:space="preserve"> </w:t>
       </w:r>
       <m:oMath>
@@ -355,15 +399,21 @@
         </m:sSub>
       </m:oMath>
       <w:r>
+        <w:rPr>
+          <w:rFonts w:eastAsia="黑体"/>
+        </w:rPr>
         <w:t xml:space="preserve"> </w:t>
       </w:r>
       <w:r>
         <w:rPr>
-          <w:rFonts w:hint="eastAsia"/>
+          <w:rFonts w:hint="eastAsia" w:eastAsia="黑体"/>
         </w:rPr>
         <w:t xml:space="preserve">经</w:t>
       </w:r>
       <w:r>
+        <w:rPr>
+          <w:rFonts w:eastAsia="黑体"/>
+        </w:rPr>
         <w:t xml:space="preserve"> </w:t>
       </w:r>
       <m:oMath>
@@ -381,17 +431,20 @@
         </m:sSub>
       </m:oMath>
       <w:r>
+        <w:rPr>
+          <w:rFonts w:eastAsia="黑体"/>
+        </w:rPr>
         <w:t xml:space="preserve"> </w:t>
       </w:r>
       <w:r>
         <w:rPr>
-          <w:rFonts w:hint="eastAsia"/>
+          <w:rFonts w:hint="eastAsia" w:eastAsia="黑体"/>
         </w:rPr>
         <w:t xml:space="preserve">上端接入）；</w:t>
       </w:r>
       <w:r>
         <w:rPr>
-          <w:rFonts w:hint="eastAsia"/>
+          <w:rFonts w:hint="eastAsia" w:eastAsia="黑体"/>
           <w:b/>
           <w:bCs/>
         </w:rPr>
@@ -399,7 +452,7 @@
       </w:r>
       <w:r>
         <w:rPr>
-          <w:rFonts w:hint="eastAsia"/>
+          <w:rFonts w:hint="eastAsia" w:eastAsia="黑体"/>
         </w:rPr>
         <w:t xml:space="preserve">（</w:t>
       </w:r>
@@ -418,11 +471,14 @@
         </m:sSub>
       </m:oMath>
       <w:r>
+        <w:rPr>
+          <w:rFonts w:eastAsia="黑体"/>
+        </w:rPr>
         <w:t xml:space="preserve"> </w:t>
       </w:r>
       <w:r>
         <w:rPr>
-          <w:rFonts w:hint="eastAsia"/>
+          <w:rFonts w:hint="eastAsia" w:eastAsia="黑体"/>
         </w:rPr>
         <w:t xml:space="preserve">下端、</w:t>
       </w:r>
@@ -441,35 +497,44 @@
         </m:sSub>
       </m:oMath>
       <w:r>
+        <w:rPr>
+          <w:rFonts w:eastAsia="黑体"/>
+        </w:rPr>
         <w:t xml:space="preserve"> </w:t>
       </w:r>
       <w:r>
         <w:rPr>
-          <w:rFonts w:hint="eastAsia"/>
+          <w:rFonts w:hint="eastAsia" w:eastAsia="黑体"/>
         </w:rPr>
         <w:t xml:space="preserve">上端、A1</w:t>
       </w:r>
       <w:r>
+        <w:rPr>
+          <w:rFonts w:eastAsia="黑体"/>
+        </w:rPr>
         <w:t xml:space="preserve"> </w:t>
       </w:r>
       <w:r>
         <w:rPr>
-          <w:rFonts w:hint="eastAsia"/>
+          <w:rFonts w:hint="eastAsia" w:eastAsia="黑体"/>
         </w:rPr>
         <w:t xml:space="preserve">的</w:t>
       </w:r>
       <w:r>
+        <w:rPr>
+          <w:rFonts w:eastAsia="黑体"/>
+        </w:rPr>
         <w:t xml:space="preserve"> IN+ </w:t>
       </w:r>
       <w:r>
         <w:rPr>
-          <w:rFonts w:hint="eastAsia"/>
+          <w:rFonts w:hint="eastAsia" w:eastAsia="黑体"/>
         </w:rPr>
         <w:t xml:space="preserve">相连）；</w:t>
       </w:r>
       <w:r>
         <w:rPr>
-          <w:rFonts w:hint="eastAsia"/>
+          <w:rFonts w:hint="eastAsia" w:eastAsia="黑体"/>
           <w:b/>
           <w:bCs/>
         </w:rPr>
@@ -477,29 +542,38 @@
       </w:r>
       <w:r>
         <w:rPr>
-          <w:rFonts w:hint="eastAsia"/>
+          <w:rFonts w:hint="eastAsia" w:eastAsia="黑体"/>
         </w:rPr>
         <w:t xml:space="preserve">（A1</w:t>
       </w:r>
       <w:r>
+        <w:rPr>
+          <w:rFonts w:eastAsia="黑体"/>
+        </w:rPr>
         <w:t xml:space="preserve"> </w:t>
       </w:r>
       <w:r>
         <w:rPr>
-          <w:rFonts w:hint="eastAsia"/>
+          <w:rFonts w:hint="eastAsia" w:eastAsia="黑体"/>
         </w:rPr>
         <w:t xml:space="preserve">的</w:t>
       </w:r>
       <w:r>
+        <w:rPr>
+          <w:rFonts w:eastAsia="黑体"/>
+        </w:rPr>
         <w:t xml:space="preserve"> OUT </w:t>
       </w:r>
       <w:r>
         <w:rPr>
-          <w:rFonts w:hint="eastAsia"/>
+          <w:rFonts w:hint="eastAsia" w:eastAsia="黑体"/>
         </w:rPr>
         <w:t xml:space="preserve">与</w:t>
       </w:r>
       <w:r>
+        <w:rPr>
+          <w:rFonts w:eastAsia="黑体"/>
+        </w:rPr>
         <w:t xml:space="preserve"> </w:t>
       </w:r>
       <m:oMath>
@@ -517,15 +591,21 @@
         </m:sSub>
       </m:oMath>
       <w:r>
+        <w:rPr>
+          <w:rFonts w:eastAsia="黑体"/>
+        </w:rPr>
         <w:t xml:space="preserve"> </w:t>
       </w:r>
       <w:r>
         <w:rPr>
-          <w:rFonts w:hint="eastAsia"/>
+          <w:rFonts w:hint="eastAsia" w:eastAsia="黑体"/>
         </w:rPr>
         <w:t xml:space="preserve">右端相连，作为输出</w:t>
       </w:r>
       <w:r>
+        <w:rPr>
+          <w:rFonts w:eastAsia="黑体"/>
+        </w:rPr>
         <w:t xml:space="preserve"> </w:t>
       </w:r>
       <m:oMath>
@@ -550,7 +630,7 @@
       </m:oMath>
       <w:r>
         <w:rPr>
-          <w:rFonts w:hint="eastAsia"/>
+          <w:rFonts w:hint="eastAsia" w:eastAsia="黑体"/>
         </w:rPr>
         <w:t xml:space="preserve">）。</w:t>
       </w:r>
@@ -559,7 +639,7 @@
       <w:pPr/>
       <w:r>
         <w:rPr>
-          <w:rFonts w:hint="eastAsia"/>
+          <w:rFonts w:hint="eastAsia" w:eastAsia="黑体"/>
         </w:rPr>
         <w:t xml:space="preserve">各元件管脚连接：</w:t>
       </w:r>
@@ -578,15 +658,21 @@
         </m:sSub>
       </m:oMath>
       <w:r>
+        <w:rPr>
+          <w:rFonts w:eastAsia="黑体"/>
+        </w:rPr>
         <w:t xml:space="preserve"> </w:t>
       </w:r>
       <w:r>
         <w:rPr>
-          <w:rFonts w:hint="eastAsia"/>
+          <w:rFonts w:hint="eastAsia" w:eastAsia="黑体"/>
         </w:rPr>
         <w:t xml:space="preserve">一端接反相输入节点</w:t>
       </w:r>
       <w:r>
+        <w:rPr>
+          <w:rFonts w:eastAsia="黑体"/>
+        </w:rPr>
         <w:t xml:space="preserve"> </w:t>
       </w:r>
       <m:oMath>
@@ -608,7 +694,7 @@
       </m:oMath>
       <w:r>
         <w:rPr>
-          <w:rFonts w:hint="eastAsia"/>
+          <w:rFonts w:hint="eastAsia" w:eastAsia="黑体"/>
         </w:rPr>
         <w:t xml:space="preserve">、另一端接反相端节点；</w:t>
       </w:r>
@@ -627,11 +713,14 @@
         </m:sSub>
       </m:oMath>
       <w:r>
+        <w:rPr>
+          <w:rFonts w:eastAsia="黑体"/>
+        </w:rPr>
         <w:t xml:space="preserve"> </w:t>
       </w:r>
       <w:r>
         <w:rPr>
-          <w:rFonts w:hint="eastAsia"/>
+          <w:rFonts w:hint="eastAsia" w:eastAsia="黑体"/>
         </w:rPr>
         <w:t xml:space="preserve">一端接反相端节点、另一端接输出节点；</w:t>
       </w:r>
@@ -650,15 +739,21 @@
         </m:sSub>
       </m:oMath>
       <w:r>
+        <w:rPr>
+          <w:rFonts w:eastAsia="黑体"/>
+        </w:rPr>
         <w:t xml:space="preserve"> </w:t>
       </w:r>
       <w:r>
         <w:rPr>
-          <w:rFonts w:hint="eastAsia"/>
+          <w:rFonts w:hint="eastAsia" w:eastAsia="黑体"/>
         </w:rPr>
         <w:t xml:space="preserve">一端接同相输入节点</w:t>
       </w:r>
       <w:r>
+        <w:rPr>
+          <w:rFonts w:eastAsia="黑体"/>
+        </w:rPr>
         <w:t xml:space="preserve"> </w:t>
       </w:r>
       <m:oMath>
@@ -680,7 +775,7 @@
       </m:oMath>
       <w:r>
         <w:rPr>
-          <w:rFonts w:hint="eastAsia"/>
+          <w:rFonts w:hint="eastAsia" w:eastAsia="黑体"/>
         </w:rPr>
         <w:t xml:space="preserve">、另一端接同相端节点；</w:t>
       </w:r>
@@ -699,99 +794,130 @@
         </m:sSub>
       </m:oMath>
       <w:r>
+        <w:rPr>
+          <w:rFonts w:eastAsia="黑体"/>
+        </w:rPr>
         <w:t xml:space="preserve"> </w:t>
       </w:r>
       <w:r>
         <w:rPr>
-          <w:rFonts w:hint="eastAsia"/>
+          <w:rFonts w:hint="eastAsia" w:eastAsia="黑体"/>
         </w:rPr>
         <w:t xml:space="preserve">一端接同相端节点、另一端接地</w:t>
       </w:r>
       <w:r>
+        <w:rPr>
+          <w:rFonts w:eastAsia="黑体"/>
+        </w:rPr>
         <w:t xml:space="preserve"> </w:t>
       </w:r>
       <w:r>
         <w:rPr>
-          <w:rFonts w:hint="eastAsia"/>
+          <w:rFonts w:hint="eastAsia" w:eastAsia="黑体"/>
         </w:rPr>
         <w:t xml:space="preserve">GND；</w:t>
       </w:r>
       <w:r>
         <w:rPr>
+          <w:rFonts w:eastAsia="黑体"/>
           <w:b/>
           <w:bCs/>
         </w:rPr>
         <w:t xml:space="preserve">A1</w:t>
       </w:r>
       <w:r>
+        <w:rPr>
+          <w:rFonts w:eastAsia="黑体"/>
+        </w:rPr>
         <w:t xml:space="preserve"> </w:t>
       </w:r>
       <w:r>
         <w:rPr>
-          <w:rFonts w:hint="eastAsia"/>
+          <w:rFonts w:hint="eastAsia" w:eastAsia="黑体"/>
         </w:rPr>
         <w:t xml:space="preserve">的</w:t>
       </w:r>
       <w:r>
+        <w:rPr>
+          <w:rFonts w:eastAsia="黑体"/>
+        </w:rPr>
         <w:t xml:space="preserve"> IN− </w:t>
       </w:r>
       <w:r>
         <w:rPr>
-          <w:rFonts w:hint="eastAsia"/>
+          <w:rFonts w:hint="eastAsia" w:eastAsia="黑体"/>
         </w:rPr>
         <w:t xml:space="preserve">接反相端节点、IN+</w:t>
       </w:r>
       <w:r>
+        <w:rPr>
+          <w:rFonts w:eastAsia="黑体"/>
+        </w:rPr>
         <w:t xml:space="preserve"> </w:t>
       </w:r>
       <w:r>
         <w:rPr>
-          <w:rFonts w:hint="eastAsia"/>
+          <w:rFonts w:hint="eastAsia" w:eastAsia="黑体"/>
         </w:rPr>
         <w:t xml:space="preserve">接同相端节点、OUT</w:t>
       </w:r>
       <w:r>
+        <w:rPr>
+          <w:rFonts w:eastAsia="黑体"/>
+        </w:rPr>
         <w:t xml:space="preserve"> </w:t>
       </w:r>
       <w:r>
         <w:rPr>
-          <w:rFonts w:hint="eastAsia"/>
+          <w:rFonts w:hint="eastAsia" w:eastAsia="黑体"/>
         </w:rPr>
         <w:t xml:space="preserve">接输出节点、V+</w:t>
       </w:r>
       <w:r>
+        <w:rPr>
+          <w:rFonts w:eastAsia="黑体"/>
+        </w:rPr>
         <w:t xml:space="preserve"> </w:t>
       </w:r>
       <w:r>
         <w:rPr>
-          <w:rFonts w:hint="eastAsia"/>
+          <w:rFonts w:hint="eastAsia" w:eastAsia="黑体"/>
         </w:rPr>
         <w:t xml:space="preserve">接</w:t>
       </w:r>
       <w:r>
+        <w:rPr>
+          <w:rFonts w:eastAsia="黑体"/>
+        </w:rPr>
         <w:t xml:space="preserve"> +VCC、V− </w:t>
       </w:r>
       <w:r>
         <w:rPr>
-          <w:rFonts w:hint="eastAsia"/>
+          <w:rFonts w:hint="eastAsia" w:eastAsia="黑体"/>
         </w:rPr>
         <w:t xml:space="preserve">接</w:t>
       </w:r>
       <w:r>
+        <w:rPr>
+          <w:rFonts w:eastAsia="黑体"/>
+        </w:rPr>
         <w:t xml:space="preserve"> </w:t>
       </w:r>
       <w:r>
         <w:rPr>
-          <w:rFonts w:hint="eastAsia"/>
+          <w:rFonts w:hint="eastAsia" w:eastAsia="黑体"/>
         </w:rPr>
         <w:t xml:space="preserve">−VEE（单电源时</w:t>
       </w:r>
       <w:r>
+        <w:rPr>
+          <w:rFonts w:eastAsia="黑体"/>
+        </w:rPr>
         <w:t xml:space="preserve"> V− </w:t>
       </w:r>
       <w:r>
         <w:rPr>
-          <w:rFonts w:hint="eastAsia"/>
+          <w:rFonts w:hint="eastAsia" w:eastAsia="黑体"/>
         </w:rPr>
         <w:t xml:space="preserve">接地）。</w:t>
       </w:r>
@@ -800,7 +926,7 @@
       <w:pPr/>
       <w:r>
         <w:rPr>
-          <w:rFonts w:hint="eastAsia"/>
+          <w:rFonts w:hint="eastAsia" w:eastAsia="黑体"/>
         </w:rPr>
         <w:t xml:space="preserve">由此构成差分放大组态：</w:t>
       </w:r>
@@ -819,6 +945,9 @@
         </m:sSub>
       </m:oMath>
       <w:r>
+        <w:rPr>
+          <w:rFonts w:eastAsia="黑体"/>
+        </w:rPr>
         <w:t xml:space="preserve">/</w:t>
       </w:r>
       <m:oMath>
@@ -836,15 +965,21 @@
         </m:sSub>
       </m:oMath>
       <w:r>
+        <w:rPr>
+          <w:rFonts w:eastAsia="黑体"/>
+        </w:rPr>
         <w:t xml:space="preserve"> </w:t>
       </w:r>
       <w:r>
         <w:rPr>
-          <w:rFonts w:hint="eastAsia"/>
+          <w:rFonts w:hint="eastAsia" w:eastAsia="黑体"/>
         </w:rPr>
         <w:t xml:space="preserve">与</w:t>
       </w:r>
       <w:r>
+        <w:rPr>
+          <w:rFonts w:eastAsia="黑体"/>
+        </w:rPr>
         <w:t xml:space="preserve"> </w:t>
       </w:r>
       <m:oMath>
@@ -862,6 +997,9 @@
         </m:sSub>
       </m:oMath>
       <w:r>
+        <w:rPr>
+          <w:rFonts w:eastAsia="黑体"/>
+        </w:rPr>
         <w:t xml:space="preserve">/</w:t>
       </w:r>
       <m:oMath>
@@ -879,11 +1017,14 @@
         </m:sSub>
       </m:oMath>
       <w:r>
+        <w:rPr>
+          <w:rFonts w:eastAsia="黑体"/>
+        </w:rPr>
         <w:t xml:space="preserve"> </w:t>
       </w:r>
       <w:r>
         <w:rPr>
-          <w:rFonts w:hint="eastAsia"/>
+          <w:rFonts w:hint="eastAsia" w:eastAsia="黑体"/>
         </w:rPr>
         <w:t xml:space="preserve">两对电阻决定差模增益，输出与两输入之差成正比、抑制共模信号，是仪表放大器与信号调理的基本单元。</w:t>
       </w:r>
@@ -896,7 +1037,7 @@
       </w:pPr>
       <w:r>
         <w:rPr>
-          <w:rFonts w:hint="eastAsia"/>
+          <w:rFonts w:hint="eastAsia" w:eastAsia="黑体"/>
         </w:rPr>
         <w:t xml:space="preserve">工作原理</w:t>
       </w:r>
@@ -907,7 +1048,7 @@
       </w:pPr>
       <w:r>
         <w:rPr>
-          <w:rFonts w:hint="eastAsia"/>
+          <w:rFonts w:hint="eastAsia" w:eastAsia="黑体"/>
         </w:rPr>
         <w:t xml:space="preserve">运放工作在负反馈线性区，利用虚短虚断，使输出与两输入之差成正比，同时通过四电阻的匹配程度决定共模抑制能力，实现差模放大、共模抑制。</w:t>
       </w:r>
@@ -920,7 +1061,7 @@
       </w:pPr>
       <w:r>
         <w:rPr>
-          <w:rFonts w:hint="eastAsia"/>
+          <w:rFonts w:hint="eastAsia" w:eastAsia="黑体"/>
         </w:rPr>
         <w:t xml:space="preserve">关键计算公式</w:t>
       </w:r>
@@ -934,7 +1075,7 @@
       </w:pPr>
       <w:r>
         <w:rPr>
-          <w:rFonts w:hint="eastAsia"/>
+          <w:rFonts w:hint="eastAsia" w:eastAsia="黑体"/>
         </w:rPr>
         <w:t xml:space="preserve">输出电压：</w:t>
       </w:r>
@@ -1066,11 +1207,14 @@
       </w:pPr>
       <w:r>
         <w:rPr>
-          <w:rFonts w:hint="eastAsia"/>
+          <w:rFonts w:hint="eastAsia" w:eastAsia="黑体"/>
         </w:rPr>
         <w:t xml:space="preserve">差模增益（当</w:t>
       </w:r>
       <w:r>
+        <w:rPr>
+          <w:rFonts w:eastAsia="黑体"/>
+        </w:rPr>
         <w:t xml:space="preserve"> </w:t>
       </w:r>
       <m:oMath>
@@ -1142,11 +1286,14 @@
         </m:sSub>
       </m:oMath>
       <w:r>
+        <w:rPr>
+          <w:rFonts w:eastAsia="黑体"/>
+        </w:rPr>
         <w:t xml:space="preserve"> </w:t>
       </w:r>
       <w:r>
         <w:rPr>
-          <w:rFonts w:hint="eastAsia"/>
+          <w:rFonts w:hint="eastAsia" w:eastAsia="黑体"/>
         </w:rPr>
         <w:t xml:space="preserve">匹配时）：</w:t>
       </w:r>
@@ -1224,7 +1371,7 @@
       </w:pPr>
       <w:r>
         <w:rPr>
-          <w:rFonts w:hint="eastAsia"/>
+          <w:rFonts w:hint="eastAsia" w:eastAsia="黑体"/>
         </w:rPr>
         <w:t xml:space="preserve">共模增益（电阻失配引起的）：</w:t>
       </w:r>
@@ -1293,7 +1440,7 @@
       </w:pPr>
       <w:r>
         <w:rPr>
-          <w:rFonts w:hint="eastAsia"/>
+          <w:rFonts w:hint="eastAsia" w:eastAsia="黑体"/>
         </w:rPr>
         <w:t xml:space="preserve">共模抑制比：</w:t>
       </w:r>
@@ -1405,7 +1552,7 @@
             </w:pPr>
             <w:r>
               <w:rPr>
-                <w:rFonts w:hint="eastAsia"/>
+                <w:rFonts w:hint="eastAsia" w:eastAsia="黑体"/>
               </w:rPr>
               <w:t xml:space="preserve">符号</w:t>
             </w:r>
@@ -1419,7 +1566,7 @@
             </w:pPr>
             <w:r>
               <w:rPr>
-                <w:rFonts w:hint="eastAsia"/>
+                <w:rFonts w:hint="eastAsia" w:eastAsia="黑体"/>
               </w:rPr>
               <w:t xml:space="preserve">含义</w:t>
             </w:r>
@@ -1433,7 +1580,7 @@
             </w:pPr>
             <w:r>
               <w:rPr>
-                <w:rFonts w:hint="eastAsia"/>
+                <w:rFonts w:hint="eastAsia" w:eastAsia="黑体"/>
               </w:rPr>
               <w:t xml:space="preserve">单位</w:t>
             </w:r>
@@ -1486,6 +1633,9 @@
               </m:sSub>
             </m:oMath>
             <w:r>
+              <w:rPr>
+                <w:rFonts w:eastAsia="黑体"/>
+              </w:rPr>
               <w:t xml:space="preserve">​</w:t>
             </w:r>
           </w:p>
@@ -1498,16 +1648,19 @@
             </w:pPr>
             <w:r>
               <w:rPr>
-                <w:rFonts w:hint="eastAsia"/>
+                <w:rFonts w:hint="eastAsia" w:eastAsia="黑体"/>
               </w:rPr>
               <w:t xml:space="preserve">同相</w:t>
             </w:r>
             <w:r>
+              <w:rPr>
+                <w:rFonts w:eastAsia="黑体"/>
+              </w:rPr>
               <w:t xml:space="preserve"> / </w:t>
             </w:r>
             <w:r>
               <w:rPr>
-                <w:rFonts w:hint="eastAsia"/>
+                <w:rFonts w:hint="eastAsia" w:eastAsia="黑体"/>
               </w:rPr>
               <w:t xml:space="preserve">反相输入</w:t>
             </w:r>
@@ -1520,6 +1673,9 @@
               <w:pStyle w:val="Compact"/>
             </w:pPr>
             <w:r>
+              <w:rPr>
+                <w:rFonts w:eastAsia="黑体"/>
+              </w:rPr>
               <w:t xml:space="preserve">V</w:t>
             </w:r>
           </w:p>
@@ -1601,6 +1757,9 @@
               </m:sSub>
             </m:oMath>
             <w:r>
+              <w:rPr>
+                <w:rFonts w:eastAsia="黑体"/>
+              </w:rPr>
               <w:t xml:space="preserve">​</w:t>
             </w:r>
           </w:p>
@@ -1613,7 +1772,7 @@
             </w:pPr>
             <w:r>
               <w:rPr>
-                <w:rFonts w:hint="eastAsia"/>
+                <w:rFonts w:hint="eastAsia" w:eastAsia="黑体"/>
               </w:rPr>
               <w:t xml:space="preserve">网络电阻</w:t>
             </w:r>
@@ -1626,6 +1785,9 @@
               <w:pStyle w:val="Compact"/>
             </w:pPr>
             <w:r>
+              <w:rPr>
+                <w:rFonts w:eastAsia="黑体"/>
+              </w:rPr>
               <w:t xml:space="preserve">Ω</w:t>
             </w:r>
           </w:p>
@@ -1653,6 +1815,9 @@
               </m:sSub>
             </m:oMath>
             <w:r>
+              <w:rPr>
+                <w:rFonts w:eastAsia="黑体"/>
+              </w:rPr>
               <w:t xml:space="preserve">​</w:t>
             </w:r>
           </w:p>
@@ -1665,7 +1830,7 @@
             </w:pPr>
             <w:r>
               <w:rPr>
-                <w:rFonts w:hint="eastAsia"/>
+                <w:rFonts w:hint="eastAsia" w:eastAsia="黑体"/>
               </w:rPr>
               <w:t xml:space="preserve">差模增益</w:t>
             </w:r>
@@ -1678,6 +1843,9 @@
               <w:pStyle w:val="Compact"/>
             </w:pPr>
             <w:r>
+              <w:rPr>
+                <w:rFonts w:eastAsia="黑体"/>
+              </w:rPr>
               <w:t xml:space="preserve">—</w:t>
             </w:r>
           </w:p>
@@ -1708,6 +1876,9 @@
               </m:sSub>
             </m:oMath>
             <w:r>
+              <w:rPr>
+                <w:rFonts w:eastAsia="黑体"/>
+              </w:rPr>
               <w:t xml:space="preserve">​</w:t>
             </w:r>
           </w:p>
@@ -1720,7 +1891,7 @@
             </w:pPr>
             <w:r>
               <w:rPr>
-                <w:rFonts w:hint="eastAsia"/>
+                <w:rFonts w:hint="eastAsia" w:eastAsia="黑体"/>
               </w:rPr>
               <w:t xml:space="preserve">共模增益</w:t>
             </w:r>
@@ -1733,6 +1904,9 @@
               <w:pStyle w:val="Compact"/>
             </w:pPr>
             <w:r>
+              <w:rPr>
+                <w:rFonts w:eastAsia="黑体"/>
+              </w:rPr>
               <w:t xml:space="preserve">—</w:t>
             </w:r>
           </w:p>
@@ -1760,6 +1934,9 @@
               </m:r>
             </m:oMath>
             <w:r>
+              <w:rPr>
+                <w:rFonts w:eastAsia="黑体"/>
+              </w:rPr>
               <w:t xml:space="preserve">​</w:t>
             </w:r>
           </w:p>
@@ -1772,7 +1949,7 @@
             </w:pPr>
             <w:r>
               <w:rPr>
-                <w:rFonts w:hint="eastAsia"/>
+                <w:rFonts w:hint="eastAsia" w:eastAsia="黑体"/>
               </w:rPr>
               <w:t xml:space="preserve">共模抑制比</w:t>
             </w:r>
@@ -1785,6 +1962,9 @@
               <w:pStyle w:val="Compact"/>
             </w:pPr>
             <w:r>
+              <w:rPr>
+                <w:rFonts w:eastAsia="黑体"/>
+              </w:rPr>
               <w:t xml:space="preserve">dB</w:t>
             </w:r>
           </w:p>
@@ -1799,7 +1979,7 @@
       </w:pPr>
       <w:r>
         <w:rPr>
-          <w:rFonts w:hint="eastAsia"/>
+          <w:rFonts w:hint="eastAsia" w:eastAsia="黑体"/>
         </w:rPr>
         <w:t xml:space="preserve">元件调整影响</w:t>
       </w:r>
@@ -1827,11 +2007,14 @@
         </m:sSub>
       </m:oMath>
       <w:r>
+        <w:rPr>
+          <w:rFonts w:eastAsia="黑体"/>
+        </w:rPr>
         <w:t xml:space="preserve"> </w:t>
       </w:r>
       <w:r>
         <w:rPr>
-          <w:rFonts w:hint="eastAsia"/>
+          <w:rFonts w:hint="eastAsia" w:eastAsia="黑体"/>
         </w:rPr>
         <w:t xml:space="preserve">增大（</w:t>
       </w:r>
@@ -1850,20 +2033,26 @@
         </m:sSub>
       </m:oMath>
       <w:r>
+        <w:rPr>
+          <w:rFonts w:eastAsia="黑体"/>
+        </w:rPr>
         <w:t xml:space="preserve"> </w:t>
       </w:r>
       <w:r>
         <w:rPr>
-          <w:rFonts w:hint="eastAsia"/>
+          <w:rFonts w:hint="eastAsia" w:eastAsia="黑体"/>
         </w:rPr>
         <w:t xml:space="preserve">固定）→</w:t>
       </w:r>
       <w:r>
+        <w:rPr>
+          <w:rFonts w:eastAsia="黑体"/>
+        </w:rPr>
         <w:t xml:space="preserve"> </w:t>
       </w:r>
       <w:r>
         <w:rPr>
-          <w:rFonts w:hint="eastAsia"/>
+          <w:rFonts w:hint="eastAsia" w:eastAsia="黑体"/>
         </w:rPr>
         <w:t xml:space="preserve">差模增益增大。</w:t>
       </w:r>
@@ -1878,14 +2067,20 @@
       </w:pPr>
       <w:r>
         <w:rPr>
-          <w:rFonts w:hint="eastAsia"/>
+          <w:rFonts w:hint="eastAsia" w:eastAsia="黑体"/>
         </w:rPr>
         <w:t xml:space="preserve">四电阻精度匹配越好</w:t>
       </w:r>
       <w:r>
+        <w:rPr>
+          <w:rFonts w:eastAsia="黑体"/>
+        </w:rPr>
         <w:t xml:space="preserve"> →</w:t>
       </w:r>
       <w:r>
+        <w:rPr>
+          <w:rFonts w:eastAsia="黑体"/>
+        </w:rPr>
         <w:t xml:space="preserve"> </w:t>
       </w:r>
       <m:oMath>
@@ -1906,20 +2101,26 @@
         </m:sSub>
       </m:oMath>
       <w:r>
+        <w:rPr>
+          <w:rFonts w:eastAsia="黑体"/>
+        </w:rPr>
         <w:t xml:space="preserve"> </w:t>
       </w:r>
       <w:r>
         <w:rPr>
-          <w:rFonts w:hint="eastAsia"/>
+          <w:rFonts w:hint="eastAsia" w:eastAsia="黑体"/>
         </w:rPr>
         <w:t xml:space="preserve">越低、CMRR</w:t>
       </w:r>
       <w:r>
+        <w:rPr>
+          <w:rFonts w:eastAsia="黑体"/>
+        </w:rPr>
         <w:t xml:space="preserve"> </w:t>
       </w:r>
       <w:r>
         <w:rPr>
-          <w:rFonts w:hint="eastAsia"/>
+          <w:rFonts w:hint="eastAsia" w:eastAsia="黑体"/>
         </w:rPr>
         <w:t xml:space="preserve">越高。</w:t>
       </w:r>
@@ -1934,16 +2135,19 @@
       </w:pPr>
       <w:r>
         <w:rPr>
-          <w:rFonts w:hint="eastAsia"/>
+          <w:rFonts w:hint="eastAsia" w:eastAsia="黑体"/>
         </w:rPr>
         <w:t xml:space="preserve">电阻比例误差增大</w:t>
       </w:r>
       <w:r>
+        <w:rPr>
+          <w:rFonts w:eastAsia="黑体"/>
+        </w:rPr>
         <w:t xml:space="preserve"> → </w:t>
       </w:r>
       <w:r>
         <w:rPr>
-          <w:rFonts w:hint="eastAsia"/>
+          <w:rFonts w:hint="eastAsia" w:eastAsia="黑体"/>
         </w:rPr>
         <w:t xml:space="preserve">共模抑制变差。</w:t>
       </w:r>
@@ -1958,11 +2162,14 @@
       </w:pPr>
       <w:r>
         <w:rPr>
-          <w:rFonts w:hint="eastAsia"/>
+          <w:rFonts w:hint="eastAsia" w:eastAsia="黑体"/>
         </w:rPr>
         <w:t xml:space="preserve">输入电阻由</w:t>
       </w:r>
       <w:r>
+        <w:rPr>
+          <w:rFonts w:eastAsia="黑体"/>
+        </w:rPr>
         <w:t xml:space="preserve"> </w:t>
       </w:r>
       <m:oMath>
@@ -1981,11 +2188,14 @@
       </m:oMath>
       <w:r>
         <w:rPr>
-          <w:rFonts w:hint="eastAsia"/>
+          <w:rFonts w:hint="eastAsia" w:eastAsia="黑体"/>
         </w:rPr>
         <w:t xml:space="preserve">（及</w:t>
       </w:r>
       <w:r>
+        <w:rPr>
+          <w:rFonts w:eastAsia="黑体"/>
+        </w:rPr>
         <w:t xml:space="preserve"> </w:t>
       </w:r>
       <m:oMath>
@@ -2004,7 +2214,7 @@
       </m:oMath>
       <w:r>
         <w:rPr>
-          <w:rFonts w:hint="eastAsia"/>
+          <w:rFonts w:hint="eastAsia" w:eastAsia="黑体"/>
         </w:rPr>
         <w:t xml:space="preserve">）决定，增大可减小对信号源加载。</w:t>
       </w:r>
@@ -2017,7 +2227,7 @@
       </w:pPr>
       <w:r>
         <w:rPr>
-          <w:rFonts w:hint="eastAsia"/>
+          <w:rFonts w:hint="eastAsia" w:eastAsia="黑体"/>
         </w:rPr>
         <w:t xml:space="preserve">典型参数示例</w:t>
       </w:r>
@@ -2064,6 +2274,9 @@
         </m:r>
       </m:oMath>
       <w:r>
+        <w:rPr>
+          <w:rFonts w:eastAsia="黑体"/>
+        </w:rPr>
         <w:t xml:space="preserve">、</w:t>
       </w:r>
       <m:oMath>
@@ -2101,7 +2314,7 @@
       </m:oMath>
       <w:r>
         <w:rPr>
-          <w:rFonts w:hint="eastAsia"/>
+          <w:rFonts w:hint="eastAsia" w:eastAsia="黑体"/>
         </w:rPr>
         <w:t xml:space="preserve">：</w:t>
       </w:r>
@@ -2150,6 +2363,9 @@
         </m:r>
       </m:oMath>
       <w:r>
+        <w:rPr>
+          <w:rFonts w:eastAsia="黑体"/>
+        </w:rPr>
         <w:t xml:space="preserve">。</w:t>
       </w:r>
     </w:p>
@@ -2163,11 +2379,14 @@
       </w:pPr>
       <w:r>
         <w:rPr>
-          <w:rFonts w:hint="eastAsia"/>
+          <w:rFonts w:hint="eastAsia" w:eastAsia="黑体"/>
         </w:rPr>
         <w:t xml:space="preserve">若电阻匹配误差</w:t>
       </w:r>
       <w:r>
+        <w:rPr>
+          <w:rFonts w:eastAsia="黑体"/>
+        </w:rPr>
         <w:t xml:space="preserve"> </w:t>
       </w:r>
       <m:oMath>
@@ -2216,7 +2435,7 @@
       </m:oMath>
       <w:r>
         <w:rPr>
-          <w:rFonts w:hint="eastAsia"/>
+          <w:rFonts w:hint="eastAsia" w:eastAsia="黑体"/>
         </w:rPr>
         <w:t xml:space="preserve">：</w:t>
       </w:r>
@@ -2248,7 +2467,7 @@
       </m:oMath>
       <w:r>
         <w:rPr>
-          <w:rFonts w:hint="eastAsia"/>
+          <w:rFonts w:hint="eastAsia" w:eastAsia="黑体"/>
         </w:rPr>
         <w:t xml:space="preserve">，</w:t>
       </w:r>
@@ -2316,6 +2535,9 @@
         </m:r>
       </m:oMath>
       <w:r>
+        <w:rPr>
+          <w:rFonts w:eastAsia="黑体"/>
+        </w:rPr>
         <w:t xml:space="preserve">。</w:t>
       </w:r>
     </w:p>
@@ -2327,7 +2549,7 @@
       </w:pPr>
       <w:r>
         <w:rPr>
-          <w:rFonts w:hint="eastAsia"/>
+          <w:rFonts w:hint="eastAsia" w:eastAsia="黑体"/>
         </w:rPr>
         <w:t xml:space="preserve">常见器件型号</w:t>
       </w:r>
@@ -2342,7 +2564,7 @@
       </w:pPr>
       <w:r>
         <w:rPr>
-          <w:rFonts w:hint="eastAsia"/>
+          <w:rFonts w:hint="eastAsia" w:eastAsia="黑体"/>
         </w:rPr>
         <w:t xml:space="preserve">精密运放：OP07、OPA2277、AD620（含内部增益）。</w:t>
       </w:r>
@@ -2357,16 +2579,19 @@
       </w:pPr>
       <w:r>
         <w:rPr>
-          <w:rFonts w:hint="eastAsia"/>
+          <w:rFonts w:hint="eastAsia" w:eastAsia="黑体"/>
         </w:rPr>
         <w:t xml:space="preserve">精密电阻网络：LT5400、MAT01</w:t>
       </w:r>
       <w:r>
+        <w:rPr>
+          <w:rFonts w:eastAsia="黑体"/>
+        </w:rPr>
         <w:t xml:space="preserve"> </w:t>
       </w:r>
       <w:r>
         <w:rPr>
-          <w:rFonts w:hint="eastAsia"/>
+          <w:rFonts w:hint="eastAsia" w:eastAsia="黑体"/>
         </w:rPr>
         <w:t xml:space="preserve">系列。</w:t>
       </w:r>
@@ -2381,7 +2606,7 @@
       </w:pPr>
       <w:r>
         <w:rPr>
-          <w:rFonts w:hint="eastAsia"/>
+          <w:rFonts w:hint="eastAsia" w:eastAsia="黑体"/>
         </w:rPr>
         <w:t xml:space="preserve">通用运放：LM358、OPA237。</w:t>
       </w:r>
@@ -2394,7 +2619,7 @@
       </w:pPr>
       <w:r>
         <w:rPr>
-          <w:rFonts w:hint="eastAsia"/>
+          <w:rFonts w:hint="eastAsia" w:eastAsia="黑体"/>
         </w:rPr>
         <w:t xml:space="preserve">注意事项</w:t>
       </w:r>
@@ -2409,16 +2634,19 @@
       </w:pPr>
       <w:r>
         <w:rPr>
-          <w:rFonts w:hint="eastAsia"/>
+          <w:rFonts w:hint="eastAsia" w:eastAsia="黑体"/>
         </w:rPr>
         <w:t xml:space="preserve">高</w:t>
       </w:r>
       <w:r>
+        <w:rPr>
+          <w:rFonts w:eastAsia="黑体"/>
+        </w:rPr>
         <w:t xml:space="preserve"> CMRR </w:t>
       </w:r>
       <w:r>
         <w:rPr>
-          <w:rFonts w:hint="eastAsia"/>
+          <w:rFonts w:hint="eastAsia" w:eastAsia="黑体"/>
         </w:rPr>
         <w:t xml:space="preserve">依赖四个电阻严格匹配，建议用集成电阻网络或高精度电阻。</w:t>
       </w:r>
@@ -2433,7 +2661,7 @@
       </w:pPr>
       <w:r>
         <w:rPr>
-          <w:rFonts w:hint="eastAsia"/>
+          <w:rFonts w:hint="eastAsia" w:eastAsia="黑体"/>
         </w:rPr>
         <w:t xml:space="preserve">输入共模范围需与运放允许范围匹配，防止超出轨输入。</w:t>
       </w:r>
@@ -2448,7 +2676,7 @@
       </w:pPr>
       <w:r>
         <w:rPr>
-          <w:rFonts w:hint="eastAsia"/>
+          <w:rFonts w:hint="eastAsia" w:eastAsia="黑体"/>
         </w:rPr>
         <w:t xml:space="preserve">输入阻抗受电阻值限制，高阻信号源宜用仪表放大器。</w:t>
       </w:r>
@@ -2463,7 +2691,7 @@
       </w:pPr>
       <w:r>
         <w:rPr>
-          <w:rFonts w:hint="eastAsia"/>
+          <w:rFonts w:hint="eastAsia" w:eastAsia="黑体"/>
         </w:rPr>
         <w:t xml:space="preserve">布线要对称，减少寄生差异对共模抑制的影响。</w:t>
       </w:r>
@@ -2476,7 +2704,7 @@
       </w:pPr>
       <w:r>
         <w:rPr>
-          <w:rFonts w:hint="eastAsia"/>
+          <w:rFonts w:hint="eastAsia" w:eastAsia="黑体"/>
         </w:rPr>
         <w:t xml:space="preserve">参考资料</w:t>
       </w:r>
@@ -2490,6 +2718,9 @@
         </w:numPr>
       </w:pPr>
       <w:r>
+        <w:rPr>
+          <w:rFonts w:eastAsia="黑体"/>
+        </w:rPr>
         <w:t xml:space="preserve">Wikipedia: Differential amplifier。</w:t>
       </w:r>
     </w:p>
@@ -2503,7 +2734,7 @@
       </w:pPr>
       <w:r>
         <w:rPr>
-          <w:rFonts w:hint="eastAsia"/>
+          <w:rFonts w:hint="eastAsia" w:eastAsia="黑体"/>
         </w:rPr>
         <w:t xml:space="preserve">《模拟电子技术基础》（童诗白、华成英）。</w:t>
       </w:r>
@@ -2517,20 +2748,26 @@
         </w:numPr>
       </w:pPr>
       <w:r>
+        <w:rPr>
+          <w:rFonts w:eastAsia="黑体"/>
+        </w:rPr>
         <w:t xml:space="preserve">TI </w:t>
       </w:r>
       <w:r>
         <w:rPr>
-          <w:rFonts w:hint="eastAsia"/>
+          <w:rFonts w:hint="eastAsia" w:eastAsia="黑体"/>
         </w:rPr>
         <w:t xml:space="preserve">应用笔记</w:t>
       </w:r>
       <w:r>
+        <w:rPr>
+          <w:rFonts w:eastAsia="黑体"/>
+        </w:rPr>
         <w:t xml:space="preserve"> </w:t>
       </w:r>
       <w:r>
         <w:rPr>
-          <w:rFonts w:hint="eastAsia"/>
+          <w:rFonts w:hint="eastAsia" w:eastAsia="黑体"/>
         </w:rPr>
         <w:t xml:space="preserve">SLOA072（差动放大器）。</w:t>
       </w:r>
@@ -2544,11 +2781,11 @@
       </w:pPr>
       <w:r>
         <w:rPr>
-          <w:rFonts w:ascii="Times New Roman" w:hAnsi="Times New Roman"/>
+          <w:rFonts w:ascii="Times New Roman" w:hAnsi="Times New Roman" w:eastAsia="黑体"/>
           <w:color w:val="555555"/>
           <w:sz w:val="21"/>
         </w:rPr>
-        <w:t>材料收集者：杜文杰</w:t>
+        <w:t>材料收集者：杜文杰，WX手机：19519196569，QQ:3478827729</w:t>
       </w:r>
     </w:p>
     <w:sectPr>
@@ -2568,7 +2805,7 @@
 </file>
 
 <file path=word/footer1.xml><?xml version="1.0" encoding="utf-8"?>
-<w:ftr xmlns:m="http://schemas.openxmlformats.org/officeDocument/2006/math" xmlns:mc="http://schemas.openxmlformats.org/markup-compatibility/2006" xmlns:mo="http://schemas.microsoft.com/office/mac/office/2008/main" xmlns:mv="urn:schemas-microsoft-com:mac:vml" xmlns:o="urn:schemas-microsoft-com:office:office" xmlns:r="http://schemas.openxmlformats.org/officeDocument/2006/relationships" xmlns:v="urn:schemas-microsoft-com:vml" xmlns:w10="urn:schemas-microsoft-com:office:word" xmlns:w14="http://schemas.microsoft.com/office/word/2010/wordml" xmlns:w="http://schemas.openxmlformats.org/wordprocessingml/2006/main" xmlns:wne="http://schemas.microsoft.com/office/word/2006/wordml" xmlns:wp14="http://schemas.microsoft.com/office/word/2010/wordprocessingDrawing" xmlns:wp="http://schemas.openxmlformats.org/drawingml/2006/wordprocessingDrawing" xmlns:wpc="http://schemas.microsoft.com/office/word/2010/wordprocessingCanvas" xmlns:wpg="http://schemas.microsoft.com/office/word/2010/wordprocessingGroup" xmlns:wpi="http://schemas.microsoft.com/office/word/2010/wordprocessingInk" xmlns:wps="http://schemas.microsoft.com/office/word/2010/wordprocessingShape" mc:Ignorable="w14 wp14">
+<w:ftr xmlns:mc="http://schemas.openxmlformats.org/markup-compatibility/2006" xmlns:w="http://schemas.openxmlformats.org/wordprocessingml/2006/main" xmlns:m="http://schemas.openxmlformats.org/officeDocument/2006/math" xmlns:mo="http://schemas.microsoft.com/office/mac/office/2008/main" xmlns:mv="urn:schemas-microsoft-com:mac:vml" xmlns:o="urn:schemas-microsoft-com:office:office" xmlns:r="http://schemas.openxmlformats.org/officeDocument/2006/relationships" xmlns:v="urn:schemas-microsoft-com:vml" xmlns:w10="urn:schemas-microsoft-com:office:word" xmlns:w14="http://schemas.microsoft.com/office/word/2010/wordml" xmlns:wne="http://schemas.microsoft.com/office/word/2006/wordml" xmlns:wp14="http://schemas.microsoft.com/office/word/2010/wordprocessingDrawing" xmlns:wp="http://schemas.openxmlformats.org/drawingml/2006/wordprocessingDrawing" xmlns:wpc="http://schemas.microsoft.com/office/word/2010/wordprocessingCanvas" xmlns:wpg="http://schemas.microsoft.com/office/word/2010/wordprocessingGroup" xmlns:wpi="http://schemas.microsoft.com/office/word/2010/wordprocessingInk" xmlns:wps="http://schemas.microsoft.com/office/word/2010/wordprocessingShape" mc:Ignorable="w14 wp14">
   <w:p>
     <w:pPr>
       <w:pStyle w:val="Footer"/>
@@ -2576,12 +2813,14 @@
     </w:pPr>
     <w:r>
       <w:rPr>
+        <w:rFonts w:eastAsia="黑体"/>
         <w:sz w:val="18"/>
       </w:rPr>
       <w:t xml:space="preserve">第 </w:t>
     </w:r>
     <w:r>
       <w:rPr>
+        <w:rFonts w:eastAsia="黑体"/>
         <w:sz w:val="18"/>
       </w:rPr>
       <w:fldChar w:fldCharType="begin"/>
@@ -2590,6 +2829,7 @@
     </w:r>
     <w:r>
       <w:rPr>
+        <w:rFonts w:eastAsia="黑体"/>
         <w:sz w:val="18"/>
       </w:rPr>
       <w:t xml:space="preserve"> 页</w:t>
@@ -2603,6 +2843,9 @@
   <w:footnote w:type="continuationSeparator" w:id="0">
     <w:p>
       <w:r>
+        <w:rPr>
+          <w:rFonts w:eastAsia="黑体"/>
+        </w:rPr>
         <w:continuationSeparator/>
       </w:r>
     </w:p>
@@ -2610,6 +2853,9 @@
   <w:footnote w:type="separator" w:id="-1">
     <w:p>
       <w:r>
+        <w:rPr>
+          <w:rFonts w:eastAsia="黑体"/>
+        </w:rPr>
         <w:separator/>
       </w:r>
     </w:p>
@@ -2618,7 +2864,7 @@
 </file>
 
 <file path=word/header1.xml><?xml version="1.0" encoding="utf-8"?>
-<w:hdr xmlns:m="http://schemas.openxmlformats.org/officeDocument/2006/math" xmlns:mc="http://schemas.openxmlformats.org/markup-compatibility/2006" xmlns:mo="http://schemas.microsoft.com/office/mac/office/2008/main" xmlns:mv="urn:schemas-microsoft-com:mac:vml" xmlns:o="urn:schemas-microsoft-com:office:office" xmlns:r="http://schemas.openxmlformats.org/officeDocument/2006/relationships" xmlns:v="urn:schemas-microsoft-com:vml" xmlns:w10="urn:schemas-microsoft-com:office:word" xmlns:w14="http://schemas.microsoft.com/office/word/2010/wordml" xmlns:w="http://schemas.openxmlformats.org/wordprocessingml/2006/main" xmlns:wne="http://schemas.microsoft.com/office/word/2006/wordml" xmlns:wp14="http://schemas.microsoft.com/office/word/2010/wordprocessingDrawing" xmlns:wp="http://schemas.openxmlformats.org/drawingml/2006/wordprocessingDrawing" xmlns:wpc="http://schemas.microsoft.com/office/word/2010/wordprocessingCanvas" xmlns:wpg="http://schemas.microsoft.com/office/word/2010/wordprocessingGroup" xmlns:wpi="http://schemas.microsoft.com/office/word/2010/wordprocessingInk" xmlns:wps="http://schemas.microsoft.com/office/word/2010/wordprocessingShape" mc:Ignorable="w14 wp14">
+<w:hdr xmlns:mc="http://schemas.openxmlformats.org/markup-compatibility/2006" xmlns:w="http://schemas.openxmlformats.org/wordprocessingml/2006/main" xmlns:m="http://schemas.openxmlformats.org/officeDocument/2006/math" xmlns:mo="http://schemas.microsoft.com/office/mac/office/2008/main" xmlns:mv="urn:schemas-microsoft-com:mac:vml" xmlns:o="urn:schemas-microsoft-com:office:office" xmlns:r="http://schemas.openxmlformats.org/officeDocument/2006/relationships" xmlns:v="urn:schemas-microsoft-com:vml" xmlns:w10="urn:schemas-microsoft-com:office:word" xmlns:w14="http://schemas.microsoft.com/office/word/2010/wordml" xmlns:wne="http://schemas.microsoft.com/office/word/2006/wordml" xmlns:wp14="http://schemas.microsoft.com/office/word/2010/wordprocessingDrawing" xmlns:wp="http://schemas.openxmlformats.org/drawingml/2006/wordprocessingDrawing" xmlns:wpc="http://schemas.microsoft.com/office/word/2010/wordprocessingCanvas" xmlns:wpg="http://schemas.microsoft.com/office/word/2010/wordprocessingGroup" xmlns:wpi="http://schemas.microsoft.com/office/word/2010/wordprocessingInk" xmlns:wps="http://schemas.microsoft.com/office/word/2010/wordprocessingShape" mc:Ignorable="w14 wp14">
   <w:p>
     <w:pPr>
       <w:pStyle w:val="Header"/>
@@ -2626,7 +2872,7 @@
     </w:pPr>
     <w:r>
       <w:rPr>
-        <w:rFonts w:ascii="Times New Roman" w:hAnsi="Times New Roman"/>
+        <w:rFonts w:ascii="Times New Roman" w:hAnsi="Times New Roman" w:eastAsia="黑体"/>
         <w:sz w:val="18"/>
         <w:rFonts w:eastAsia="黑体"/>
         <w:rFonts w:eastAsia="黑体"/>
@@ -2638,7 +2884,7 @@
 </file>
 
 <file path=word/numbering.xml><?xml version="1.0" encoding="utf-8"?>
-<w:numbering xmlns:m="http://schemas.openxmlformats.org/officeDocument/2006/math" xmlns:mc="http://schemas.openxmlformats.org/markup-compatibility/2006" xmlns:mo="http://schemas.microsoft.com/office/mac/office/2008/main" xmlns:mv="urn:schemas-microsoft-com:mac:vml" xmlns:o="urn:schemas-microsoft-com:office:office" xmlns:r="http://schemas.openxmlformats.org/officeDocument/2006/relationships" xmlns:v="urn:schemas-microsoft-com:vml" xmlns:w="http://schemas.openxmlformats.org/wordprocessingml/2006/main" xmlns:w10="urn:schemas-microsoft-com:office:word" xmlns:w14="http://schemas.microsoft.com/office/word/2010/wordml" xmlns:wne="http://schemas.microsoft.com/office/word/2006/wordml" xmlns:wp="http://schemas.openxmlformats.org/drawingml/2006/wordprocessingDrawing" xmlns:wp14="http://schemas.microsoft.com/office/word/2010/wordprocessingDrawing" xmlns:wpc="http://schemas.microsoft.com/office/word/2010/wordprocessingCanvas" xmlns:wpg="http://schemas.microsoft.com/office/word/2010/wordprocessingGroup" xmlns:wpi="http://schemas.microsoft.com/office/word/2010/wordprocessingInk" xmlns:wps="http://schemas.microsoft.com/office/word/2010/wordprocessingShape" mc:Ignorable="w14 wp14">
+<w:numbering xmlns:mc="http://schemas.openxmlformats.org/markup-compatibility/2006" xmlns:w="http://schemas.openxmlformats.org/wordprocessingml/2006/main" xmlns:m="http://schemas.openxmlformats.org/officeDocument/2006/math" xmlns:mo="http://schemas.microsoft.com/office/mac/office/2008/main" xmlns:mv="urn:schemas-microsoft-com:mac:vml" xmlns:o="urn:schemas-microsoft-com:office:office" xmlns:r="http://schemas.openxmlformats.org/officeDocument/2006/relationships" xmlns:v="urn:schemas-microsoft-com:vml" xmlns:w10="urn:schemas-microsoft-com:office:word" xmlns:w14="http://schemas.microsoft.com/office/word/2010/wordml" xmlns:wne="http://schemas.microsoft.com/office/word/2006/wordml" xmlns:wp="http://schemas.openxmlformats.org/drawingml/2006/wordprocessingDrawing" xmlns:wp14="http://schemas.microsoft.com/office/word/2010/wordprocessingDrawing" xmlns:wpc="http://schemas.microsoft.com/office/word/2010/wordprocessingCanvas" xmlns:wpg="http://schemas.microsoft.com/office/word/2010/wordprocessingGroup" xmlns:wpi="http://schemas.microsoft.com/office/word/2010/wordprocessingInk" xmlns:wps="http://schemas.microsoft.com/office/word/2010/wordprocessingShape" mc:Ignorable="w14 wp14">
   <w:abstractNum w:abstractNumId="0">
     <w:nsid w:val="FFFFFF7C"/>
     <w:multiLevelType w:val="singleLevel"/>
@@ -2725,7 +2971,7 @@
         <w:ind w:hanging="360" w:left="1440"/>
       </w:pPr>
       <w:rPr>
-        <w:rFonts w:ascii="Symbol" w:hAnsi="Symbol" w:hint="default"/>
+        <w:rFonts w:ascii="Symbol" w:hAnsi="Symbol" w:hint="default" w:eastAsia="黑体"/>
       </w:rPr>
     </w:lvl>
   </w:abstractNum>
@@ -2746,7 +2992,7 @@
         <w:ind w:hanging="360" w:left="1080"/>
       </w:pPr>
       <w:rPr>
-        <w:rFonts w:ascii="Symbol" w:hAnsi="Symbol" w:hint="default"/>
+        <w:rFonts w:ascii="Symbol" w:hAnsi="Symbol" w:hint="default" w:eastAsia="黑体"/>
       </w:rPr>
     </w:lvl>
   </w:abstractNum>
@@ -2767,7 +3013,7 @@
         <w:ind w:hanging="360" w:left="720"/>
       </w:pPr>
       <w:rPr>
-        <w:rFonts w:ascii="Symbol" w:hAnsi="Symbol" w:hint="default"/>
+        <w:rFonts w:ascii="Symbol" w:hAnsi="Symbol" w:hint="default" w:eastAsia="黑体"/>
       </w:rPr>
     </w:lvl>
   </w:abstractNum>
@@ -2806,7 +3052,7 @@
         <w:ind w:hanging="360" w:left="360"/>
       </w:pPr>
       <w:rPr>
-        <w:rFonts w:ascii="Symbol" w:hAnsi="Symbol" w:hint="default"/>
+        <w:rFonts w:ascii="Symbol" w:hAnsi="Symbol" w:hint="default" w:eastAsia="黑体"/>
       </w:rPr>
     </w:lvl>
   </w:abstractNum>
@@ -2897,7 +3143,7 @@
         <w:ind w:left="720" w:hanging="360"/>
       </w:pPr>
       <w:rPr>
-        <w:rFonts w:ascii="Symbol" w:hAnsi="Symbol" w:cs="Symbol" w:hint="default"/>
+        <w:rFonts w:ascii="Symbol" w:hAnsi="Symbol" w:cs="Symbol" w:hint="default" w:eastAsia="黑体"/>
       </w:rPr>
     </w:lvl>
     <w:lvl w:ilvl="1">
@@ -2908,7 +3154,7 @@
         <w:ind w:left="1440" w:hanging="360"/>
       </w:pPr>
       <w:rPr>
-        <w:rFonts w:ascii="Courier New" w:hAnsi="Courier New" w:cs="Courier New" w:hint="default"/>
+        <w:rFonts w:ascii="Courier New" w:hAnsi="Courier New" w:cs="Courier New" w:hint="default" w:eastAsia="黑体"/>
       </w:rPr>
     </w:lvl>
     <w:lvl w:ilvl="2">
@@ -2919,7 +3165,7 @@
         <w:ind w:left="2160" w:hanging="360"/>
       </w:pPr>
       <w:rPr>
-        <w:rFonts w:ascii="Wingdings" w:hAnsi="Wingdings" w:cs="Wingdings" w:hint="default"/>
+        <w:rFonts w:ascii="Wingdings" w:hAnsi="Wingdings" w:cs="Wingdings" w:hint="default" w:eastAsia="黑体"/>
       </w:rPr>
     </w:lvl>
     <w:lvl w:ilvl="3">
@@ -2930,7 +3176,7 @@
         <w:ind w:left="2880" w:hanging="360"/>
       </w:pPr>
       <w:rPr>
-        <w:rFonts w:ascii="Symbol" w:hAnsi="Symbol" w:cs="Symbol" w:hint="default"/>
+        <w:rFonts w:ascii="Symbol" w:hAnsi="Symbol" w:cs="Symbol" w:hint="default" w:eastAsia="黑体"/>
       </w:rPr>
     </w:lvl>
     <w:lvl w:ilvl="4">
@@ -2941,7 +3187,7 @@
         <w:ind w:left="3600" w:hanging="360"/>
       </w:pPr>
       <w:rPr>
-        <w:rFonts w:ascii="Courier New" w:hAnsi="Courier New" w:cs="Courier New" w:hint="default"/>
+        <w:rFonts w:ascii="Courier New" w:hAnsi="Courier New" w:cs="Courier New" w:hint="default" w:eastAsia="黑体"/>
       </w:rPr>
     </w:lvl>
     <w:lvl w:ilvl="5">
@@ -2952,7 +3198,7 @@
         <w:ind w:left="4320" w:hanging="360"/>
       </w:pPr>
       <w:rPr>
-        <w:rFonts w:ascii="Wingdings" w:hAnsi="Wingdings" w:cs="Wingdings" w:hint="default"/>
+        <w:rFonts w:ascii="Wingdings" w:hAnsi="Wingdings" w:cs="Wingdings" w:hint="default" w:eastAsia="黑体"/>
       </w:rPr>
     </w:lvl>
     <w:lvl w:ilvl="6">
@@ -2963,7 +3209,7 @@
         <w:ind w:left="5040" w:hanging="360"/>
       </w:pPr>
       <w:rPr>
-        <w:rFonts w:ascii="Symbol" w:hAnsi="Symbol" w:cs="Symbol" w:hint="default"/>
+        <w:rFonts w:ascii="Symbol" w:hAnsi="Symbol" w:cs="Symbol" w:hint="default" w:eastAsia="黑体"/>
       </w:rPr>
     </w:lvl>
     <w:lvl w:ilvl="7">
@@ -2974,7 +3220,7 @@
         <w:ind w:left="5760" w:hanging="360"/>
       </w:pPr>
       <w:rPr>
-        <w:rFonts w:ascii="Courier New" w:hAnsi="Courier New" w:cs="Courier New" w:hint="default"/>
+        <w:rFonts w:ascii="Courier New" w:hAnsi="Courier New" w:cs="Courier New" w:hint="default" w:eastAsia="黑体"/>
       </w:rPr>
     </w:lvl>
     <w:lvl w:ilvl="8">
@@ -2985,7 +3231,7 @@
         <w:ind w:left="6480" w:hanging="360"/>
       </w:pPr>
       <w:rPr>
-        <w:rFonts w:ascii="Wingdings" w:hAnsi="Wingdings" w:cs="Wingdings" w:hint="default"/>
+        <w:rFonts w:ascii="Wingdings" w:hAnsi="Wingdings" w:cs="Wingdings" w:hint="default" w:eastAsia="黑体"/>
       </w:rPr>
     </w:lvl>
   </w:abstractNum>
@@ -3041,11 +3287,11 @@
 </file>
 
 <file path=word/styles.xml><?xml version="1.0" encoding="utf-8"?>
-<w:styles xmlns:mc="http://schemas.openxmlformats.org/markup-compatibility/2006" xmlns:r="http://schemas.openxmlformats.org/officeDocument/2006/relationships" xmlns:w="http://schemas.openxmlformats.org/wordprocessingml/2006/main" xmlns:w14="http://schemas.microsoft.com/office/word/2010/wordml" mc:Ignorable="w14">
+<w:styles xmlns:mc="http://schemas.openxmlformats.org/markup-compatibility/2006" xmlns:w="http://schemas.openxmlformats.org/wordprocessingml/2006/main" xmlns:r="http://schemas.openxmlformats.org/officeDocument/2006/relationships" xmlns:w14="http://schemas.microsoft.com/office/word/2010/wordml" mc:Ignorable="w14">
   <w:docDefaults>
     <w:rPrDefault>
       <w:rPr>
-        <w:rFonts w:asciiTheme="minorHAnsi" w:cstheme="minorBidi" w:eastAsiaTheme="minorEastAsia" w:hAnsiTheme="minorHAnsi"/>
+        <w:rFonts w:asciiTheme="minorHAnsi" w:cstheme="minorBidi" w:hAnsiTheme="minorHAnsi" w:eastAsia="黑体"/>
         <w:sz w:val="22"/>
         <w:szCs w:val="22"/>
         <w:lang w:bidi="ar-SA" w:eastAsia="en-US" w:val="en-US"/>
@@ -3267,7 +3513,7 @@
       <w:outlineLvl w:val="0"/>
     </w:pPr>
     <w:rPr>
-      <w:rFonts w:ascii="Times New Roman" w:asciiTheme="majorHAnsi" w:cstheme="majorBidi" w:eastAsia="黑体" w:eastAsiaTheme="majorEastAsia" w:hAnsi="Times New Roman" w:hAnsiTheme="majorHAnsi"/>
+      <w:rFonts w:ascii="Times New Roman" w:asciiTheme="majorHAnsi" w:cstheme="majorBidi" w:eastAsia="黑体" w:hAnsi="Times New Roman" w:hAnsiTheme="majorHAnsi"/>
       <w:b/>
       <w:bCs/>
       <w:color w:val="1F3864"/>
@@ -3291,7 +3537,7 @@
       <w:outlineLvl w:val="1"/>
     </w:pPr>
     <w:rPr>
-      <w:rFonts w:ascii="Times New Roman" w:asciiTheme="majorHAnsi" w:cstheme="majorBidi" w:eastAsia="黑体" w:eastAsiaTheme="majorEastAsia" w:hAnsi="Times New Roman" w:hAnsiTheme="majorHAnsi"/>
+      <w:rFonts w:ascii="Times New Roman" w:asciiTheme="majorHAnsi" w:cstheme="majorBidi" w:eastAsia="黑体" w:hAnsi="Times New Roman" w:hAnsiTheme="majorHAnsi"/>
       <w:b/>
       <w:bCs/>
       <w:color w:val="2E4E7E"/>
@@ -3315,7 +3561,7 @@
       <w:outlineLvl w:val="2"/>
     </w:pPr>
     <w:rPr>
-      <w:rFonts w:ascii="Times New Roman" w:asciiTheme="majorHAnsi" w:cstheme="majorBidi" w:eastAsia="黑体" w:eastAsiaTheme="majorEastAsia" w:hAnsi="Times New Roman" w:hAnsiTheme="majorHAnsi"/>
+      <w:rFonts w:ascii="Times New Roman" w:asciiTheme="majorHAnsi" w:cstheme="majorBidi" w:eastAsia="黑体" w:hAnsi="Times New Roman" w:hAnsiTheme="majorHAnsi"/>
       <w:b/>
       <w:bCs/>
       <w:color w:val="2E4E7E"/>
@@ -3339,7 +3585,7 @@
       <w:outlineLvl w:val="3"/>
     </w:pPr>
     <w:rPr>
-      <w:rFonts w:ascii="Times New Roman" w:asciiTheme="majorHAnsi" w:cstheme="majorBidi" w:eastAsia="黑体" w:eastAsiaTheme="majorEastAsia" w:hAnsi="Times New Roman" w:hAnsiTheme="majorHAnsi"/>
+      <w:rFonts w:ascii="Times New Roman" w:asciiTheme="majorHAnsi" w:cstheme="majorBidi" w:eastAsia="黑体" w:hAnsi="Times New Roman" w:hAnsiTheme="majorHAnsi"/>
       <w:b/>
       <w:bCs/>
       <w:i/>
@@ -3365,7 +3611,7 @@
       <w:outlineLvl w:val="4"/>
     </w:pPr>
     <w:rPr>
-      <w:rFonts w:ascii="Times New Roman" w:asciiTheme="majorHAnsi" w:cstheme="majorBidi" w:eastAsia="黑体" w:eastAsiaTheme="majorEastAsia" w:hAnsi="Times New Roman" w:hAnsiTheme="majorHAnsi"/>
+      <w:rFonts w:ascii="Times New Roman" w:asciiTheme="majorHAnsi" w:cstheme="majorBidi" w:eastAsia="黑体" w:hAnsi="Times New Roman" w:hAnsiTheme="majorHAnsi"/>
       <w:b/>
       <w:color w:val="333333"/>
       <w:sz w:val="22"/>
@@ -3388,7 +3634,7 @@
       <w:outlineLvl w:val="5"/>
     </w:pPr>
     <w:rPr>
-      <w:rFonts w:asciiTheme="majorHAnsi" w:cstheme="majorBidi" w:eastAsiaTheme="majorEastAsia" w:hAnsiTheme="majorHAnsi"/>
+      <w:rFonts w:asciiTheme="majorHAnsi" w:cstheme="majorBidi" w:hAnsiTheme="majorHAnsi" w:eastAsia="黑体"/>
       <w:i/>
       <w:iCs/>
       <w:color w:themeColor="accent1" w:themeShade="7F" w:val="243F60"/>
@@ -3411,7 +3657,7 @@
       <w:outlineLvl w:val="6"/>
     </w:pPr>
     <w:rPr>
-      <w:rFonts w:asciiTheme="majorHAnsi" w:cstheme="majorBidi" w:eastAsiaTheme="majorEastAsia" w:hAnsiTheme="majorHAnsi"/>
+      <w:rFonts w:asciiTheme="majorHAnsi" w:cstheme="majorBidi" w:hAnsiTheme="majorHAnsi" w:eastAsia="黑体"/>
       <w:i/>
       <w:iCs/>
       <w:color w:themeColor="text1" w:themeTint="BF" w:val="404040"/>
@@ -3434,7 +3680,7 @@
       <w:outlineLvl w:val="7"/>
     </w:pPr>
     <w:rPr>
-      <w:rFonts w:asciiTheme="majorHAnsi" w:cstheme="majorBidi" w:eastAsiaTheme="majorEastAsia" w:hAnsiTheme="majorHAnsi"/>
+      <w:rFonts w:asciiTheme="majorHAnsi" w:cstheme="majorBidi" w:hAnsiTheme="majorHAnsi" w:eastAsia="黑体"/>
       <w:color w:themeColor="accent1" w:val="4F81BD"/>
       <w:sz w:val="20"/>
       <w:szCs w:val="20"/>
@@ -3457,7 +3703,7 @@
       <w:outlineLvl w:val="8"/>
     </w:pPr>
     <w:rPr>
-      <w:rFonts w:asciiTheme="majorHAnsi" w:cstheme="majorBidi" w:eastAsiaTheme="majorEastAsia" w:hAnsiTheme="majorHAnsi"/>
+      <w:rFonts w:asciiTheme="majorHAnsi" w:cstheme="majorBidi" w:hAnsiTheme="majorHAnsi" w:eastAsia="黑体"/>
       <w:i/>
       <w:iCs/>
       <w:color w:themeColor="text1" w:themeTint="BF" w:val="404040"/>
@@ -3508,7 +3754,7 @@
     <w:uiPriority w:val="9"/>
     <w:rsid w:val="00FC693F"/>
     <w:rPr>
-      <w:rFonts w:asciiTheme="majorHAnsi" w:cstheme="majorBidi" w:eastAsiaTheme="majorEastAsia" w:hAnsiTheme="majorHAnsi"/>
+      <w:rFonts w:asciiTheme="majorHAnsi" w:cstheme="majorBidi" w:hAnsiTheme="majorHAnsi" w:eastAsia="黑体"/>
       <w:b/>
       <w:bCs/>
       <w:color w:themeColor="accent1" w:themeShade="BF" w:val="365F91"/>
@@ -3523,7 +3769,7 @@
     <w:uiPriority w:val="9"/>
     <w:rsid w:val="00FC693F"/>
     <w:rPr>
-      <w:rFonts w:asciiTheme="majorHAnsi" w:cstheme="majorBidi" w:eastAsiaTheme="majorEastAsia" w:hAnsiTheme="majorHAnsi"/>
+      <w:rFonts w:asciiTheme="majorHAnsi" w:cstheme="majorBidi" w:hAnsiTheme="majorHAnsi" w:eastAsia="黑体"/>
       <w:b/>
       <w:bCs/>
       <w:color w:themeColor="accent1" w:val="4F81BD"/>
@@ -3538,7 +3784,7 @@
     <w:uiPriority w:val="9"/>
     <w:rsid w:val="00FC693F"/>
     <w:rPr>
-      <w:rFonts w:asciiTheme="majorHAnsi" w:cstheme="majorBidi" w:eastAsiaTheme="majorEastAsia" w:hAnsiTheme="majorHAnsi"/>
+      <w:rFonts w:asciiTheme="majorHAnsi" w:cstheme="majorBidi" w:hAnsiTheme="majorHAnsi" w:eastAsia="黑体"/>
       <w:b/>
       <w:bCs/>
       <w:color w:themeColor="accent1" w:val="4F81BD"/>
@@ -3561,7 +3807,7 @@
       <w:contextualSpacing/>
     </w:pPr>
     <w:rPr>
-      <w:rFonts w:ascii="Times New Roman" w:asciiTheme="majorHAnsi" w:cstheme="majorBidi" w:eastAsia="黑体" w:eastAsiaTheme="majorEastAsia" w:hAnsi="Times New Roman" w:hAnsiTheme="majorHAnsi"/>
+      <w:rFonts w:ascii="Times New Roman" w:asciiTheme="majorHAnsi" w:cstheme="majorBidi" w:eastAsia="黑体" w:hAnsi="Times New Roman" w:hAnsiTheme="majorHAnsi"/>
       <w:b/>
       <w:color w:val="1F3864"/>
       <w:spacing w:val="5"/>
@@ -3577,7 +3823,7 @@
     <w:uiPriority w:val="10"/>
     <w:rsid w:val="00FC693F"/>
     <w:rPr>
-      <w:rFonts w:asciiTheme="majorHAnsi" w:cstheme="majorBidi" w:eastAsiaTheme="majorEastAsia" w:hAnsiTheme="majorHAnsi"/>
+      <w:rFonts w:asciiTheme="majorHAnsi" w:cstheme="majorBidi" w:hAnsiTheme="majorHAnsi" w:eastAsia="黑体"/>
       <w:color w:themeColor="text2" w:themeShade="BF" w:val="17365D"/>
       <w:spacing w:val="5"/>
       <w:kern w:val="28"/>
@@ -3599,7 +3845,7 @@
       </w:numPr>
     </w:pPr>
     <w:rPr>
-      <w:rFonts w:asciiTheme="majorHAnsi" w:cstheme="majorBidi" w:eastAsiaTheme="majorEastAsia" w:hAnsiTheme="majorHAnsi"/>
+      <w:rFonts w:asciiTheme="majorHAnsi" w:cstheme="majorBidi" w:hAnsiTheme="majorHAnsi" w:eastAsia="黑体"/>
       <w:i/>
       <w:iCs/>
       <w:color w:themeColor="accent1" w:val="4F81BD"/>
@@ -3615,7 +3861,7 @@
     <w:uiPriority w:val="11"/>
     <w:rsid w:val="00FC693F"/>
     <w:rPr>
-      <w:rFonts w:asciiTheme="majorHAnsi" w:cstheme="majorBidi" w:eastAsiaTheme="majorEastAsia" w:hAnsiTheme="majorHAnsi"/>
+      <w:rFonts w:asciiTheme="majorHAnsi" w:cstheme="majorBidi" w:hAnsiTheme="majorHAnsi" w:eastAsia="黑体"/>
       <w:i/>
       <w:iCs/>
       <w:color w:themeColor="accent1" w:val="4F81BD"/>
@@ -3682,6 +3928,7 @@
       <w:spacing w:after="120"/>
     </w:pPr>
     <w:rPr>
+      <w:rFonts w:eastAsia="黑体"/>
       <w:sz w:val="16"/>
       <w:szCs w:val="16"/>
     </w:rPr>
@@ -3693,6 +3940,7 @@
     <w:uiPriority w:val="99"/>
     <w:rsid w:val="00AA1D8D"/>
     <w:rPr>
+      <w:rFonts w:eastAsia="黑体"/>
       <w:sz w:val="16"/>
       <w:szCs w:val="16"/>
     </w:rPr>
@@ -3862,7 +4110,7 @@
       </w:tabs>
     </w:pPr>
     <w:rPr>
-      <w:rFonts w:ascii="Courier" w:hAnsi="Courier"/>
+      <w:rFonts w:ascii="Courier" w:hAnsi="Courier" w:eastAsia="黑体"/>
       <w:sz w:val="20"/>
       <w:szCs w:val="20"/>
     </w:rPr>
@@ -3874,7 +4122,7 @@
     <w:uiPriority w:val="99"/>
     <w:rsid w:val="0029639D"/>
     <w:rPr>
-      <w:rFonts w:ascii="Courier" w:hAnsi="Courier"/>
+      <w:rFonts w:ascii="Courier" w:hAnsi="Courier" w:eastAsia="黑体"/>
       <w:sz w:val="20"/>
       <w:szCs w:val="20"/>
     </w:rPr>
@@ -3910,6 +4158,7 @@
     <w:uiPriority w:val="29"/>
     <w:rsid w:val="00FC693F"/>
     <w:rPr>
+      <w:rFonts w:eastAsia="黑体"/>
       <w:i/>
       <w:iCs/>
       <w:color w:themeColor="text1" w:val="000000"/>
@@ -3923,7 +4172,7 @@
     <w:semiHidden/>
     <w:rsid w:val="00FC693F"/>
     <w:rPr>
-      <w:rFonts w:asciiTheme="majorHAnsi" w:cstheme="majorBidi" w:eastAsiaTheme="majorEastAsia" w:hAnsiTheme="majorHAnsi"/>
+      <w:rFonts w:asciiTheme="majorHAnsi" w:cstheme="majorBidi" w:hAnsiTheme="majorHAnsi" w:eastAsia="黑体"/>
       <w:b/>
       <w:bCs/>
       <w:i/>
@@ -3939,7 +4188,7 @@
     <w:semiHidden/>
     <w:rsid w:val="00FC693F"/>
     <w:rPr>
-      <w:rFonts w:asciiTheme="majorHAnsi" w:cstheme="majorBidi" w:eastAsiaTheme="majorEastAsia" w:hAnsiTheme="majorHAnsi"/>
+      <w:rFonts w:asciiTheme="majorHAnsi" w:cstheme="majorBidi" w:hAnsiTheme="majorHAnsi" w:eastAsia="黑体"/>
       <w:color w:themeColor="accent1" w:themeShade="7F" w:val="243F60"/>
     </w:rPr>
   </w:style>
@@ -3951,7 +4200,7 @@
     <w:semiHidden/>
     <w:rsid w:val="00FC693F"/>
     <w:rPr>
-      <w:rFonts w:asciiTheme="majorHAnsi" w:cstheme="majorBidi" w:eastAsiaTheme="majorEastAsia" w:hAnsiTheme="majorHAnsi"/>
+      <w:rFonts w:asciiTheme="majorHAnsi" w:cstheme="majorBidi" w:hAnsiTheme="majorHAnsi" w:eastAsia="黑体"/>
       <w:i/>
       <w:iCs/>
       <w:color w:themeColor="accent1" w:themeShade="7F" w:val="243F60"/>
@@ -3965,7 +4214,7 @@
     <w:semiHidden/>
     <w:rsid w:val="00FC693F"/>
     <w:rPr>
-      <w:rFonts w:asciiTheme="majorHAnsi" w:cstheme="majorBidi" w:eastAsiaTheme="majorEastAsia" w:hAnsiTheme="majorHAnsi"/>
+      <w:rFonts w:asciiTheme="majorHAnsi" w:cstheme="majorBidi" w:hAnsiTheme="majorHAnsi" w:eastAsia="黑体"/>
       <w:i/>
       <w:iCs/>
       <w:color w:themeColor="text1" w:themeTint="BF" w:val="404040"/>
@@ -3979,7 +4228,7 @@
     <w:semiHidden/>
     <w:rsid w:val="00FC693F"/>
     <w:rPr>
-      <w:rFonts w:asciiTheme="majorHAnsi" w:cstheme="majorBidi" w:eastAsiaTheme="majorEastAsia" w:hAnsiTheme="majorHAnsi"/>
+      <w:rFonts w:asciiTheme="majorHAnsi" w:cstheme="majorBidi" w:hAnsiTheme="majorHAnsi" w:eastAsia="黑体"/>
       <w:color w:themeColor="accent1" w:val="4F81BD"/>
       <w:sz w:val="20"/>
       <w:szCs w:val="20"/>
@@ -3993,7 +4242,7 @@
     <w:semiHidden/>
     <w:rsid w:val="00FC693F"/>
     <w:rPr>
-      <w:rFonts w:asciiTheme="majorHAnsi" w:cstheme="majorBidi" w:eastAsiaTheme="majorEastAsia" w:hAnsiTheme="majorHAnsi"/>
+      <w:rFonts w:asciiTheme="majorHAnsi" w:cstheme="majorBidi" w:hAnsiTheme="majorHAnsi" w:eastAsia="黑体"/>
       <w:i/>
       <w:iCs/>
       <w:color w:themeColor="text1" w:themeTint="BF" w:val="404040"/>
@@ -4014,6 +4263,7 @@
       <w:spacing w:line="240" w:lineRule="auto"/>
     </w:pPr>
     <w:rPr>
+      <w:rFonts w:eastAsia="黑体"/>
       <w:b/>
       <w:bCs/>
       <w:color w:themeColor="accent1" w:val="4F81BD"/>
@@ -4028,6 +4278,7 @@
     <w:qFormat/>
     <w:rsid w:val="00FC693F"/>
     <w:rPr>
+      <w:rFonts w:eastAsia="黑体"/>
       <w:b/>
       <w:bCs/>
     </w:rPr>
@@ -4039,6 +4290,7 @@
     <w:qFormat/>
     <w:rsid w:val="00FC693F"/>
     <w:rPr>
+      <w:rFonts w:eastAsia="黑体"/>
       <w:i/>
       <w:iCs/>
     </w:rPr>
@@ -4059,6 +4311,7 @@
       <w:ind w:left="936" w:right="936"/>
     </w:pPr>
     <w:rPr>
+      <w:rFonts w:eastAsia="黑体"/>
       <w:b/>
       <w:bCs/>
       <w:i/>
@@ -4073,6 +4326,7 @@
     <w:uiPriority w:val="30"/>
     <w:rsid w:val="00FC693F"/>
     <w:rPr>
+      <w:rFonts w:eastAsia="黑体"/>
       <w:b/>
       <w:bCs/>
       <w:i/>
@@ -4087,6 +4341,7 @@
     <w:qFormat/>
     <w:rsid w:val="00FC693F"/>
     <w:rPr>
+      <w:rFonts w:eastAsia="黑体"/>
       <w:i/>
       <w:iCs/>
       <w:color w:themeColor="text1" w:themeTint="7F" w:val="808080"/>
@@ -4099,6 +4354,7 @@
     <w:qFormat/>
     <w:rsid w:val="00FC693F"/>
     <w:rPr>
+      <w:rFonts w:eastAsia="黑体"/>
       <w:b/>
       <w:bCs/>
       <w:i/>
@@ -4113,6 +4369,7 @@
     <w:qFormat/>
     <w:rsid w:val="00FC693F"/>
     <w:rPr>
+      <w:rFonts w:eastAsia="黑体"/>
       <w:smallCaps/>
       <w:color w:themeColor="accent2" w:val="C0504D"/>
       <w:u w:val="single"/>
@@ -4125,6 +4382,7 @@
     <w:qFormat/>
     <w:rsid w:val="00FC693F"/>
     <w:rPr>
+      <w:rFonts w:eastAsia="黑体"/>
       <w:b/>
       <w:bCs/>
       <w:smallCaps/>
@@ -4140,6 +4398,7 @@
     <w:qFormat/>
     <w:rsid w:val="00FC693F"/>
     <w:rPr>
+      <w:rFonts w:eastAsia="黑体"/>
       <w:b/>
       <w:bCs/>
       <w:smallCaps/>
@@ -4194,6 +4453,7 @@
       <w:spacing w:after="0" w:line="240" w:lineRule="auto"/>
     </w:pPr>
     <w:rPr>
+      <w:rFonts w:eastAsia="黑体"/>
       <w:color w:themeColor="text1" w:themeShade="BF" w:val="000000"/>
     </w:rPr>
     <w:tblPr>
@@ -4216,6 +4476,7 @@
         <w:spacing w:after="0" w:before="0" w:line="240" w:lineRule="auto"/>
       </w:pPr>
       <w:rPr>
+        <w:rFonts w:eastAsia="黑体"/>
         <w:b/>
         <w:bCs/>
       </w:rPr>
@@ -4236,6 +4497,7 @@
         <w:spacing w:after="0" w:before="0" w:line="240" w:lineRule="auto"/>
       </w:pPr>
       <w:rPr>
+        <w:rFonts w:eastAsia="黑体"/>
         <w:b/>
         <w:bCs/>
       </w:rPr>
@@ -4253,12 +4515,14 @@
     </w:tblStylePr>
     <w:tblStylePr w:type="firstCol">
       <w:rPr>
+        <w:rFonts w:eastAsia="黑体"/>
         <w:b/>
         <w:bCs/>
       </w:rPr>
     </w:tblStylePr>
     <w:tblStylePr w:type="lastCol">
       <w:rPr>
+        <w:rFonts w:eastAsia="黑体"/>
         <w:b/>
         <w:bCs/>
       </w:rPr>
@@ -4297,6 +4561,7 @@
       <w:spacing w:after="0" w:line="240" w:lineRule="auto"/>
     </w:pPr>
     <w:rPr>
+      <w:rFonts w:eastAsia="黑体"/>
       <w:color w:themeColor="accent1" w:themeShade="BF" w:val="365F91"/>
     </w:rPr>
     <w:tblPr>
@@ -4319,6 +4584,7 @@
         <w:spacing w:after="0" w:before="0" w:line="240" w:lineRule="auto"/>
       </w:pPr>
       <w:rPr>
+        <w:rFonts w:eastAsia="黑体"/>
         <w:b/>
         <w:bCs/>
       </w:rPr>
@@ -4339,6 +4605,7 @@
         <w:spacing w:after="0" w:before="0" w:line="240" w:lineRule="auto"/>
       </w:pPr>
       <w:rPr>
+        <w:rFonts w:eastAsia="黑体"/>
         <w:b/>
         <w:bCs/>
       </w:rPr>
@@ -4356,12 +4623,14 @@
     </w:tblStylePr>
     <w:tblStylePr w:type="firstCol">
       <w:rPr>
+        <w:rFonts w:eastAsia="黑体"/>
         <w:b/>
         <w:bCs/>
       </w:rPr>
     </w:tblStylePr>
     <w:tblStylePr w:type="lastCol">
       <w:rPr>
+        <w:rFonts w:eastAsia="黑体"/>
         <w:b/>
         <w:bCs/>
       </w:rPr>
@@ -4400,6 +4669,7 @@
       <w:spacing w:after="0" w:line="240" w:lineRule="auto"/>
     </w:pPr>
     <w:rPr>
+      <w:rFonts w:eastAsia="黑体"/>
       <w:color w:themeColor="accent2" w:themeShade="BF" w:val="943634"/>
     </w:rPr>
     <w:tblPr>
@@ -4422,6 +4692,7 @@
         <w:spacing w:after="0" w:before="0" w:line="240" w:lineRule="auto"/>
       </w:pPr>
       <w:rPr>
+        <w:rFonts w:eastAsia="黑体"/>
         <w:b/>
         <w:bCs/>
       </w:rPr>
@@ -4442,6 +4713,7 @@
         <w:spacing w:after="0" w:before="0" w:line="240" w:lineRule="auto"/>
       </w:pPr>
       <w:rPr>
+        <w:rFonts w:eastAsia="黑体"/>
         <w:b/>
         <w:bCs/>
       </w:rPr>
@@ -4459,12 +4731,14 @@
     </w:tblStylePr>
     <w:tblStylePr w:type="firstCol">
       <w:rPr>
+        <w:rFonts w:eastAsia="黑体"/>
         <w:b/>
         <w:bCs/>
       </w:rPr>
     </w:tblStylePr>
     <w:tblStylePr w:type="lastCol">
       <w:rPr>
+        <w:rFonts w:eastAsia="黑体"/>
         <w:b/>
         <w:bCs/>
       </w:rPr>
@@ -4503,6 +4777,7 @@
       <w:spacing w:after="0" w:line="240" w:lineRule="auto"/>
     </w:pPr>
     <w:rPr>
+      <w:rFonts w:eastAsia="黑体"/>
       <w:color w:themeColor="accent3" w:themeShade="BF" w:val="76923C"/>
     </w:rPr>
     <w:tblPr>
@@ -4525,6 +4800,7 @@
         <w:spacing w:after="0" w:before="0" w:line="240" w:lineRule="auto"/>
       </w:pPr>
       <w:rPr>
+        <w:rFonts w:eastAsia="黑体"/>
         <w:b/>
         <w:bCs/>
       </w:rPr>
@@ -4545,6 +4821,7 @@
         <w:spacing w:after="0" w:before="0" w:line="240" w:lineRule="auto"/>
       </w:pPr>
       <w:rPr>
+        <w:rFonts w:eastAsia="黑体"/>
         <w:b/>
         <w:bCs/>
       </w:rPr>
@@ -4562,12 +4839,14 @@
     </w:tblStylePr>
     <w:tblStylePr w:type="firstCol">
       <w:rPr>
+        <w:rFonts w:eastAsia="黑体"/>
         <w:b/>
         <w:bCs/>
       </w:rPr>
     </w:tblStylePr>
     <w:tblStylePr w:type="lastCol">
       <w:rPr>
+        <w:rFonts w:eastAsia="黑体"/>
         <w:b/>
         <w:bCs/>
       </w:rPr>
@@ -4606,6 +4885,7 @@
       <w:spacing w:after="0" w:line="240" w:lineRule="auto"/>
     </w:pPr>
     <w:rPr>
+      <w:rFonts w:eastAsia="黑体"/>
       <w:color w:themeColor="accent4" w:themeShade="BF" w:val="5F497A"/>
     </w:rPr>
     <w:tblPr>
@@ -4628,6 +4908,7 @@
         <w:spacing w:after="0" w:before="0" w:line="240" w:lineRule="auto"/>
       </w:pPr>
       <w:rPr>
+        <w:rFonts w:eastAsia="黑体"/>
         <w:b/>
         <w:bCs/>
       </w:rPr>
@@ -4648,6 +4929,7 @@
         <w:spacing w:after="0" w:before="0" w:line="240" w:lineRule="auto"/>
       </w:pPr>
       <w:rPr>
+        <w:rFonts w:eastAsia="黑体"/>
         <w:b/>
         <w:bCs/>
       </w:rPr>
@@ -4665,12 +4947,14 @@
     </w:tblStylePr>
     <w:tblStylePr w:type="firstCol">
       <w:rPr>
+        <w:rFonts w:eastAsia="黑体"/>
         <w:b/>
         <w:bCs/>
       </w:rPr>
     </w:tblStylePr>
     <w:tblStylePr w:type="lastCol">
       <w:rPr>
+        <w:rFonts w:eastAsia="黑体"/>
         <w:b/>
         <w:bCs/>
       </w:rPr>
@@ -4709,6 +4993,7 @@
       <w:spacing w:after="0" w:line="240" w:lineRule="auto"/>
     </w:pPr>
     <w:rPr>
+      <w:rFonts w:eastAsia="黑体"/>
       <w:color w:themeColor="accent5" w:themeShade="BF" w:val="31849B"/>
     </w:rPr>
     <w:tblPr>
@@ -4731,6 +5016,7 @@
         <w:spacing w:after="0" w:before="0" w:line="240" w:lineRule="auto"/>
       </w:pPr>
       <w:rPr>
+        <w:rFonts w:eastAsia="黑体"/>
         <w:b/>
         <w:bCs/>
       </w:rPr>
@@ -4751,6 +5037,7 @@
         <w:spacing w:after="0" w:before="0" w:line="240" w:lineRule="auto"/>
       </w:pPr>
       <w:rPr>
+        <w:rFonts w:eastAsia="黑体"/>
         <w:b/>
         <w:bCs/>
       </w:rPr>
@@ -4768,12 +5055,14 @@
     </w:tblStylePr>
     <w:tblStylePr w:type="firstCol">
       <w:rPr>
+        <w:rFonts w:eastAsia="黑体"/>
         <w:b/>
         <w:bCs/>
       </w:rPr>
     </w:tblStylePr>
     <w:tblStylePr w:type="lastCol">
       <w:rPr>
+        <w:rFonts w:eastAsia="黑体"/>
         <w:b/>
         <w:bCs/>
       </w:rPr>
@@ -4812,6 +5101,7 @@
       <w:spacing w:after="0" w:line="240" w:lineRule="auto"/>
     </w:pPr>
     <w:rPr>
+      <w:rFonts w:eastAsia="黑体"/>
       <w:color w:themeColor="accent6" w:themeShade="BF" w:val="E36C0A"/>
     </w:rPr>
     <w:tblPr>
@@ -4834,6 +5124,7 @@
         <w:spacing w:after="0" w:before="0" w:line="240" w:lineRule="auto"/>
       </w:pPr>
       <w:rPr>
+        <w:rFonts w:eastAsia="黑体"/>
         <w:b/>
         <w:bCs/>
       </w:rPr>
@@ -4854,6 +5145,7 @@
         <w:spacing w:after="0" w:before="0" w:line="240" w:lineRule="auto"/>
       </w:pPr>
       <w:rPr>
+        <w:rFonts w:eastAsia="黑体"/>
         <w:b/>
         <w:bCs/>
       </w:rPr>
@@ -4871,12 +5163,14 @@
     </w:tblStylePr>
     <w:tblStylePr w:type="firstCol">
       <w:rPr>
+        <w:rFonts w:eastAsia="黑体"/>
         <w:b/>
         <w:bCs/>
       </w:rPr>
     </w:tblStylePr>
     <w:tblStylePr w:type="lastCol">
       <w:rPr>
+        <w:rFonts w:eastAsia="黑体"/>
         <w:b/>
         <w:bCs/>
       </w:rPr>
@@ -4936,6 +5230,7 @@
         <w:spacing w:after="0" w:before="0" w:line="240" w:lineRule="auto"/>
       </w:pPr>
       <w:rPr>
+        <w:rFonts w:eastAsia="黑体"/>
         <w:b/>
         <w:bCs/>
         <w:color w:themeColor="background1" w:val="FFFFFF"/>
@@ -4950,6 +5245,7 @@
         <w:spacing w:after="0" w:before="0" w:line="240" w:lineRule="auto"/>
       </w:pPr>
       <w:rPr>
+        <w:rFonts w:eastAsia="黑体"/>
         <w:b/>
         <w:bCs/>
       </w:rPr>
@@ -4965,12 +5261,14 @@
     </w:tblStylePr>
     <w:tblStylePr w:type="firstCol">
       <w:rPr>
+        <w:rFonts w:eastAsia="黑体"/>
         <w:b/>
         <w:bCs/>
       </w:rPr>
     </w:tblStylePr>
     <w:tblStylePr w:type="lastCol">
       <w:rPr>
+        <w:rFonts w:eastAsia="黑体"/>
         <w:b/>
         <w:bCs/>
       </w:rPr>
@@ -5028,6 +5326,7 @@
         <w:spacing w:after="0" w:before="0" w:line="240" w:lineRule="auto"/>
       </w:pPr>
       <w:rPr>
+        <w:rFonts w:eastAsia="黑体"/>
         <w:b/>
         <w:bCs/>
         <w:color w:themeColor="background1" w:val="FFFFFF"/>
@@ -5042,6 +5341,7 @@
         <w:spacing w:after="0" w:before="0" w:line="240" w:lineRule="auto"/>
       </w:pPr>
       <w:rPr>
+        <w:rFonts w:eastAsia="黑体"/>
         <w:b/>
         <w:bCs/>
       </w:rPr>
@@ -5057,12 +5357,14 @@
     </w:tblStylePr>
     <w:tblStylePr w:type="firstCol">
       <w:rPr>
+        <w:rFonts w:eastAsia="黑体"/>
         <w:b/>
         <w:bCs/>
       </w:rPr>
     </w:tblStylePr>
     <w:tblStylePr w:type="lastCol">
       <w:rPr>
+        <w:rFonts w:eastAsia="黑体"/>
         <w:b/>
         <w:bCs/>
       </w:rPr>
@@ -5120,6 +5422,7 @@
         <w:spacing w:after="0" w:before="0" w:line="240" w:lineRule="auto"/>
       </w:pPr>
       <w:rPr>
+        <w:rFonts w:eastAsia="黑体"/>
         <w:b/>
         <w:bCs/>
         <w:color w:themeColor="background1" w:val="FFFFFF"/>
@@ -5134,6 +5437,7 @@
         <w:spacing w:after="0" w:before="0" w:line="240" w:lineRule="auto"/>
       </w:pPr>
       <w:rPr>
+        <w:rFonts w:eastAsia="黑体"/>
         <w:b/>
         <w:bCs/>
       </w:rPr>
@@ -5149,12 +5453,14 @@
     </w:tblStylePr>
     <w:tblStylePr w:type="firstCol">
       <w:rPr>
+        <w:rFonts w:eastAsia="黑体"/>
         <w:b/>
         <w:bCs/>
       </w:rPr>
     </w:tblStylePr>
     <w:tblStylePr w:type="lastCol">
       <w:rPr>
+        <w:rFonts w:eastAsia="黑体"/>
         <w:b/>
         <w:bCs/>
       </w:rPr>
@@ -5212,6 +5518,7 @@
         <w:spacing w:after="0" w:before="0" w:line="240" w:lineRule="auto"/>
       </w:pPr>
       <w:rPr>
+        <w:rFonts w:eastAsia="黑体"/>
         <w:b/>
         <w:bCs/>
         <w:color w:themeColor="background1" w:val="FFFFFF"/>
@@ -5226,6 +5533,7 @@
         <w:spacing w:after="0" w:before="0" w:line="240" w:lineRule="auto"/>
       </w:pPr>
       <w:rPr>
+        <w:rFonts w:eastAsia="黑体"/>
         <w:b/>
         <w:bCs/>
       </w:rPr>
@@ -5241,12 +5549,14 @@
     </w:tblStylePr>
     <w:tblStylePr w:type="firstCol">
       <w:rPr>
+        <w:rFonts w:eastAsia="黑体"/>
         <w:b/>
         <w:bCs/>
       </w:rPr>
     </w:tblStylePr>
     <w:tblStylePr w:type="lastCol">
       <w:rPr>
+        <w:rFonts w:eastAsia="黑体"/>
         <w:b/>
         <w:bCs/>
       </w:rPr>
@@ -5304,6 +5614,7 @@
         <w:spacing w:after="0" w:before="0" w:line="240" w:lineRule="auto"/>
       </w:pPr>
       <w:rPr>
+        <w:rFonts w:eastAsia="黑体"/>
         <w:b/>
         <w:bCs/>
         <w:color w:themeColor="background1" w:val="FFFFFF"/>
@@ -5318,6 +5629,7 @@
         <w:spacing w:after="0" w:before="0" w:line="240" w:lineRule="auto"/>
       </w:pPr>
       <w:rPr>
+        <w:rFonts w:eastAsia="黑体"/>
         <w:b/>
         <w:bCs/>
       </w:rPr>
@@ -5333,12 +5645,14 @@
     </w:tblStylePr>
     <w:tblStylePr w:type="firstCol">
       <w:rPr>
+        <w:rFonts w:eastAsia="黑体"/>
         <w:b/>
         <w:bCs/>
       </w:rPr>
     </w:tblStylePr>
     <w:tblStylePr w:type="lastCol">
       <w:rPr>
+        <w:rFonts w:eastAsia="黑体"/>
         <w:b/>
         <w:bCs/>
       </w:rPr>
@@ -5396,6 +5710,7 @@
         <w:spacing w:after="0" w:before="0" w:line="240" w:lineRule="auto"/>
       </w:pPr>
       <w:rPr>
+        <w:rFonts w:eastAsia="黑体"/>
         <w:b/>
         <w:bCs/>
         <w:color w:themeColor="background1" w:val="FFFFFF"/>
@@ -5410,6 +5725,7 @@
         <w:spacing w:after="0" w:before="0" w:line="240" w:lineRule="auto"/>
       </w:pPr>
       <w:rPr>
+        <w:rFonts w:eastAsia="黑体"/>
         <w:b/>
         <w:bCs/>
       </w:rPr>
@@ -5425,12 +5741,14 @@
     </w:tblStylePr>
     <w:tblStylePr w:type="firstCol">
       <w:rPr>
+        <w:rFonts w:eastAsia="黑体"/>
         <w:b/>
         <w:bCs/>
       </w:rPr>
     </w:tblStylePr>
     <w:tblStylePr w:type="lastCol">
       <w:rPr>
+        <w:rFonts w:eastAsia="黑体"/>
         <w:b/>
         <w:bCs/>
       </w:rPr>
@@ -5488,6 +5806,7 @@
         <w:spacing w:after="0" w:before="0" w:line="240" w:lineRule="auto"/>
       </w:pPr>
       <w:rPr>
+        <w:rFonts w:eastAsia="黑体"/>
         <w:b/>
         <w:bCs/>
         <w:color w:themeColor="background1" w:val="FFFFFF"/>
@@ -5502,6 +5821,7 @@
         <w:spacing w:after="0" w:before="0" w:line="240" w:lineRule="auto"/>
       </w:pPr>
       <w:rPr>
+        <w:rFonts w:eastAsia="黑体"/>
         <w:b/>
         <w:bCs/>
       </w:rPr>
@@ -5517,12 +5837,14 @@
     </w:tblStylePr>
     <w:tblStylePr w:type="firstCol">
       <w:rPr>
+        <w:rFonts w:eastAsia="黑体"/>
         <w:b/>
         <w:bCs/>
       </w:rPr>
     </w:tblStylePr>
     <w:tblStylePr w:type="lastCol">
       <w:rPr>
+        <w:rFonts w:eastAsia="黑体"/>
         <w:b/>
         <w:bCs/>
       </w:rPr>
@@ -5582,7 +5904,7 @@
         <w:spacing w:after="0" w:before="0" w:line="240" w:lineRule="auto"/>
       </w:pPr>
       <w:rPr>
-        <w:rFonts w:asciiTheme="majorHAnsi" w:cstheme="majorBidi" w:eastAsiaTheme="majorEastAsia" w:hAnsiTheme="majorHAnsi"/>
+        <w:rFonts w:asciiTheme="majorHAnsi" w:cstheme="majorBidi" w:hAnsiTheme="majorHAnsi" w:eastAsia="黑体"/>
         <w:b/>
         <w:bCs/>
       </w:rPr>
@@ -5603,7 +5925,7 @@
         <w:spacing w:after="0" w:before="0" w:line="240" w:lineRule="auto"/>
       </w:pPr>
       <w:rPr>
-        <w:rFonts w:asciiTheme="majorHAnsi" w:cstheme="majorBidi" w:eastAsiaTheme="majorEastAsia" w:hAnsiTheme="majorHAnsi"/>
+        <w:rFonts w:asciiTheme="majorHAnsi" w:cstheme="majorBidi" w:hAnsiTheme="majorHAnsi" w:eastAsia="黑体"/>
         <w:b/>
         <w:bCs/>
       </w:rPr>
@@ -5621,14 +5943,14 @@
     </w:tblStylePr>
     <w:tblStylePr w:type="firstCol">
       <w:rPr>
-        <w:rFonts w:asciiTheme="majorHAnsi" w:cstheme="majorBidi" w:eastAsiaTheme="majorEastAsia" w:hAnsiTheme="majorHAnsi"/>
+        <w:rFonts w:asciiTheme="majorHAnsi" w:cstheme="majorBidi" w:hAnsiTheme="majorHAnsi" w:eastAsia="黑体"/>
         <w:b/>
         <w:bCs/>
       </w:rPr>
     </w:tblStylePr>
     <w:tblStylePr w:type="lastCol">
       <w:rPr>
-        <w:rFonts w:asciiTheme="majorHAnsi" w:cstheme="majorBidi" w:eastAsiaTheme="majorEastAsia" w:hAnsiTheme="majorHAnsi"/>
+        <w:rFonts w:asciiTheme="majorHAnsi" w:cstheme="majorBidi" w:hAnsiTheme="majorHAnsi" w:eastAsia="黑体"/>
         <w:b/>
         <w:bCs/>
       </w:rPr>
@@ -5712,7 +6034,7 @@
         <w:spacing w:after="0" w:before="0" w:line="240" w:lineRule="auto"/>
       </w:pPr>
       <w:rPr>
-        <w:rFonts w:asciiTheme="majorHAnsi" w:cstheme="majorBidi" w:eastAsiaTheme="majorEastAsia" w:hAnsiTheme="majorHAnsi"/>
+        <w:rFonts w:asciiTheme="majorHAnsi" w:cstheme="majorBidi" w:hAnsiTheme="majorHAnsi" w:eastAsia="黑体"/>
         <w:b/>
         <w:bCs/>
       </w:rPr>
@@ -5733,7 +6055,7 @@
         <w:spacing w:after="0" w:before="0" w:line="240" w:lineRule="auto"/>
       </w:pPr>
       <w:rPr>
-        <w:rFonts w:asciiTheme="majorHAnsi" w:cstheme="majorBidi" w:eastAsiaTheme="majorEastAsia" w:hAnsiTheme="majorHAnsi"/>
+        <w:rFonts w:asciiTheme="majorHAnsi" w:cstheme="majorBidi" w:hAnsiTheme="majorHAnsi" w:eastAsia="黑体"/>
         <w:b/>
         <w:bCs/>
       </w:rPr>
@@ -5751,14 +6073,14 @@
     </w:tblStylePr>
     <w:tblStylePr w:type="firstCol">
       <w:rPr>
-        <w:rFonts w:asciiTheme="majorHAnsi" w:cstheme="majorBidi" w:eastAsiaTheme="majorEastAsia" w:hAnsiTheme="majorHAnsi"/>
+        <w:rFonts w:asciiTheme="majorHAnsi" w:cstheme="majorBidi" w:hAnsiTheme="majorHAnsi" w:eastAsia="黑体"/>
         <w:b/>
         <w:bCs/>
       </w:rPr>
     </w:tblStylePr>
     <w:tblStylePr w:type="lastCol">
       <w:rPr>
-        <w:rFonts w:asciiTheme="majorHAnsi" w:cstheme="majorBidi" w:eastAsiaTheme="majorEastAsia" w:hAnsiTheme="majorHAnsi"/>
+        <w:rFonts w:asciiTheme="majorHAnsi" w:cstheme="majorBidi" w:hAnsiTheme="majorHAnsi" w:eastAsia="黑体"/>
         <w:b/>
         <w:bCs/>
       </w:rPr>
@@ -5842,7 +6164,7 @@
         <w:spacing w:after="0" w:before="0" w:line="240" w:lineRule="auto"/>
       </w:pPr>
       <w:rPr>
-        <w:rFonts w:asciiTheme="majorHAnsi" w:cstheme="majorBidi" w:eastAsiaTheme="majorEastAsia" w:hAnsiTheme="majorHAnsi"/>
+        <w:rFonts w:asciiTheme="majorHAnsi" w:cstheme="majorBidi" w:hAnsiTheme="majorHAnsi" w:eastAsia="黑体"/>
         <w:b/>
         <w:bCs/>
       </w:rPr>
@@ -5863,7 +6185,7 @@
         <w:spacing w:after="0" w:before="0" w:line="240" w:lineRule="auto"/>
       </w:pPr>
       <w:rPr>
-        <w:rFonts w:asciiTheme="majorHAnsi" w:cstheme="majorBidi" w:eastAsiaTheme="majorEastAsia" w:hAnsiTheme="majorHAnsi"/>
+        <w:rFonts w:asciiTheme="majorHAnsi" w:cstheme="majorBidi" w:hAnsiTheme="majorHAnsi" w:eastAsia="黑体"/>
         <w:b/>
         <w:bCs/>
       </w:rPr>
@@ -5881,14 +6203,14 @@
     </w:tblStylePr>
     <w:tblStylePr w:type="firstCol">
       <w:rPr>
-        <w:rFonts w:asciiTheme="majorHAnsi" w:cstheme="majorBidi" w:eastAsiaTheme="majorEastAsia" w:hAnsiTheme="majorHAnsi"/>
+        <w:rFonts w:asciiTheme="majorHAnsi" w:cstheme="majorBidi" w:hAnsiTheme="majorHAnsi" w:eastAsia="黑体"/>
         <w:b/>
         <w:bCs/>
       </w:rPr>
     </w:tblStylePr>
     <w:tblStylePr w:type="lastCol">
       <w:rPr>
-        <w:rFonts w:asciiTheme="majorHAnsi" w:cstheme="majorBidi" w:eastAsiaTheme="majorEastAsia" w:hAnsiTheme="majorHAnsi"/>
+        <w:rFonts w:asciiTheme="majorHAnsi" w:cstheme="majorBidi" w:hAnsiTheme="majorHAnsi" w:eastAsia="黑体"/>
         <w:b/>
         <w:bCs/>
       </w:rPr>
@@ -5972,7 +6294,7 @@
         <w:spacing w:after="0" w:before="0" w:line="240" w:lineRule="auto"/>
       </w:pPr>
       <w:rPr>
-        <w:rFonts w:asciiTheme="majorHAnsi" w:cstheme="majorBidi" w:eastAsiaTheme="majorEastAsia" w:hAnsiTheme="majorHAnsi"/>
+        <w:rFonts w:asciiTheme="majorHAnsi" w:cstheme="majorBidi" w:hAnsiTheme="majorHAnsi" w:eastAsia="黑体"/>
         <w:b/>
         <w:bCs/>
       </w:rPr>
@@ -5993,7 +6315,7 @@
         <w:spacing w:after="0" w:before="0" w:line="240" w:lineRule="auto"/>
       </w:pPr>
       <w:rPr>
-        <w:rFonts w:asciiTheme="majorHAnsi" w:cstheme="majorBidi" w:eastAsiaTheme="majorEastAsia" w:hAnsiTheme="majorHAnsi"/>
+        <w:rFonts w:asciiTheme="majorHAnsi" w:cstheme="majorBidi" w:hAnsiTheme="majorHAnsi" w:eastAsia="黑体"/>
         <w:b/>
         <w:bCs/>
       </w:rPr>
@@ -6011,14 +6333,14 @@
     </w:tblStylePr>
     <w:tblStylePr w:type="firstCol">
       <w:rPr>
-        <w:rFonts w:asciiTheme="majorHAnsi" w:cstheme="majorBidi" w:eastAsiaTheme="majorEastAsia" w:hAnsiTheme="majorHAnsi"/>
+        <w:rFonts w:asciiTheme="majorHAnsi" w:cstheme="majorBidi" w:hAnsiTheme="majorHAnsi" w:eastAsia="黑体"/>
         <w:b/>
         <w:bCs/>
       </w:rPr>
     </w:tblStylePr>
     <w:tblStylePr w:type="lastCol">
       <w:rPr>
-        <w:rFonts w:asciiTheme="majorHAnsi" w:cstheme="majorBidi" w:eastAsiaTheme="majorEastAsia" w:hAnsiTheme="majorHAnsi"/>
+        <w:rFonts w:asciiTheme="majorHAnsi" w:cstheme="majorBidi" w:hAnsiTheme="majorHAnsi" w:eastAsia="黑体"/>
         <w:b/>
         <w:bCs/>
       </w:rPr>
@@ -6102,7 +6424,7 @@
         <w:spacing w:after="0" w:before="0" w:line="240" w:lineRule="auto"/>
       </w:pPr>
       <w:rPr>
-        <w:rFonts w:asciiTheme="majorHAnsi" w:cstheme="majorBidi" w:eastAsiaTheme="majorEastAsia" w:hAnsiTheme="majorHAnsi"/>
+        <w:rFonts w:asciiTheme="majorHAnsi" w:cstheme="majorBidi" w:hAnsiTheme="majorHAnsi" w:eastAsia="黑体"/>
         <w:b/>
         <w:bCs/>
       </w:rPr>
@@ -6123,7 +6445,7 @@
         <w:spacing w:after="0" w:before="0" w:line="240" w:lineRule="auto"/>
       </w:pPr>
       <w:rPr>
-        <w:rFonts w:asciiTheme="majorHAnsi" w:cstheme="majorBidi" w:eastAsiaTheme="majorEastAsia" w:hAnsiTheme="majorHAnsi"/>
+        <w:rFonts w:asciiTheme="majorHAnsi" w:cstheme="majorBidi" w:hAnsiTheme="majorHAnsi" w:eastAsia="黑体"/>
         <w:b/>
         <w:bCs/>
       </w:rPr>
@@ -6141,14 +6463,14 @@
     </w:tblStylePr>
     <w:tblStylePr w:type="firstCol">
       <w:rPr>
-        <w:rFonts w:asciiTheme="majorHAnsi" w:cstheme="majorBidi" w:eastAsiaTheme="majorEastAsia" w:hAnsiTheme="majorHAnsi"/>
+        <w:rFonts w:asciiTheme="majorHAnsi" w:cstheme="majorBidi" w:hAnsiTheme="majorHAnsi" w:eastAsia="黑体"/>
         <w:b/>
         <w:bCs/>
       </w:rPr>
     </w:tblStylePr>
     <w:tblStylePr w:type="lastCol">
       <w:rPr>
-        <w:rFonts w:asciiTheme="majorHAnsi" w:cstheme="majorBidi" w:eastAsiaTheme="majorEastAsia" w:hAnsiTheme="majorHAnsi"/>
+        <w:rFonts w:asciiTheme="majorHAnsi" w:cstheme="majorBidi" w:hAnsiTheme="majorHAnsi" w:eastAsia="黑体"/>
         <w:b/>
         <w:bCs/>
       </w:rPr>
@@ -6232,7 +6554,7 @@
         <w:spacing w:after="0" w:before="0" w:line="240" w:lineRule="auto"/>
       </w:pPr>
       <w:rPr>
-        <w:rFonts w:asciiTheme="majorHAnsi" w:cstheme="majorBidi" w:eastAsiaTheme="majorEastAsia" w:hAnsiTheme="majorHAnsi"/>
+        <w:rFonts w:asciiTheme="majorHAnsi" w:cstheme="majorBidi" w:hAnsiTheme="majorHAnsi" w:eastAsia="黑体"/>
         <w:b/>
         <w:bCs/>
       </w:rPr>
@@ -6253,7 +6575,7 @@
         <w:spacing w:after="0" w:before="0" w:line="240" w:lineRule="auto"/>
       </w:pPr>
       <w:rPr>
-        <w:rFonts w:asciiTheme="majorHAnsi" w:cstheme="majorBidi" w:eastAsiaTheme="majorEastAsia" w:hAnsiTheme="majorHAnsi"/>
+        <w:rFonts w:asciiTheme="majorHAnsi" w:cstheme="majorBidi" w:hAnsiTheme="majorHAnsi" w:eastAsia="黑体"/>
         <w:b/>
         <w:bCs/>
       </w:rPr>
@@ -6271,14 +6593,14 @@
     </w:tblStylePr>
     <w:tblStylePr w:type="firstCol">
       <w:rPr>
-        <w:rFonts w:asciiTheme="majorHAnsi" w:cstheme="majorBidi" w:eastAsiaTheme="majorEastAsia" w:hAnsiTheme="majorHAnsi"/>
+        <w:rFonts w:asciiTheme="majorHAnsi" w:cstheme="majorBidi" w:hAnsiTheme="majorHAnsi" w:eastAsia="黑体"/>
         <w:b/>
         <w:bCs/>
       </w:rPr>
     </w:tblStylePr>
     <w:tblStylePr w:type="lastCol">
       <w:rPr>
-        <w:rFonts w:asciiTheme="majorHAnsi" w:cstheme="majorBidi" w:eastAsiaTheme="majorEastAsia" w:hAnsiTheme="majorHAnsi"/>
+        <w:rFonts w:asciiTheme="majorHAnsi" w:cstheme="majorBidi" w:hAnsiTheme="majorHAnsi" w:eastAsia="黑体"/>
         <w:b/>
         <w:bCs/>
       </w:rPr>
@@ -6362,7 +6684,7 @@
         <w:spacing w:after="0" w:before="0" w:line="240" w:lineRule="auto"/>
       </w:pPr>
       <w:rPr>
-        <w:rFonts w:asciiTheme="majorHAnsi" w:cstheme="majorBidi" w:eastAsiaTheme="majorEastAsia" w:hAnsiTheme="majorHAnsi"/>
+        <w:rFonts w:asciiTheme="majorHAnsi" w:cstheme="majorBidi" w:hAnsiTheme="majorHAnsi" w:eastAsia="黑体"/>
         <w:b/>
         <w:bCs/>
       </w:rPr>
@@ -6383,7 +6705,7 @@
         <w:spacing w:after="0" w:before="0" w:line="240" w:lineRule="auto"/>
       </w:pPr>
       <w:rPr>
-        <w:rFonts w:asciiTheme="majorHAnsi" w:cstheme="majorBidi" w:eastAsiaTheme="majorEastAsia" w:hAnsiTheme="majorHAnsi"/>
+        <w:rFonts w:asciiTheme="majorHAnsi" w:cstheme="majorBidi" w:hAnsiTheme="majorHAnsi" w:eastAsia="黑体"/>
         <w:b/>
         <w:bCs/>
       </w:rPr>
@@ -6401,14 +6723,14 @@
     </w:tblStylePr>
     <w:tblStylePr w:type="firstCol">
       <w:rPr>
-        <w:rFonts w:asciiTheme="majorHAnsi" w:cstheme="majorBidi" w:eastAsiaTheme="majorEastAsia" w:hAnsiTheme="majorHAnsi"/>
+        <w:rFonts w:asciiTheme="majorHAnsi" w:cstheme="majorBidi" w:hAnsiTheme="majorHAnsi" w:eastAsia="黑体"/>
         <w:b/>
         <w:bCs/>
       </w:rPr>
     </w:tblStylePr>
     <w:tblStylePr w:type="lastCol">
       <w:rPr>
-        <w:rFonts w:asciiTheme="majorHAnsi" w:cstheme="majorBidi" w:eastAsiaTheme="majorEastAsia" w:hAnsiTheme="majorHAnsi"/>
+        <w:rFonts w:asciiTheme="majorHAnsi" w:cstheme="majorBidi" w:hAnsiTheme="majorHAnsi" w:eastAsia="黑体"/>
         <w:b/>
         <w:bCs/>
       </w:rPr>
@@ -6491,6 +6813,7 @@
         <w:spacing w:after="0" w:before="0" w:line="240" w:lineRule="auto"/>
       </w:pPr>
       <w:rPr>
+        <w:rFonts w:eastAsia="黑体"/>
         <w:b/>
         <w:bCs/>
         <w:color w:themeColor="background1" w:val="FFFFFF"/>
@@ -6513,6 +6836,7 @@
         <w:spacing w:after="0" w:before="0" w:line="240" w:lineRule="auto"/>
       </w:pPr>
       <w:rPr>
+        <w:rFonts w:eastAsia="黑体"/>
         <w:b/>
         <w:bCs/>
       </w:rPr>
@@ -6530,12 +6854,14 @@
     </w:tblStylePr>
     <w:tblStylePr w:type="firstCol">
       <w:rPr>
+        <w:rFonts w:eastAsia="黑体"/>
         <w:b/>
         <w:bCs/>
       </w:rPr>
     </w:tblStylePr>
     <w:tblStylePr w:type="lastCol">
       <w:rPr>
+        <w:rFonts w:eastAsia="黑体"/>
         <w:b/>
         <w:bCs/>
       </w:rPr>
@@ -6597,6 +6923,7 @@
         <w:spacing w:after="0" w:before="0" w:line="240" w:lineRule="auto"/>
       </w:pPr>
       <w:rPr>
+        <w:rFonts w:eastAsia="黑体"/>
         <w:b/>
         <w:bCs/>
         <w:color w:themeColor="background1" w:val="FFFFFF"/>
@@ -6619,6 +6946,7 @@
         <w:spacing w:after="0" w:before="0" w:line="240" w:lineRule="auto"/>
       </w:pPr>
       <w:rPr>
+        <w:rFonts w:eastAsia="黑体"/>
         <w:b/>
         <w:bCs/>
       </w:rPr>
@@ -6636,12 +6964,14 @@
     </w:tblStylePr>
     <w:tblStylePr w:type="firstCol">
       <w:rPr>
+        <w:rFonts w:eastAsia="黑体"/>
         <w:b/>
         <w:bCs/>
       </w:rPr>
     </w:tblStylePr>
     <w:tblStylePr w:type="lastCol">
       <w:rPr>
+        <w:rFonts w:eastAsia="黑体"/>
         <w:b/>
         <w:bCs/>
       </w:rPr>
@@ -6703,6 +7033,7 @@
         <w:spacing w:after="0" w:before="0" w:line="240" w:lineRule="auto"/>
       </w:pPr>
       <w:rPr>
+        <w:rFonts w:eastAsia="黑体"/>
         <w:b/>
         <w:bCs/>
         <w:color w:themeColor="background1" w:val="FFFFFF"/>
@@ -6725,6 +7056,7 @@
         <w:spacing w:after="0" w:before="0" w:line="240" w:lineRule="auto"/>
       </w:pPr>
       <w:rPr>
+        <w:rFonts w:eastAsia="黑体"/>
         <w:b/>
         <w:bCs/>
       </w:rPr>
@@ -6742,12 +7074,14 @@
     </w:tblStylePr>
     <w:tblStylePr w:type="firstCol">
       <w:rPr>
+        <w:rFonts w:eastAsia="黑体"/>
         <w:b/>
         <w:bCs/>
       </w:rPr>
     </w:tblStylePr>
     <w:tblStylePr w:type="lastCol">
       <w:rPr>
+        <w:rFonts w:eastAsia="黑体"/>
         <w:b/>
         <w:bCs/>
       </w:rPr>
@@ -6809,6 +7143,7 @@
         <w:spacing w:after="0" w:before="0" w:line="240" w:lineRule="auto"/>
       </w:pPr>
       <w:rPr>
+        <w:rFonts w:eastAsia="黑体"/>
         <w:b/>
         <w:bCs/>
         <w:color w:themeColor="background1" w:val="FFFFFF"/>
@@ -6831,6 +7166,7 @@
         <w:spacing w:after="0" w:before="0" w:line="240" w:lineRule="auto"/>
       </w:pPr>
       <w:rPr>
+        <w:rFonts w:eastAsia="黑体"/>
         <w:b/>
         <w:bCs/>
       </w:rPr>
@@ -6848,12 +7184,14 @@
     </w:tblStylePr>
     <w:tblStylePr w:type="firstCol">
       <w:rPr>
+        <w:rFonts w:eastAsia="黑体"/>
         <w:b/>
         <w:bCs/>
       </w:rPr>
     </w:tblStylePr>
     <w:tblStylePr w:type="lastCol">
       <w:rPr>
+        <w:rFonts w:eastAsia="黑体"/>
         <w:b/>
         <w:bCs/>
       </w:rPr>
@@ -6915,6 +7253,7 @@
         <w:spacing w:after="0" w:before="0" w:line="240" w:lineRule="auto"/>
       </w:pPr>
       <w:rPr>
+        <w:rFonts w:eastAsia="黑体"/>
         <w:b/>
         <w:bCs/>
         <w:color w:themeColor="background1" w:val="FFFFFF"/>
@@ -6937,6 +7276,7 @@
         <w:spacing w:after="0" w:before="0" w:line="240" w:lineRule="auto"/>
       </w:pPr>
       <w:rPr>
+        <w:rFonts w:eastAsia="黑体"/>
         <w:b/>
         <w:bCs/>
       </w:rPr>
@@ -6954,12 +7294,14 @@
     </w:tblStylePr>
     <w:tblStylePr w:type="firstCol">
       <w:rPr>
+        <w:rFonts w:eastAsia="黑体"/>
         <w:b/>
         <w:bCs/>
       </w:rPr>
     </w:tblStylePr>
     <w:tblStylePr w:type="lastCol">
       <w:rPr>
+        <w:rFonts w:eastAsia="黑体"/>
         <w:b/>
         <w:bCs/>
       </w:rPr>
@@ -7021,6 +7363,7 @@
         <w:spacing w:after="0" w:before="0" w:line="240" w:lineRule="auto"/>
       </w:pPr>
       <w:rPr>
+        <w:rFonts w:eastAsia="黑体"/>
         <w:b/>
         <w:bCs/>
         <w:color w:themeColor="background1" w:val="FFFFFF"/>
@@ -7043,6 +7386,7 @@
         <w:spacing w:after="0" w:before="0" w:line="240" w:lineRule="auto"/>
       </w:pPr>
       <w:rPr>
+        <w:rFonts w:eastAsia="黑体"/>
         <w:b/>
         <w:bCs/>
       </w:rPr>
@@ -7060,12 +7404,14 @@
     </w:tblStylePr>
     <w:tblStylePr w:type="firstCol">
       <w:rPr>
+        <w:rFonts w:eastAsia="黑体"/>
         <w:b/>
         <w:bCs/>
       </w:rPr>
     </w:tblStylePr>
     <w:tblStylePr w:type="lastCol">
       <w:rPr>
+        <w:rFonts w:eastAsia="黑体"/>
         <w:b/>
         <w:bCs/>
       </w:rPr>
@@ -7127,6 +7473,7 @@
         <w:spacing w:after="0" w:before="0" w:line="240" w:lineRule="auto"/>
       </w:pPr>
       <w:rPr>
+        <w:rFonts w:eastAsia="黑体"/>
         <w:b/>
         <w:bCs/>
         <w:color w:themeColor="background1" w:val="FFFFFF"/>
@@ -7149,6 +7496,7 @@
         <w:spacing w:after="0" w:before="0" w:line="240" w:lineRule="auto"/>
       </w:pPr>
       <w:rPr>
+        <w:rFonts w:eastAsia="黑体"/>
         <w:b/>
         <w:bCs/>
       </w:rPr>
@@ -7166,12 +7514,14 @@
     </w:tblStylePr>
     <w:tblStylePr w:type="firstCol">
       <w:rPr>
+        <w:rFonts w:eastAsia="黑体"/>
         <w:b/>
         <w:bCs/>
       </w:rPr>
     </w:tblStylePr>
     <w:tblStylePr w:type="lastCol">
       <w:rPr>
+        <w:rFonts w:eastAsia="黑体"/>
         <w:b/>
         <w:bCs/>
       </w:rPr>
@@ -7230,6 +7580,7 @@
         <w:spacing w:after="0" w:before="0" w:line="240" w:lineRule="auto"/>
       </w:pPr>
       <w:rPr>
+        <w:rFonts w:eastAsia="黑体"/>
         <w:b/>
         <w:bCs/>
         <w:color w:themeColor="background1" w:val="FFFFFF"/>
@@ -7252,6 +7603,7 @@
         <w:spacing w:after="0" w:before="0" w:line="240" w:lineRule="auto"/>
       </w:pPr>
       <w:rPr>
+        <w:rFonts w:eastAsia="黑体"/>
         <w:color w:val="auto"/>
       </w:rPr>
       <w:tblPr/>
@@ -7269,6 +7621,7 @@
     </w:tblStylePr>
     <w:tblStylePr w:type="firstCol">
       <w:rPr>
+        <w:rFonts w:eastAsia="黑体"/>
         <w:b/>
         <w:bCs/>
         <w:color w:themeColor="background1" w:val="FFFFFF"/>
@@ -7288,6 +7641,7 @@
     </w:tblStylePr>
     <w:tblStylePr w:type="lastCol">
       <w:rPr>
+        <w:rFonts w:eastAsia="黑体"/>
         <w:b/>
         <w:bCs/>
         <w:color w:themeColor="background1" w:val="FFFFFF"/>
@@ -7336,6 +7690,7 @@
     </w:tblStylePr>
     <w:tblStylePr w:type="nwCell">
       <w:rPr>
+        <w:rFonts w:eastAsia="黑体"/>
         <w:color w:themeColor="background1" w:val="FFFFFF"/>
       </w:rPr>
       <w:tblPr/>
@@ -7379,6 +7734,7 @@
         <w:spacing w:after="0" w:before="0" w:line="240" w:lineRule="auto"/>
       </w:pPr>
       <w:rPr>
+        <w:rFonts w:eastAsia="黑体"/>
         <w:b/>
         <w:bCs/>
         <w:color w:themeColor="background1" w:val="FFFFFF"/>
@@ -7401,6 +7757,7 @@
         <w:spacing w:after="0" w:before="0" w:line="240" w:lineRule="auto"/>
       </w:pPr>
       <w:rPr>
+        <w:rFonts w:eastAsia="黑体"/>
         <w:color w:val="auto"/>
       </w:rPr>
       <w:tblPr/>
@@ -7418,6 +7775,7 @@
     </w:tblStylePr>
     <w:tblStylePr w:type="firstCol">
       <w:rPr>
+        <w:rFonts w:eastAsia="黑体"/>
         <w:b/>
         <w:bCs/>
         <w:color w:themeColor="background1" w:val="FFFFFF"/>
@@ -7437,6 +7795,7 @@
     </w:tblStylePr>
     <w:tblStylePr w:type="lastCol">
       <w:rPr>
+        <w:rFonts w:eastAsia="黑体"/>
         <w:b/>
         <w:bCs/>
         <w:color w:themeColor="background1" w:val="FFFFFF"/>
@@ -7485,6 +7844,7 @@
     </w:tblStylePr>
     <w:tblStylePr w:type="nwCell">
       <w:rPr>
+        <w:rFonts w:eastAsia="黑体"/>
         <w:color w:themeColor="background1" w:val="FFFFFF"/>
       </w:rPr>
       <w:tblPr/>
@@ -7528,6 +7888,7 @@
         <w:spacing w:after="0" w:before="0" w:line="240" w:lineRule="auto"/>
       </w:pPr>
       <w:rPr>
+        <w:rFonts w:eastAsia="黑体"/>
         <w:b/>
         <w:bCs/>
         <w:color w:themeColor="background1" w:val="FFFFFF"/>
@@ -7550,6 +7911,7 @@
         <w:spacing w:after="0" w:before="0" w:line="240" w:lineRule="auto"/>
       </w:pPr>
       <w:rPr>
+        <w:rFonts w:eastAsia="黑体"/>
         <w:color w:val="auto"/>
       </w:rPr>
       <w:tblPr/>
@@ -7567,6 +7929,7 @@
     </w:tblStylePr>
     <w:tblStylePr w:type="firstCol">
       <w:rPr>
+        <w:rFonts w:eastAsia="黑体"/>
         <w:b/>
         <w:bCs/>
         <w:color w:themeColor="background1" w:val="FFFFFF"/>
@@ -7586,6 +7949,7 @@
     </w:tblStylePr>
     <w:tblStylePr w:type="lastCol">
       <w:rPr>
+        <w:rFonts w:eastAsia="黑体"/>
         <w:b/>
         <w:bCs/>
         <w:color w:themeColor="background1" w:val="FFFFFF"/>
@@ -7634,6 +7998,7 @@
     </w:tblStylePr>
     <w:tblStylePr w:type="nwCell">
       <w:rPr>
+        <w:rFonts w:eastAsia="黑体"/>
         <w:color w:themeColor="background1" w:val="FFFFFF"/>
       </w:rPr>
       <w:tblPr/>
@@ -7677,6 +8042,7 @@
         <w:spacing w:after="0" w:before="0" w:line="240" w:lineRule="auto"/>
       </w:pPr>
       <w:rPr>
+        <w:rFonts w:eastAsia="黑体"/>
         <w:b/>
         <w:bCs/>
         <w:color w:themeColor="background1" w:val="FFFFFF"/>
@@ -7699,6 +8065,7 @@
         <w:spacing w:after="0" w:before="0" w:line="240" w:lineRule="auto"/>
       </w:pPr>
       <w:rPr>
+        <w:rFonts w:eastAsia="黑体"/>
         <w:color w:val="auto"/>
       </w:rPr>
       <w:tblPr/>
@@ -7716,6 +8083,7 @@
     </w:tblStylePr>
     <w:tblStylePr w:type="firstCol">
       <w:rPr>
+        <w:rFonts w:eastAsia="黑体"/>
         <w:b/>
         <w:bCs/>
         <w:color w:themeColor="background1" w:val="FFFFFF"/>
@@ -7735,6 +8103,7 @@
     </w:tblStylePr>
     <w:tblStylePr w:type="lastCol">
       <w:rPr>
+        <w:rFonts w:eastAsia="黑体"/>
         <w:b/>
         <w:bCs/>
         <w:color w:themeColor="background1" w:val="FFFFFF"/>
@@ -7783,6 +8152,7 @@
     </w:tblStylePr>
     <w:tblStylePr w:type="nwCell">
       <w:rPr>
+        <w:rFonts w:eastAsia="黑体"/>
         <w:color w:themeColor="background1" w:val="FFFFFF"/>
       </w:rPr>
       <w:tblPr/>
@@ -7826,6 +8196,7 @@
         <w:spacing w:after="0" w:before="0" w:line="240" w:lineRule="auto"/>
       </w:pPr>
       <w:rPr>
+        <w:rFonts w:eastAsia="黑体"/>
         <w:b/>
         <w:bCs/>
         <w:color w:themeColor="background1" w:val="FFFFFF"/>
@@ -7848,6 +8219,7 @@
         <w:spacing w:after="0" w:before="0" w:line="240" w:lineRule="auto"/>
       </w:pPr>
       <w:rPr>
+        <w:rFonts w:eastAsia="黑体"/>
         <w:color w:val="auto"/>
       </w:rPr>
       <w:tblPr/>
@@ -7865,6 +8237,7 @@
     </w:tblStylePr>
     <w:tblStylePr w:type="firstCol">
       <w:rPr>
+        <w:rFonts w:eastAsia="黑体"/>
         <w:b/>
         <w:bCs/>
         <w:color w:themeColor="background1" w:val="FFFFFF"/>
@@ -7884,6 +8257,7 @@
     </w:tblStylePr>
     <w:tblStylePr w:type="lastCol">
       <w:rPr>
+        <w:rFonts w:eastAsia="黑体"/>
         <w:b/>
         <w:bCs/>
         <w:color w:themeColor="background1" w:val="FFFFFF"/>
@@ -7932,6 +8306,7 @@
     </w:tblStylePr>
     <w:tblStylePr w:type="nwCell">
       <w:rPr>
+        <w:rFonts w:eastAsia="黑体"/>
         <w:color w:themeColor="background1" w:val="FFFFFF"/>
       </w:rPr>
       <w:tblPr/>
@@ -7975,6 +8350,7 @@
         <w:spacing w:after="0" w:before="0" w:line="240" w:lineRule="auto"/>
       </w:pPr>
       <w:rPr>
+        <w:rFonts w:eastAsia="黑体"/>
         <w:b/>
         <w:bCs/>
         <w:color w:themeColor="background1" w:val="FFFFFF"/>
@@ -7997,6 +8373,7 @@
         <w:spacing w:after="0" w:before="0" w:line="240" w:lineRule="auto"/>
       </w:pPr>
       <w:rPr>
+        <w:rFonts w:eastAsia="黑体"/>
         <w:color w:val="auto"/>
       </w:rPr>
       <w:tblPr/>
@@ -8014,6 +8391,7 @@
     </w:tblStylePr>
     <w:tblStylePr w:type="firstCol">
       <w:rPr>
+        <w:rFonts w:eastAsia="黑体"/>
         <w:b/>
         <w:bCs/>
         <w:color w:themeColor="background1" w:val="FFFFFF"/>
@@ -8033,6 +8411,7 @@
     </w:tblStylePr>
     <w:tblStylePr w:type="lastCol">
       <w:rPr>
+        <w:rFonts w:eastAsia="黑体"/>
         <w:b/>
         <w:bCs/>
         <w:color w:themeColor="background1" w:val="FFFFFF"/>
@@ -8081,6 +8460,7 @@
     </w:tblStylePr>
     <w:tblStylePr w:type="nwCell">
       <w:rPr>
+        <w:rFonts w:eastAsia="黑体"/>
         <w:color w:themeColor="background1" w:val="FFFFFF"/>
       </w:rPr>
       <w:tblPr/>
@@ -8124,6 +8504,7 @@
         <w:spacing w:after="0" w:before="0" w:line="240" w:lineRule="auto"/>
       </w:pPr>
       <w:rPr>
+        <w:rFonts w:eastAsia="黑体"/>
         <w:b/>
         <w:bCs/>
         <w:color w:themeColor="background1" w:val="FFFFFF"/>
@@ -8146,6 +8527,7 @@
         <w:spacing w:after="0" w:before="0" w:line="240" w:lineRule="auto"/>
       </w:pPr>
       <w:rPr>
+        <w:rFonts w:eastAsia="黑体"/>
         <w:color w:val="auto"/>
       </w:rPr>
       <w:tblPr/>
@@ -8163,6 +8545,7 @@
     </w:tblStylePr>
     <w:tblStylePr w:type="firstCol">
       <w:rPr>
+        <w:rFonts w:eastAsia="黑体"/>
         <w:b/>
         <w:bCs/>
         <w:color w:themeColor="background1" w:val="FFFFFF"/>
@@ -8182,6 +8565,7 @@
     </w:tblStylePr>
     <w:tblStylePr w:type="lastCol">
       <w:rPr>
+        <w:rFonts w:eastAsia="黑体"/>
         <w:b/>
         <w:bCs/>
         <w:color w:themeColor="background1" w:val="FFFFFF"/>
@@ -8230,6 +8614,7 @@
     </w:tblStylePr>
     <w:tblStylePr w:type="nwCell">
       <w:rPr>
+        <w:rFonts w:eastAsia="黑体"/>
         <w:color w:themeColor="background1" w:val="FFFFFF"/>
       </w:rPr>
       <w:tblPr/>
@@ -8254,6 +8639,7 @@
       <w:spacing w:after="0" w:line="240" w:lineRule="auto"/>
     </w:pPr>
     <w:rPr>
+      <w:rFonts w:eastAsia="黑体"/>
       <w:color w:themeColor="text1" w:val="000000"/>
     </w:rPr>
     <w:tblPr>
@@ -8273,7 +8659,7 @@
     </w:tblPr>
     <w:tblStylePr w:type="firstRow">
       <w:rPr>
-        <w:rFonts w:asciiTheme="majorHAnsi" w:cstheme="majorBidi" w:eastAsiaTheme="majorEastAsia" w:hAnsiTheme="majorHAnsi"/>
+        <w:rFonts w:asciiTheme="majorHAnsi" w:cstheme="majorBidi" w:hAnsiTheme="majorHAnsi" w:eastAsia="黑体"/>
       </w:rPr>
       <w:tblPr/>
       <w:tcPr>
@@ -8285,6 +8671,7 @@
     </w:tblStylePr>
     <w:tblStylePr w:type="lastRow">
       <w:rPr>
+        <w:rFonts w:eastAsia="黑体"/>
         <w:b/>
         <w:bCs/>
         <w:color w:themeColor="text2" w:val="1F497D"/>
@@ -8299,12 +8686,14 @@
     </w:tblStylePr>
     <w:tblStylePr w:type="firstCol">
       <w:rPr>
+        <w:rFonts w:eastAsia="黑体"/>
         <w:b/>
         <w:bCs/>
       </w:rPr>
     </w:tblStylePr>
     <w:tblStylePr w:type="lastCol">
       <w:rPr>
+        <w:rFonts w:eastAsia="黑体"/>
         <w:b/>
         <w:bCs/>
       </w:rPr>
@@ -8338,6 +8727,7 @@
       <w:spacing w:after="0" w:line="240" w:lineRule="auto"/>
     </w:pPr>
     <w:rPr>
+      <w:rFonts w:eastAsia="黑体"/>
       <w:color w:themeColor="text1" w:val="000000"/>
     </w:rPr>
     <w:tblPr>
@@ -8357,7 +8747,7 @@
     </w:tblPr>
     <w:tblStylePr w:type="firstRow">
       <w:rPr>
-        <w:rFonts w:asciiTheme="majorHAnsi" w:cstheme="majorBidi" w:eastAsiaTheme="majorEastAsia" w:hAnsiTheme="majorHAnsi"/>
+        <w:rFonts w:asciiTheme="majorHAnsi" w:cstheme="majorBidi" w:hAnsiTheme="majorHAnsi" w:eastAsia="黑体"/>
       </w:rPr>
       <w:tblPr/>
       <w:tcPr>
@@ -8369,6 +8759,7 @@
     </w:tblStylePr>
     <w:tblStylePr w:type="lastRow">
       <w:rPr>
+        <w:rFonts w:eastAsia="黑体"/>
         <w:b/>
         <w:bCs/>
         <w:color w:themeColor="text2" w:val="1F497D"/>
@@ -8383,12 +8774,14 @@
     </w:tblStylePr>
     <w:tblStylePr w:type="firstCol">
       <w:rPr>
+        <w:rFonts w:eastAsia="黑体"/>
         <w:b/>
         <w:bCs/>
       </w:rPr>
     </w:tblStylePr>
     <w:tblStylePr w:type="lastCol">
       <w:rPr>
+        <w:rFonts w:eastAsia="黑体"/>
         <w:b/>
         <w:bCs/>
       </w:rPr>
@@ -8422,6 +8815,7 @@
       <w:spacing w:after="0" w:line="240" w:lineRule="auto"/>
     </w:pPr>
     <w:rPr>
+      <w:rFonts w:eastAsia="黑体"/>
       <w:color w:themeColor="text1" w:val="000000"/>
     </w:rPr>
     <w:tblPr>
@@ -8441,7 +8835,7 @@
     </w:tblPr>
     <w:tblStylePr w:type="firstRow">
       <w:rPr>
-        <w:rFonts w:asciiTheme="majorHAnsi" w:cstheme="majorBidi" w:eastAsiaTheme="majorEastAsia" w:hAnsiTheme="majorHAnsi"/>
+        <w:rFonts w:asciiTheme="majorHAnsi" w:cstheme="majorBidi" w:hAnsiTheme="majorHAnsi" w:eastAsia="黑体"/>
       </w:rPr>
       <w:tblPr/>
       <w:tcPr>
@@ -8453,6 +8847,7 @@
     </w:tblStylePr>
     <w:tblStylePr w:type="lastRow">
       <w:rPr>
+        <w:rFonts w:eastAsia="黑体"/>
         <w:b/>
         <w:bCs/>
         <w:color w:themeColor="text2" w:val="1F497D"/>
@@ -8467,12 +8862,14 @@
     </w:tblStylePr>
     <w:tblStylePr w:type="firstCol">
       <w:rPr>
+        <w:rFonts w:eastAsia="黑体"/>
         <w:b/>
         <w:bCs/>
       </w:rPr>
     </w:tblStylePr>
     <w:tblStylePr w:type="lastCol">
       <w:rPr>
+        <w:rFonts w:eastAsia="黑体"/>
         <w:b/>
         <w:bCs/>
       </w:rPr>
@@ -8506,6 +8903,7 @@
       <w:spacing w:after="0" w:line="240" w:lineRule="auto"/>
     </w:pPr>
     <w:rPr>
+      <w:rFonts w:eastAsia="黑体"/>
       <w:color w:themeColor="text1" w:val="000000"/>
     </w:rPr>
     <w:tblPr>
@@ -8525,7 +8923,7 @@
     </w:tblPr>
     <w:tblStylePr w:type="firstRow">
       <w:rPr>
-        <w:rFonts w:asciiTheme="majorHAnsi" w:cstheme="majorBidi" w:eastAsiaTheme="majorEastAsia" w:hAnsiTheme="majorHAnsi"/>
+        <w:rFonts w:asciiTheme="majorHAnsi" w:cstheme="majorBidi" w:hAnsiTheme="majorHAnsi" w:eastAsia="黑体"/>
       </w:rPr>
       <w:tblPr/>
       <w:tcPr>
@@ -8537,6 +8935,7 @@
     </w:tblStylePr>
     <w:tblStylePr w:type="lastRow">
       <w:rPr>
+        <w:rFonts w:eastAsia="黑体"/>
         <w:b/>
         <w:bCs/>
         <w:color w:themeColor="text2" w:val="1F497D"/>
@@ -8551,12 +8950,14 @@
     </w:tblStylePr>
     <w:tblStylePr w:type="firstCol">
       <w:rPr>
+        <w:rFonts w:eastAsia="黑体"/>
         <w:b/>
         <w:bCs/>
       </w:rPr>
     </w:tblStylePr>
     <w:tblStylePr w:type="lastCol">
       <w:rPr>
+        <w:rFonts w:eastAsia="黑体"/>
         <w:b/>
         <w:bCs/>
       </w:rPr>
@@ -8590,6 +8991,7 @@
       <w:spacing w:after="0" w:line="240" w:lineRule="auto"/>
     </w:pPr>
     <w:rPr>
+      <w:rFonts w:eastAsia="黑体"/>
       <w:color w:themeColor="text1" w:val="000000"/>
     </w:rPr>
     <w:tblPr>
@@ -8609,7 +9011,7 @@
     </w:tblPr>
     <w:tblStylePr w:type="firstRow">
       <w:rPr>
-        <w:rFonts w:asciiTheme="majorHAnsi" w:cstheme="majorBidi" w:eastAsiaTheme="majorEastAsia" w:hAnsiTheme="majorHAnsi"/>
+        <w:rFonts w:asciiTheme="majorHAnsi" w:cstheme="majorBidi" w:hAnsiTheme="majorHAnsi" w:eastAsia="黑体"/>
       </w:rPr>
       <w:tblPr/>
       <w:tcPr>
@@ -8621,6 +9023,7 @@
     </w:tblStylePr>
     <w:tblStylePr w:type="lastRow">
       <w:rPr>
+        <w:rFonts w:eastAsia="黑体"/>
         <w:b/>
         <w:bCs/>
         <w:color w:themeColor="text2" w:val="1F497D"/>
@@ -8635,12 +9038,14 @@
     </w:tblStylePr>
     <w:tblStylePr w:type="firstCol">
       <w:rPr>
+        <w:rFonts w:eastAsia="黑体"/>
         <w:b/>
         <w:bCs/>
       </w:rPr>
     </w:tblStylePr>
     <w:tblStylePr w:type="lastCol">
       <w:rPr>
+        <w:rFonts w:eastAsia="黑体"/>
         <w:b/>
         <w:bCs/>
       </w:rPr>
@@ -8674,6 +9079,7 @@
       <w:spacing w:after="0" w:line="240" w:lineRule="auto"/>
     </w:pPr>
     <w:rPr>
+      <w:rFonts w:eastAsia="黑体"/>
       <w:color w:themeColor="text1" w:val="000000"/>
     </w:rPr>
     <w:tblPr>
@@ -8693,7 +9099,7 @@
     </w:tblPr>
     <w:tblStylePr w:type="firstRow">
       <w:rPr>
-        <w:rFonts w:asciiTheme="majorHAnsi" w:cstheme="majorBidi" w:eastAsiaTheme="majorEastAsia" w:hAnsiTheme="majorHAnsi"/>
+        <w:rFonts w:asciiTheme="majorHAnsi" w:cstheme="majorBidi" w:hAnsiTheme="majorHAnsi" w:eastAsia="黑体"/>
       </w:rPr>
       <w:tblPr/>
       <w:tcPr>
@@ -8705,6 +9111,7 @@
     </w:tblStylePr>
     <w:tblStylePr w:type="lastRow">
       <w:rPr>
+        <w:rFonts w:eastAsia="黑体"/>
         <w:b/>
         <w:bCs/>
         <w:color w:themeColor="text2" w:val="1F497D"/>
@@ -8719,12 +9126,14 @@
     </w:tblStylePr>
     <w:tblStylePr w:type="firstCol">
       <w:rPr>
+        <w:rFonts w:eastAsia="黑体"/>
         <w:b/>
         <w:bCs/>
       </w:rPr>
     </w:tblStylePr>
     <w:tblStylePr w:type="lastCol">
       <w:rPr>
+        <w:rFonts w:eastAsia="黑体"/>
         <w:b/>
         <w:bCs/>
       </w:rPr>
@@ -8758,6 +9167,7 @@
       <w:spacing w:after="0" w:line="240" w:lineRule="auto"/>
     </w:pPr>
     <w:rPr>
+      <w:rFonts w:eastAsia="黑体"/>
       <w:color w:themeColor="text1" w:val="000000"/>
     </w:rPr>
     <w:tblPr>
@@ -8777,7 +9187,7 @@
     </w:tblPr>
     <w:tblStylePr w:type="firstRow">
       <w:rPr>
-        <w:rFonts w:asciiTheme="majorHAnsi" w:cstheme="majorBidi" w:eastAsiaTheme="majorEastAsia" w:hAnsiTheme="majorHAnsi"/>
+        <w:rFonts w:asciiTheme="majorHAnsi" w:cstheme="majorBidi" w:hAnsiTheme="majorHAnsi" w:eastAsia="黑体"/>
       </w:rPr>
       <w:tblPr/>
       <w:tcPr>
@@ -8789,6 +9199,7 @@
     </w:tblStylePr>
     <w:tblStylePr w:type="lastRow">
       <w:rPr>
+        <w:rFonts w:eastAsia="黑体"/>
         <w:b/>
         <w:bCs/>
         <w:color w:themeColor="text2" w:val="1F497D"/>
@@ -8803,12 +9214,14 @@
     </w:tblStylePr>
     <w:tblStylePr w:type="firstCol">
       <w:rPr>
+        <w:rFonts w:eastAsia="黑体"/>
         <w:b/>
         <w:bCs/>
       </w:rPr>
     </w:tblStylePr>
     <w:tblStylePr w:type="lastCol">
       <w:rPr>
+        <w:rFonts w:eastAsia="黑体"/>
         <w:b/>
         <w:bCs/>
       </w:rPr>
@@ -8842,7 +9255,7 @@
       <w:spacing w:after="0" w:line="240" w:lineRule="auto"/>
     </w:pPr>
     <w:rPr>
-      <w:rFonts w:asciiTheme="majorHAnsi" w:cstheme="majorBidi" w:eastAsiaTheme="majorEastAsia" w:hAnsiTheme="majorHAnsi"/>
+      <w:rFonts w:asciiTheme="majorHAnsi" w:cstheme="majorBidi" w:hAnsiTheme="majorHAnsi" w:eastAsia="黑体"/>
       <w:color w:themeColor="text1" w:val="000000"/>
     </w:rPr>
     <w:tblPr>
@@ -8864,6 +9277,7 @@
     </w:tblPr>
     <w:tblStylePr w:type="firstRow">
       <w:rPr>
+        <w:rFonts w:eastAsia="黑体"/>
         <w:sz w:val="24"/>
         <w:szCs w:val="24"/>
       </w:rPr>
@@ -8970,7 +9384,7 @@
       <w:spacing w:after="0" w:line="240" w:lineRule="auto"/>
     </w:pPr>
     <w:rPr>
-      <w:rFonts w:asciiTheme="majorHAnsi" w:cstheme="majorBidi" w:eastAsiaTheme="majorEastAsia" w:hAnsiTheme="majorHAnsi"/>
+      <w:rFonts w:asciiTheme="majorHAnsi" w:cstheme="majorBidi" w:hAnsiTheme="majorHAnsi" w:eastAsia="黑体"/>
       <w:color w:themeColor="text1" w:val="000000"/>
     </w:rPr>
     <w:tblPr>
@@ -8992,6 +9406,7 @@
     </w:tblPr>
     <w:tblStylePr w:type="firstRow">
       <w:rPr>
+        <w:rFonts w:eastAsia="黑体"/>
         <w:sz w:val="24"/>
         <w:szCs w:val="24"/>
       </w:rPr>
@@ -9098,7 +9513,7 @@
       <w:spacing w:after="0" w:line="240" w:lineRule="auto"/>
     </w:pPr>
     <w:rPr>
-      <w:rFonts w:asciiTheme="majorHAnsi" w:cstheme="majorBidi" w:eastAsiaTheme="majorEastAsia" w:hAnsiTheme="majorHAnsi"/>
+      <w:rFonts w:asciiTheme="majorHAnsi" w:cstheme="majorBidi" w:hAnsiTheme="majorHAnsi" w:eastAsia="黑体"/>
       <w:color w:themeColor="text1" w:val="000000"/>
     </w:rPr>
     <w:tblPr>
@@ -9120,6 +9535,7 @@
     </w:tblPr>
     <w:tblStylePr w:type="firstRow">
       <w:rPr>
+        <w:rFonts w:eastAsia="黑体"/>
         <w:sz w:val="24"/>
         <w:szCs w:val="24"/>
       </w:rPr>
@@ -9226,7 +9642,7 @@
       <w:spacing w:after="0" w:line="240" w:lineRule="auto"/>
     </w:pPr>
     <w:rPr>
-      <w:rFonts w:asciiTheme="majorHAnsi" w:cstheme="majorBidi" w:eastAsiaTheme="majorEastAsia" w:hAnsiTheme="majorHAnsi"/>
+      <w:rFonts w:asciiTheme="majorHAnsi" w:cstheme="majorBidi" w:hAnsiTheme="majorHAnsi" w:eastAsia="黑体"/>
       <w:color w:themeColor="text1" w:val="000000"/>
     </w:rPr>
     <w:tblPr>
@@ -9248,6 +9664,7 @@
     </w:tblPr>
     <w:tblStylePr w:type="firstRow">
       <w:rPr>
+        <w:rFonts w:eastAsia="黑体"/>
         <w:sz w:val="24"/>
         <w:szCs w:val="24"/>
       </w:rPr>
@@ -9354,7 +9771,7 @@
       <w:spacing w:after="0" w:line="240" w:lineRule="auto"/>
     </w:pPr>
     <w:rPr>
-      <w:rFonts w:asciiTheme="majorHAnsi" w:cstheme="majorBidi" w:eastAsiaTheme="majorEastAsia" w:hAnsiTheme="majorHAnsi"/>
+      <w:rFonts w:asciiTheme="majorHAnsi" w:cstheme="majorBidi" w:hAnsiTheme="majorHAnsi" w:eastAsia="黑体"/>
       <w:color w:themeColor="text1" w:val="000000"/>
     </w:rPr>
     <w:tblPr>
@@ -9376,6 +9793,7 @@
     </w:tblPr>
     <w:tblStylePr w:type="firstRow">
       <w:rPr>
+        <w:rFonts w:eastAsia="黑体"/>
         <w:sz w:val="24"/>
         <w:szCs w:val="24"/>
       </w:rPr>
@@ -9482,7 +9900,7 @@
       <w:spacing w:after="0" w:line="240" w:lineRule="auto"/>
     </w:pPr>
     <w:rPr>
-      <w:rFonts w:asciiTheme="majorHAnsi" w:cstheme="majorBidi" w:eastAsiaTheme="majorEastAsia" w:hAnsiTheme="majorHAnsi"/>
+      <w:rFonts w:asciiTheme="majorHAnsi" w:cstheme="majorBidi" w:hAnsiTheme="majorHAnsi" w:eastAsia="黑体"/>
       <w:color w:themeColor="text1" w:val="000000"/>
     </w:rPr>
     <w:tblPr>
@@ -9504,6 +9922,7 @@
     </w:tblPr>
     <w:tblStylePr w:type="firstRow">
       <w:rPr>
+        <w:rFonts w:eastAsia="黑体"/>
         <w:sz w:val="24"/>
         <w:szCs w:val="24"/>
       </w:rPr>
@@ -9610,7 +10029,7 @@
       <w:spacing w:after="0" w:line="240" w:lineRule="auto"/>
     </w:pPr>
     <w:rPr>
-      <w:rFonts w:asciiTheme="majorHAnsi" w:cstheme="majorBidi" w:eastAsiaTheme="majorEastAsia" w:hAnsiTheme="majorHAnsi"/>
+      <w:rFonts w:asciiTheme="majorHAnsi" w:cstheme="majorBidi" w:hAnsiTheme="majorHAnsi" w:eastAsia="黑体"/>
       <w:color w:themeColor="text1" w:val="000000"/>
     </w:rPr>
     <w:tblPr>
@@ -9632,6 +10051,7 @@
     </w:tblPr>
     <w:tblStylePr w:type="firstRow">
       <w:rPr>
+        <w:rFonts w:eastAsia="黑体"/>
         <w:sz w:val="24"/>
         <w:szCs w:val="24"/>
       </w:rPr>
@@ -9761,12 +10181,14 @@
     </w:tcPr>
     <w:tblStylePr w:type="firstRow">
       <w:rPr>
+        <w:rFonts w:eastAsia="黑体"/>
         <w:b/>
         <w:bCs/>
       </w:rPr>
     </w:tblStylePr>
     <w:tblStylePr w:type="lastRow">
       <w:rPr>
+        <w:rFonts w:eastAsia="黑体"/>
         <w:b/>
         <w:bCs/>
       </w:rPr>
@@ -9779,12 +10201,14 @@
     </w:tblStylePr>
     <w:tblStylePr w:type="firstCol">
       <w:rPr>
+        <w:rFonts w:eastAsia="黑体"/>
         <w:b/>
         <w:bCs/>
       </w:rPr>
     </w:tblStylePr>
     <w:tblStylePr w:type="lastCol">
       <w:rPr>
+        <w:rFonts w:eastAsia="黑体"/>
         <w:b/>
         <w:bCs/>
       </w:rPr>
@@ -9834,12 +10258,14 @@
     </w:tcPr>
     <w:tblStylePr w:type="firstRow">
       <w:rPr>
+        <w:rFonts w:eastAsia="黑体"/>
         <w:b/>
         <w:bCs/>
       </w:rPr>
     </w:tblStylePr>
     <w:tblStylePr w:type="lastRow">
       <w:rPr>
+        <w:rFonts w:eastAsia="黑体"/>
         <w:b/>
         <w:bCs/>
       </w:rPr>
@@ -9852,12 +10278,14 @@
     </w:tblStylePr>
     <w:tblStylePr w:type="firstCol">
       <w:rPr>
+        <w:rFonts w:eastAsia="黑体"/>
         <w:b/>
         <w:bCs/>
       </w:rPr>
     </w:tblStylePr>
     <w:tblStylePr w:type="lastCol">
       <w:rPr>
+        <w:rFonts w:eastAsia="黑体"/>
         <w:b/>
         <w:bCs/>
       </w:rPr>
@@ -9907,12 +10335,14 @@
     </w:tcPr>
     <w:tblStylePr w:type="firstRow">
       <w:rPr>
+        <w:rFonts w:eastAsia="黑体"/>
         <w:b/>
         <w:bCs/>
       </w:rPr>
     </w:tblStylePr>
     <w:tblStylePr w:type="lastRow">
       <w:rPr>
+        <w:rFonts w:eastAsia="黑体"/>
         <w:b/>
         <w:bCs/>
       </w:rPr>
@@ -9925,12 +10355,14 @@
     </w:tblStylePr>
     <w:tblStylePr w:type="firstCol">
       <w:rPr>
+        <w:rFonts w:eastAsia="黑体"/>
         <w:b/>
         <w:bCs/>
       </w:rPr>
     </w:tblStylePr>
     <w:tblStylePr w:type="lastCol">
       <w:rPr>
+        <w:rFonts w:eastAsia="黑体"/>
         <w:b/>
         <w:bCs/>
       </w:rPr>
@@ -9980,12 +10412,14 @@
     </w:tcPr>
     <w:tblStylePr w:type="firstRow">
       <w:rPr>
+        <w:rFonts w:eastAsia="黑体"/>
         <w:b/>
         <w:bCs/>
       </w:rPr>
     </w:tblStylePr>
     <w:tblStylePr w:type="lastRow">
       <w:rPr>
+        <w:rFonts w:eastAsia="黑体"/>
         <w:b/>
         <w:bCs/>
       </w:rPr>
@@ -9998,12 +10432,14 @@
     </w:tblStylePr>
     <w:tblStylePr w:type="firstCol">
       <w:rPr>
+        <w:rFonts w:eastAsia="黑体"/>
         <w:b/>
         <w:bCs/>
       </w:rPr>
     </w:tblStylePr>
     <w:tblStylePr w:type="lastCol">
       <w:rPr>
+        <w:rFonts w:eastAsia="黑体"/>
         <w:b/>
         <w:bCs/>
       </w:rPr>
@@ -10053,12 +10489,14 @@
     </w:tcPr>
     <w:tblStylePr w:type="firstRow">
       <w:rPr>
+        <w:rFonts w:eastAsia="黑体"/>
         <w:b/>
         <w:bCs/>
       </w:rPr>
     </w:tblStylePr>
     <w:tblStylePr w:type="lastRow">
       <w:rPr>
+        <w:rFonts w:eastAsia="黑体"/>
         <w:b/>
         <w:bCs/>
       </w:rPr>
@@ -10071,12 +10509,14 @@
     </w:tblStylePr>
     <w:tblStylePr w:type="firstCol">
       <w:rPr>
+        <w:rFonts w:eastAsia="黑体"/>
         <w:b/>
         <w:bCs/>
       </w:rPr>
     </w:tblStylePr>
     <w:tblStylePr w:type="lastCol">
       <w:rPr>
+        <w:rFonts w:eastAsia="黑体"/>
         <w:b/>
         <w:bCs/>
       </w:rPr>
@@ -10126,12 +10566,14 @@
     </w:tcPr>
     <w:tblStylePr w:type="firstRow">
       <w:rPr>
+        <w:rFonts w:eastAsia="黑体"/>
         <w:b/>
         <w:bCs/>
       </w:rPr>
     </w:tblStylePr>
     <w:tblStylePr w:type="lastRow">
       <w:rPr>
+        <w:rFonts w:eastAsia="黑体"/>
         <w:b/>
         <w:bCs/>
       </w:rPr>
@@ -10144,12 +10586,14 @@
     </w:tblStylePr>
     <w:tblStylePr w:type="firstCol">
       <w:rPr>
+        <w:rFonts w:eastAsia="黑体"/>
         <w:b/>
         <w:bCs/>
       </w:rPr>
     </w:tblStylePr>
     <w:tblStylePr w:type="lastCol">
       <w:rPr>
+        <w:rFonts w:eastAsia="黑体"/>
         <w:b/>
         <w:bCs/>
       </w:rPr>
@@ -10199,12 +10643,14 @@
     </w:tcPr>
     <w:tblStylePr w:type="firstRow">
       <w:rPr>
+        <w:rFonts w:eastAsia="黑体"/>
         <w:b/>
         <w:bCs/>
       </w:rPr>
     </w:tblStylePr>
     <w:tblStylePr w:type="lastRow">
       <w:rPr>
+        <w:rFonts w:eastAsia="黑体"/>
         <w:b/>
         <w:bCs/>
       </w:rPr>
@@ -10217,12 +10663,14 @@
     </w:tblStylePr>
     <w:tblStylePr w:type="firstCol">
       <w:rPr>
+        <w:rFonts w:eastAsia="黑体"/>
         <w:b/>
         <w:bCs/>
       </w:rPr>
     </w:tblStylePr>
     <w:tblStylePr w:type="lastCol">
       <w:rPr>
+        <w:rFonts w:eastAsia="黑体"/>
         <w:b/>
         <w:bCs/>
       </w:rPr>
@@ -10249,7 +10697,7 @@
       <w:spacing w:after="0" w:line="240" w:lineRule="auto"/>
     </w:pPr>
     <w:rPr>
-      <w:rFonts w:asciiTheme="majorHAnsi" w:cstheme="majorBidi" w:eastAsiaTheme="majorEastAsia" w:hAnsiTheme="majorHAnsi"/>
+      <w:rFonts w:asciiTheme="majorHAnsi" w:cstheme="majorBidi" w:hAnsiTheme="majorHAnsi" w:eastAsia="黑体"/>
       <w:color w:themeColor="text1" w:val="000000"/>
     </w:rPr>
     <w:tblPr>
@@ -10276,6 +10724,7 @@
     </w:tcPr>
     <w:tblStylePr w:type="firstRow">
       <w:rPr>
+        <w:rFonts w:eastAsia="黑体"/>
         <w:b/>
         <w:bCs/>
         <w:color w:themeColor="text1" w:val="000000"/>
@@ -10287,6 +10736,7 @@
     </w:tblStylePr>
     <w:tblStylePr w:type="lastRow">
       <w:rPr>
+        <w:rFonts w:eastAsia="黑体"/>
         <w:b/>
         <w:bCs/>
         <w:color w:themeColor="text1" w:val="000000"/>
@@ -10306,6 +10756,7 @@
     </w:tblStylePr>
     <w:tblStylePr w:type="firstCol">
       <w:rPr>
+        <w:rFonts w:eastAsia="黑体"/>
         <w:b/>
         <w:bCs/>
         <w:color w:themeColor="text1" w:val="000000"/>
@@ -10325,6 +10776,7 @@
     </w:tblStylePr>
     <w:tblStylePr w:type="lastCol">
       <w:rPr>
+        <w:rFonts w:eastAsia="黑体"/>
         <w:b w:val="0"/>
         <w:bCs w:val="0"/>
         <w:color w:themeColor="text1" w:val="000000"/>
@@ -10374,7 +10826,7 @@
       <w:spacing w:after="0" w:line="240" w:lineRule="auto"/>
     </w:pPr>
     <w:rPr>
-      <w:rFonts w:asciiTheme="majorHAnsi" w:cstheme="majorBidi" w:eastAsiaTheme="majorEastAsia" w:hAnsiTheme="majorHAnsi"/>
+      <w:rFonts w:asciiTheme="majorHAnsi" w:cstheme="majorBidi" w:hAnsiTheme="majorHAnsi" w:eastAsia="黑体"/>
       <w:color w:themeColor="text1" w:val="000000"/>
     </w:rPr>
     <w:tblPr>
@@ -10401,6 +10853,7 @@
     </w:tcPr>
     <w:tblStylePr w:type="firstRow">
       <w:rPr>
+        <w:rFonts w:eastAsia="黑体"/>
         <w:b/>
         <w:bCs/>
         <w:color w:themeColor="text1" w:val="000000"/>
@@ -10412,6 +10865,7 @@
     </w:tblStylePr>
     <w:tblStylePr w:type="lastRow">
       <w:rPr>
+        <w:rFonts w:eastAsia="黑体"/>
         <w:b/>
         <w:bCs/>
         <w:color w:themeColor="text1" w:val="000000"/>
@@ -10431,6 +10885,7 @@
     </w:tblStylePr>
     <w:tblStylePr w:type="firstCol">
       <w:rPr>
+        <w:rFonts w:eastAsia="黑体"/>
         <w:b/>
         <w:bCs/>
         <w:color w:themeColor="text1" w:val="000000"/>
@@ -10450,6 +10905,7 @@
     </w:tblStylePr>
     <w:tblStylePr w:type="lastCol">
       <w:rPr>
+        <w:rFonts w:eastAsia="黑体"/>
         <w:b w:val="0"/>
         <w:bCs w:val="0"/>
         <w:color w:themeColor="text1" w:val="000000"/>
@@ -10499,7 +10955,7 @@
       <w:spacing w:after="0" w:line="240" w:lineRule="auto"/>
     </w:pPr>
     <w:rPr>
-      <w:rFonts w:asciiTheme="majorHAnsi" w:cstheme="majorBidi" w:eastAsiaTheme="majorEastAsia" w:hAnsiTheme="majorHAnsi"/>
+      <w:rFonts w:asciiTheme="majorHAnsi" w:cstheme="majorBidi" w:hAnsiTheme="majorHAnsi" w:eastAsia="黑体"/>
       <w:color w:themeColor="text1" w:val="000000"/>
     </w:rPr>
     <w:tblPr>
@@ -10526,6 +10982,7 @@
     </w:tcPr>
     <w:tblStylePr w:type="firstRow">
       <w:rPr>
+        <w:rFonts w:eastAsia="黑体"/>
         <w:b/>
         <w:bCs/>
         <w:color w:themeColor="text1" w:val="000000"/>
@@ -10537,6 +10994,7 @@
     </w:tblStylePr>
     <w:tblStylePr w:type="lastRow">
       <w:rPr>
+        <w:rFonts w:eastAsia="黑体"/>
         <w:b/>
         <w:bCs/>
         <w:color w:themeColor="text1" w:val="000000"/>
@@ -10556,6 +11014,7 @@
     </w:tblStylePr>
     <w:tblStylePr w:type="firstCol">
       <w:rPr>
+        <w:rFonts w:eastAsia="黑体"/>
         <w:b/>
         <w:bCs/>
         <w:color w:themeColor="text1" w:val="000000"/>
@@ -10575,6 +11034,7 @@
     </w:tblStylePr>
     <w:tblStylePr w:type="lastCol">
       <w:rPr>
+        <w:rFonts w:eastAsia="黑体"/>
         <w:b w:val="0"/>
         <w:bCs w:val="0"/>
         <w:color w:themeColor="text1" w:val="000000"/>
@@ -10624,7 +11084,7 @@
       <w:spacing w:after="0" w:line="240" w:lineRule="auto"/>
     </w:pPr>
     <w:rPr>
-      <w:rFonts w:asciiTheme="majorHAnsi" w:cstheme="majorBidi" w:eastAsiaTheme="majorEastAsia" w:hAnsiTheme="majorHAnsi"/>
+      <w:rFonts w:asciiTheme="majorHAnsi" w:cstheme="majorBidi" w:hAnsiTheme="majorHAnsi" w:eastAsia="黑体"/>
       <w:color w:themeColor="text1" w:val="000000"/>
     </w:rPr>
     <w:tblPr>
@@ -10651,6 +11111,7 @@
     </w:tcPr>
     <w:tblStylePr w:type="firstRow">
       <w:rPr>
+        <w:rFonts w:eastAsia="黑体"/>
         <w:b/>
         <w:bCs/>
         <w:color w:themeColor="text1" w:val="000000"/>
@@ -10662,6 +11123,7 @@
     </w:tblStylePr>
     <w:tblStylePr w:type="lastRow">
       <w:rPr>
+        <w:rFonts w:eastAsia="黑体"/>
         <w:b/>
         <w:bCs/>
         <w:color w:themeColor="text1" w:val="000000"/>
@@ -10681,6 +11143,7 @@
     </w:tblStylePr>
     <w:tblStylePr w:type="firstCol">
       <w:rPr>
+        <w:rFonts w:eastAsia="黑体"/>
         <w:b/>
         <w:bCs/>
         <w:color w:themeColor="text1" w:val="000000"/>
@@ -10700,6 +11163,7 @@
     </w:tblStylePr>
     <w:tblStylePr w:type="lastCol">
       <w:rPr>
+        <w:rFonts w:eastAsia="黑体"/>
         <w:b w:val="0"/>
         <w:bCs w:val="0"/>
         <w:color w:themeColor="text1" w:val="000000"/>
@@ -10749,7 +11213,7 @@
       <w:spacing w:after="0" w:line="240" w:lineRule="auto"/>
     </w:pPr>
     <w:rPr>
-      <w:rFonts w:asciiTheme="majorHAnsi" w:cstheme="majorBidi" w:eastAsiaTheme="majorEastAsia" w:hAnsiTheme="majorHAnsi"/>
+      <w:rFonts w:asciiTheme="majorHAnsi" w:cstheme="majorBidi" w:hAnsiTheme="majorHAnsi" w:eastAsia="黑体"/>
       <w:color w:themeColor="text1" w:val="000000"/>
     </w:rPr>
     <w:tblPr>
@@ -10776,6 +11240,7 @@
     </w:tcPr>
     <w:tblStylePr w:type="firstRow">
       <w:rPr>
+        <w:rFonts w:eastAsia="黑体"/>
         <w:b/>
         <w:bCs/>
         <w:color w:themeColor="text1" w:val="000000"/>
@@ -10787,6 +11252,7 @@
     </w:tblStylePr>
     <w:tblStylePr w:type="lastRow">
       <w:rPr>
+        <w:rFonts w:eastAsia="黑体"/>
         <w:b/>
         <w:bCs/>
         <w:color w:themeColor="text1" w:val="000000"/>
@@ -10806,6 +11272,7 @@
     </w:tblStylePr>
     <w:tblStylePr w:type="firstCol">
       <w:rPr>
+        <w:rFonts w:eastAsia="黑体"/>
         <w:b/>
         <w:bCs/>
         <w:color w:themeColor="text1" w:val="000000"/>
@@ -10825,6 +11292,7 @@
     </w:tblStylePr>
     <w:tblStylePr w:type="lastCol">
       <w:rPr>
+        <w:rFonts w:eastAsia="黑体"/>
         <w:b w:val="0"/>
         <w:bCs w:val="0"/>
         <w:color w:themeColor="text1" w:val="000000"/>
@@ -10874,7 +11342,7 @@
       <w:spacing w:after="0" w:line="240" w:lineRule="auto"/>
     </w:pPr>
     <w:rPr>
-      <w:rFonts w:asciiTheme="majorHAnsi" w:cstheme="majorBidi" w:eastAsiaTheme="majorEastAsia" w:hAnsiTheme="majorHAnsi"/>
+      <w:rFonts w:asciiTheme="majorHAnsi" w:cstheme="majorBidi" w:hAnsiTheme="majorHAnsi" w:eastAsia="黑体"/>
       <w:color w:themeColor="text1" w:val="000000"/>
     </w:rPr>
     <w:tblPr>
@@ -10901,6 +11369,7 @@
     </w:tcPr>
     <w:tblStylePr w:type="firstRow">
       <w:rPr>
+        <w:rFonts w:eastAsia="黑体"/>
         <w:b/>
         <w:bCs/>
         <w:color w:themeColor="text1" w:val="000000"/>
@@ -10912,6 +11381,7 @@
     </w:tblStylePr>
     <w:tblStylePr w:type="lastRow">
       <w:rPr>
+        <w:rFonts w:eastAsia="黑体"/>
         <w:b/>
         <w:bCs/>
         <w:color w:themeColor="text1" w:val="000000"/>
@@ -10931,6 +11401,7 @@
     </w:tblStylePr>
     <w:tblStylePr w:type="firstCol">
       <w:rPr>
+        <w:rFonts w:eastAsia="黑体"/>
         <w:b/>
         <w:bCs/>
         <w:color w:themeColor="text1" w:val="000000"/>
@@ -10950,6 +11421,7 @@
     </w:tblStylePr>
     <w:tblStylePr w:type="lastCol">
       <w:rPr>
+        <w:rFonts w:eastAsia="黑体"/>
         <w:b w:val="0"/>
         <w:bCs w:val="0"/>
         <w:color w:themeColor="text1" w:val="000000"/>
@@ -10999,7 +11471,7 @@
       <w:spacing w:after="0" w:line="240" w:lineRule="auto"/>
     </w:pPr>
     <w:rPr>
-      <w:rFonts w:asciiTheme="majorHAnsi" w:cstheme="majorBidi" w:eastAsiaTheme="majorEastAsia" w:hAnsiTheme="majorHAnsi"/>
+      <w:rFonts w:asciiTheme="majorHAnsi" w:cstheme="majorBidi" w:hAnsiTheme="majorHAnsi" w:eastAsia="黑体"/>
       <w:color w:themeColor="text1" w:val="000000"/>
     </w:rPr>
     <w:tblPr>
@@ -11026,6 +11498,7 @@
     </w:tcPr>
     <w:tblStylePr w:type="firstRow">
       <w:rPr>
+        <w:rFonts w:eastAsia="黑体"/>
         <w:b/>
         <w:bCs/>
         <w:color w:themeColor="text1" w:val="000000"/>
@@ -11037,6 +11510,7 @@
     </w:tblStylePr>
     <w:tblStylePr w:type="lastRow">
       <w:rPr>
+        <w:rFonts w:eastAsia="黑体"/>
         <w:b/>
         <w:bCs/>
         <w:color w:themeColor="text1" w:val="000000"/>
@@ -11056,6 +11530,7 @@
     </w:tblStylePr>
     <w:tblStylePr w:type="firstCol">
       <w:rPr>
+        <w:rFonts w:eastAsia="黑体"/>
         <w:b/>
         <w:bCs/>
         <w:color w:themeColor="text1" w:val="000000"/>
@@ -11075,6 +11550,7 @@
     </w:tblStylePr>
     <w:tblStylePr w:type="lastCol">
       <w:rPr>
+        <w:rFonts w:eastAsia="黑体"/>
         <w:b w:val="0"/>
         <w:bCs w:val="0"/>
         <w:color w:themeColor="text1" w:val="000000"/>
@@ -11147,6 +11623,7 @@
     </w:tcPr>
     <w:tblStylePr w:type="firstRow">
       <w:rPr>
+        <w:rFonts w:eastAsia="黑体"/>
         <w:b/>
         <w:bCs/>
         <w:i w:val="0"/>
@@ -11168,6 +11645,7 @@
     </w:tblStylePr>
     <w:tblStylePr w:type="lastRow">
       <w:rPr>
+        <w:rFonts w:eastAsia="黑体"/>
         <w:b/>
         <w:bCs/>
         <w:i w:val="0"/>
@@ -11189,6 +11667,7 @@
     </w:tblStylePr>
     <w:tblStylePr w:type="firstCol">
       <w:rPr>
+        <w:rFonts w:eastAsia="黑体"/>
         <w:b/>
         <w:bCs/>
         <w:i w:val="0"/>
@@ -11208,6 +11687,7 @@
     </w:tblStylePr>
     <w:tblStylePr w:type="lastCol">
       <w:rPr>
+        <w:rFonts w:eastAsia="黑体"/>
         <w:b/>
         <w:bCs/>
         <w:i w:val="0"/>
@@ -11288,6 +11768,7 @@
     </w:tcPr>
     <w:tblStylePr w:type="firstRow">
       <w:rPr>
+        <w:rFonts w:eastAsia="黑体"/>
         <w:b/>
         <w:bCs/>
         <w:i w:val="0"/>
@@ -11309,6 +11790,7 @@
     </w:tblStylePr>
     <w:tblStylePr w:type="lastRow">
       <w:rPr>
+        <w:rFonts w:eastAsia="黑体"/>
         <w:b/>
         <w:bCs/>
         <w:i w:val="0"/>
@@ -11330,6 +11812,7 @@
     </w:tblStylePr>
     <w:tblStylePr w:type="firstCol">
       <w:rPr>
+        <w:rFonts w:eastAsia="黑体"/>
         <w:b/>
         <w:bCs/>
         <w:i w:val="0"/>
@@ -11349,6 +11832,7 @@
     </w:tblStylePr>
     <w:tblStylePr w:type="lastCol">
       <w:rPr>
+        <w:rFonts w:eastAsia="黑体"/>
         <w:b/>
         <w:bCs/>
         <w:i w:val="0"/>
@@ -11429,6 +11913,7 @@
     </w:tcPr>
     <w:tblStylePr w:type="firstRow">
       <w:rPr>
+        <w:rFonts w:eastAsia="黑体"/>
         <w:b/>
         <w:bCs/>
         <w:i w:val="0"/>
@@ -11450,6 +11935,7 @@
     </w:tblStylePr>
     <w:tblStylePr w:type="lastRow">
       <w:rPr>
+        <w:rFonts w:eastAsia="黑体"/>
         <w:b/>
         <w:bCs/>
         <w:i w:val="0"/>
@@ -11471,6 +11957,7 @@
     </w:tblStylePr>
     <w:tblStylePr w:type="firstCol">
       <w:rPr>
+        <w:rFonts w:eastAsia="黑体"/>
         <w:b/>
         <w:bCs/>
         <w:i w:val="0"/>
@@ -11490,6 +11977,7 @@
     </w:tblStylePr>
     <w:tblStylePr w:type="lastCol">
       <w:rPr>
+        <w:rFonts w:eastAsia="黑体"/>
         <w:b/>
         <w:bCs/>
         <w:i w:val="0"/>
@@ -11570,6 +12058,7 @@
     </w:tcPr>
     <w:tblStylePr w:type="firstRow">
       <w:rPr>
+        <w:rFonts w:eastAsia="黑体"/>
         <w:b/>
         <w:bCs/>
         <w:i w:val="0"/>
@@ -11591,6 +12080,7 @@
     </w:tblStylePr>
     <w:tblStylePr w:type="lastRow">
       <w:rPr>
+        <w:rFonts w:eastAsia="黑体"/>
         <w:b/>
         <w:bCs/>
         <w:i w:val="0"/>
@@ -11612,6 +12102,7 @@
     </w:tblStylePr>
     <w:tblStylePr w:type="firstCol">
       <w:rPr>
+        <w:rFonts w:eastAsia="黑体"/>
         <w:b/>
         <w:bCs/>
         <w:i w:val="0"/>
@@ -11631,6 +12122,7 @@
     </w:tblStylePr>
     <w:tblStylePr w:type="lastCol">
       <w:rPr>
+        <w:rFonts w:eastAsia="黑体"/>
         <w:b/>
         <w:bCs/>
         <w:i w:val="0"/>
@@ -11711,6 +12203,7 @@
     </w:tcPr>
     <w:tblStylePr w:type="firstRow">
       <w:rPr>
+        <w:rFonts w:eastAsia="黑体"/>
         <w:b/>
         <w:bCs/>
         <w:i w:val="0"/>
@@ -11732,6 +12225,7 @@
     </w:tblStylePr>
     <w:tblStylePr w:type="lastRow">
       <w:rPr>
+        <w:rFonts w:eastAsia="黑体"/>
         <w:b/>
         <w:bCs/>
         <w:i w:val="0"/>
@@ -11753,6 +12247,7 @@
     </w:tblStylePr>
     <w:tblStylePr w:type="firstCol">
       <w:rPr>
+        <w:rFonts w:eastAsia="黑体"/>
         <w:b/>
         <w:bCs/>
         <w:i w:val="0"/>
@@ -11772,6 +12267,7 @@
     </w:tblStylePr>
     <w:tblStylePr w:type="lastCol">
       <w:rPr>
+        <w:rFonts w:eastAsia="黑体"/>
         <w:b/>
         <w:bCs/>
         <w:i w:val="0"/>
@@ -11852,6 +12348,7 @@
     </w:tcPr>
     <w:tblStylePr w:type="firstRow">
       <w:rPr>
+        <w:rFonts w:eastAsia="黑体"/>
         <w:b/>
         <w:bCs/>
         <w:i w:val="0"/>
@@ -11873,6 +12370,7 @@
     </w:tblStylePr>
     <w:tblStylePr w:type="lastRow">
       <w:rPr>
+        <w:rFonts w:eastAsia="黑体"/>
         <w:b/>
         <w:bCs/>
         <w:i w:val="0"/>
@@ -11894,6 +12392,7 @@
     </w:tblStylePr>
     <w:tblStylePr w:type="firstCol">
       <w:rPr>
+        <w:rFonts w:eastAsia="黑体"/>
         <w:b/>
         <w:bCs/>
         <w:i w:val="0"/>
@@ -11913,6 +12412,7 @@
     </w:tblStylePr>
     <w:tblStylePr w:type="lastCol">
       <w:rPr>
+        <w:rFonts w:eastAsia="黑体"/>
         <w:b/>
         <w:bCs/>
         <w:i w:val="0"/>
@@ -11993,6 +12493,7 @@
     </w:tcPr>
     <w:tblStylePr w:type="firstRow">
       <w:rPr>
+        <w:rFonts w:eastAsia="黑体"/>
         <w:b/>
         <w:bCs/>
         <w:i w:val="0"/>
@@ -12014,6 +12515,7 @@
     </w:tblStylePr>
     <w:tblStylePr w:type="lastRow">
       <w:rPr>
+        <w:rFonts w:eastAsia="黑体"/>
         <w:b/>
         <w:bCs/>
         <w:i w:val="0"/>
@@ -12035,6 +12537,7 @@
     </w:tblStylePr>
     <w:tblStylePr w:type="firstCol">
       <w:rPr>
+        <w:rFonts w:eastAsia="黑体"/>
         <w:b/>
         <w:bCs/>
         <w:i w:val="0"/>
@@ -12054,6 +12557,7 @@
     </w:tblStylePr>
     <w:tblStylePr w:type="lastCol">
       <w:rPr>
+        <w:rFonts w:eastAsia="黑体"/>
         <w:b/>
         <w:bCs/>
         <w:i w:val="0"/>
@@ -12111,6 +12615,7 @@
       <w:spacing w:after="0" w:line="240" w:lineRule="auto"/>
     </w:pPr>
     <w:rPr>
+      <w:rFonts w:eastAsia="黑体"/>
       <w:color w:themeColor="background1" w:val="FFFFFF"/>
     </w:rPr>
     <w:tblPr>
@@ -12129,6 +12634,7 @@
     </w:tcPr>
     <w:tblStylePr w:type="firstRow">
       <w:rPr>
+        <w:rFonts w:eastAsia="黑体"/>
         <w:b/>
         <w:bCs/>
       </w:rPr>
@@ -12225,6 +12731,7 @@
       <w:spacing w:after="0" w:line="240" w:lineRule="auto"/>
     </w:pPr>
     <w:rPr>
+      <w:rFonts w:eastAsia="黑体"/>
       <w:color w:themeColor="background1" w:val="FFFFFF"/>
     </w:rPr>
     <w:tblPr>
@@ -12243,6 +12750,7 @@
     </w:tcPr>
     <w:tblStylePr w:type="firstRow">
       <w:rPr>
+        <w:rFonts w:eastAsia="黑体"/>
         <w:b/>
         <w:bCs/>
       </w:rPr>
@@ -12339,6 +12847,7 @@
       <w:spacing w:after="0" w:line="240" w:lineRule="auto"/>
     </w:pPr>
     <w:rPr>
+      <w:rFonts w:eastAsia="黑体"/>
       <w:color w:themeColor="background1" w:val="FFFFFF"/>
     </w:rPr>
     <w:tblPr>
@@ -12357,6 +12866,7 @@
     </w:tcPr>
     <w:tblStylePr w:type="firstRow">
       <w:rPr>
+        <w:rFonts w:eastAsia="黑体"/>
         <w:b/>
         <w:bCs/>
       </w:rPr>
@@ -12453,6 +12963,7 @@
       <w:spacing w:after="0" w:line="240" w:lineRule="auto"/>
     </w:pPr>
     <w:rPr>
+      <w:rFonts w:eastAsia="黑体"/>
       <w:color w:themeColor="background1" w:val="FFFFFF"/>
     </w:rPr>
     <w:tblPr>
@@ -12471,6 +12982,7 @@
     </w:tcPr>
     <w:tblStylePr w:type="firstRow">
       <w:rPr>
+        <w:rFonts w:eastAsia="黑体"/>
         <w:b/>
         <w:bCs/>
       </w:rPr>
@@ -12567,6 +13079,7 @@
       <w:spacing w:after="0" w:line="240" w:lineRule="auto"/>
     </w:pPr>
     <w:rPr>
+      <w:rFonts w:eastAsia="黑体"/>
       <w:color w:themeColor="background1" w:val="FFFFFF"/>
     </w:rPr>
     <w:tblPr>
@@ -12585,6 +13098,7 @@
     </w:tcPr>
     <w:tblStylePr w:type="firstRow">
       <w:rPr>
+        <w:rFonts w:eastAsia="黑体"/>
         <w:b/>
         <w:bCs/>
       </w:rPr>
@@ -12681,6 +13195,7 @@
       <w:spacing w:after="0" w:line="240" w:lineRule="auto"/>
     </w:pPr>
     <w:rPr>
+      <w:rFonts w:eastAsia="黑体"/>
       <w:color w:themeColor="background1" w:val="FFFFFF"/>
     </w:rPr>
     <w:tblPr>
@@ -12699,6 +13214,7 @@
     </w:tcPr>
     <w:tblStylePr w:type="firstRow">
       <w:rPr>
+        <w:rFonts w:eastAsia="黑体"/>
         <w:b/>
         <w:bCs/>
       </w:rPr>
@@ -12795,6 +13311,7 @@
       <w:spacing w:after="0" w:line="240" w:lineRule="auto"/>
     </w:pPr>
     <w:rPr>
+      <w:rFonts w:eastAsia="黑体"/>
       <w:color w:themeColor="background1" w:val="FFFFFF"/>
     </w:rPr>
     <w:tblPr>
@@ -12813,6 +13330,7 @@
     </w:tcPr>
     <w:tblStylePr w:type="firstRow">
       <w:rPr>
+        <w:rFonts w:eastAsia="黑体"/>
         <w:b/>
         <w:bCs/>
       </w:rPr>
@@ -12909,6 +13427,7 @@
       <w:spacing w:after="0" w:line="240" w:lineRule="auto"/>
     </w:pPr>
     <w:rPr>
+      <w:rFonts w:eastAsia="黑体"/>
       <w:color w:themeColor="text1" w:val="000000"/>
     </w:rPr>
     <w:tblPr>
@@ -12935,6 +13454,7 @@
     </w:tcPr>
     <w:tblStylePr w:type="firstRow">
       <w:rPr>
+        <w:rFonts w:eastAsia="黑体"/>
         <w:b/>
         <w:bCs/>
       </w:rPr>
@@ -12953,6 +13473,7 @@
     </w:tblStylePr>
     <w:tblStylePr w:type="lastRow">
       <w:rPr>
+        <w:rFonts w:eastAsia="黑体"/>
         <w:b/>
         <w:bCs/>
         <w:color w:themeColor="background1" w:val="FFFFFF"/>
@@ -12967,6 +13488,7 @@
     </w:tblStylePr>
     <w:tblStylePr w:type="firstCol">
       <w:rPr>
+        <w:rFonts w:eastAsia="黑体"/>
         <w:color w:themeColor="background1" w:val="FFFFFF"/>
       </w:rPr>
       <w:tblPr/>
@@ -12984,6 +13506,7 @@
     </w:tblStylePr>
     <w:tblStylePr w:type="lastCol">
       <w:rPr>
+        <w:rFonts w:eastAsia="黑体"/>
         <w:color w:themeColor="background1" w:val="FFFFFF"/>
       </w:rPr>
       <w:tblPr/>
@@ -13013,11 +13536,13 @@
     </w:tblStylePr>
     <w:tblStylePr w:type="neCell">
       <w:rPr>
+        <w:rFonts w:eastAsia="黑体"/>
         <w:color w:themeColor="text1" w:val="000000"/>
       </w:rPr>
     </w:tblStylePr>
     <w:tblStylePr w:type="nwCell">
       <w:rPr>
+        <w:rFonts w:eastAsia="黑体"/>
         <w:color w:themeColor="text1" w:val="000000"/>
       </w:rPr>
     </w:tblStylePr>
@@ -13031,6 +13556,7 @@
       <w:spacing w:after="0" w:line="240" w:lineRule="auto"/>
     </w:pPr>
     <w:rPr>
+      <w:rFonts w:eastAsia="黑体"/>
       <w:color w:themeColor="text1" w:val="000000"/>
     </w:rPr>
     <w:tblPr>
@@ -13057,6 +13583,7 @@
     </w:tcPr>
     <w:tblStylePr w:type="firstRow">
       <w:rPr>
+        <w:rFonts w:eastAsia="黑体"/>
         <w:b/>
         <w:bCs/>
       </w:rPr>
@@ -13075,6 +13602,7 @@
     </w:tblStylePr>
     <w:tblStylePr w:type="lastRow">
       <w:rPr>
+        <w:rFonts w:eastAsia="黑体"/>
         <w:b/>
         <w:bCs/>
         <w:color w:themeColor="background1" w:val="FFFFFF"/>
@@ -13089,6 +13617,7 @@
     </w:tblStylePr>
     <w:tblStylePr w:type="firstCol">
       <w:rPr>
+        <w:rFonts w:eastAsia="黑体"/>
         <w:color w:themeColor="background1" w:val="FFFFFF"/>
       </w:rPr>
       <w:tblPr/>
@@ -13106,6 +13635,7 @@
     </w:tblStylePr>
     <w:tblStylePr w:type="lastCol">
       <w:rPr>
+        <w:rFonts w:eastAsia="黑体"/>
         <w:color w:themeColor="background1" w:val="FFFFFF"/>
       </w:rPr>
       <w:tblPr/>
@@ -13135,11 +13665,13 @@
     </w:tblStylePr>
     <w:tblStylePr w:type="neCell">
       <w:rPr>
+        <w:rFonts w:eastAsia="黑体"/>
         <w:color w:themeColor="text1" w:val="000000"/>
       </w:rPr>
     </w:tblStylePr>
     <w:tblStylePr w:type="nwCell">
       <w:rPr>
+        <w:rFonts w:eastAsia="黑体"/>
         <w:color w:themeColor="text1" w:val="000000"/>
       </w:rPr>
     </w:tblStylePr>
@@ -13153,6 +13685,7 @@
       <w:spacing w:after="0" w:line="240" w:lineRule="auto"/>
     </w:pPr>
     <w:rPr>
+      <w:rFonts w:eastAsia="黑体"/>
       <w:color w:themeColor="text1" w:val="000000"/>
     </w:rPr>
     <w:tblPr>
@@ -13179,6 +13712,7 @@
     </w:tcPr>
     <w:tblStylePr w:type="firstRow">
       <w:rPr>
+        <w:rFonts w:eastAsia="黑体"/>
         <w:b/>
         <w:bCs/>
       </w:rPr>
@@ -13197,6 +13731,7 @@
     </w:tblStylePr>
     <w:tblStylePr w:type="lastRow">
       <w:rPr>
+        <w:rFonts w:eastAsia="黑体"/>
         <w:b/>
         <w:bCs/>
         <w:color w:themeColor="background1" w:val="FFFFFF"/>
@@ -13211,6 +13746,7 @@
     </w:tblStylePr>
     <w:tblStylePr w:type="firstCol">
       <w:rPr>
+        <w:rFonts w:eastAsia="黑体"/>
         <w:color w:themeColor="background1" w:val="FFFFFF"/>
       </w:rPr>
       <w:tblPr/>
@@ -13228,6 +13764,7 @@
     </w:tblStylePr>
     <w:tblStylePr w:type="lastCol">
       <w:rPr>
+        <w:rFonts w:eastAsia="黑体"/>
         <w:color w:themeColor="background1" w:val="FFFFFF"/>
       </w:rPr>
       <w:tblPr/>
@@ -13257,11 +13794,13 @@
     </w:tblStylePr>
     <w:tblStylePr w:type="neCell">
       <w:rPr>
+        <w:rFonts w:eastAsia="黑体"/>
         <w:color w:themeColor="text1" w:val="000000"/>
       </w:rPr>
     </w:tblStylePr>
     <w:tblStylePr w:type="nwCell">
       <w:rPr>
+        <w:rFonts w:eastAsia="黑体"/>
         <w:color w:themeColor="text1" w:val="000000"/>
       </w:rPr>
     </w:tblStylePr>
@@ -13275,6 +13814,7 @@
       <w:spacing w:after="0" w:line="240" w:lineRule="auto"/>
     </w:pPr>
     <w:rPr>
+      <w:rFonts w:eastAsia="黑体"/>
       <w:color w:themeColor="text1" w:val="000000"/>
     </w:rPr>
     <w:tblPr>
@@ -13301,6 +13841,7 @@
     </w:tcPr>
     <w:tblStylePr w:type="firstRow">
       <w:rPr>
+        <w:rFonts w:eastAsia="黑体"/>
         <w:b/>
         <w:bCs/>
       </w:rPr>
@@ -13319,6 +13860,7 @@
     </w:tblStylePr>
     <w:tblStylePr w:type="lastRow">
       <w:rPr>
+        <w:rFonts w:eastAsia="黑体"/>
         <w:b/>
         <w:bCs/>
         <w:color w:themeColor="background1" w:val="FFFFFF"/>
@@ -13333,6 +13875,7 @@
     </w:tblStylePr>
     <w:tblStylePr w:type="firstCol">
       <w:rPr>
+        <w:rFonts w:eastAsia="黑体"/>
         <w:color w:themeColor="background1" w:val="FFFFFF"/>
       </w:rPr>
       <w:tblPr/>
@@ -13350,6 +13893,7 @@
     </w:tblStylePr>
     <w:tblStylePr w:type="lastCol">
       <w:rPr>
+        <w:rFonts w:eastAsia="黑体"/>
         <w:color w:themeColor="background1" w:val="FFFFFF"/>
       </w:rPr>
       <w:tblPr/>
@@ -13387,6 +13931,7 @@
       <w:spacing w:after="0" w:line="240" w:lineRule="auto"/>
     </w:pPr>
     <w:rPr>
+      <w:rFonts w:eastAsia="黑体"/>
       <w:color w:themeColor="text1" w:val="000000"/>
     </w:rPr>
     <w:tblPr>
@@ -13413,6 +13958,7 @@
     </w:tcPr>
     <w:tblStylePr w:type="firstRow">
       <w:rPr>
+        <w:rFonts w:eastAsia="黑体"/>
         <w:b/>
         <w:bCs/>
       </w:rPr>
@@ -13431,6 +13977,7 @@
     </w:tblStylePr>
     <w:tblStylePr w:type="lastRow">
       <w:rPr>
+        <w:rFonts w:eastAsia="黑体"/>
         <w:b/>
         <w:bCs/>
         <w:color w:themeColor="background1" w:val="FFFFFF"/>
@@ -13445,6 +13992,7 @@
     </w:tblStylePr>
     <w:tblStylePr w:type="firstCol">
       <w:rPr>
+        <w:rFonts w:eastAsia="黑体"/>
         <w:color w:themeColor="background1" w:val="FFFFFF"/>
       </w:rPr>
       <w:tblPr/>
@@ -13462,6 +14010,7 @@
     </w:tblStylePr>
     <w:tblStylePr w:type="lastCol">
       <w:rPr>
+        <w:rFonts w:eastAsia="黑体"/>
         <w:color w:themeColor="background1" w:val="FFFFFF"/>
       </w:rPr>
       <w:tblPr/>
@@ -13491,11 +14040,13 @@
     </w:tblStylePr>
     <w:tblStylePr w:type="neCell">
       <w:rPr>
+        <w:rFonts w:eastAsia="黑体"/>
         <w:color w:themeColor="text1" w:val="000000"/>
       </w:rPr>
     </w:tblStylePr>
     <w:tblStylePr w:type="nwCell">
       <w:rPr>
+        <w:rFonts w:eastAsia="黑体"/>
         <w:color w:themeColor="text1" w:val="000000"/>
       </w:rPr>
     </w:tblStylePr>
@@ -13509,6 +14060,7 @@
       <w:spacing w:after="0" w:line="240" w:lineRule="auto"/>
     </w:pPr>
     <w:rPr>
+      <w:rFonts w:eastAsia="黑体"/>
       <w:color w:themeColor="text1" w:val="000000"/>
     </w:rPr>
     <w:tblPr>
@@ -13535,6 +14087,7 @@
     </w:tcPr>
     <w:tblStylePr w:type="firstRow">
       <w:rPr>
+        <w:rFonts w:eastAsia="黑体"/>
         <w:b/>
         <w:bCs/>
       </w:rPr>
@@ -13553,6 +14106,7 @@
     </w:tblStylePr>
     <w:tblStylePr w:type="lastRow">
       <w:rPr>
+        <w:rFonts w:eastAsia="黑体"/>
         <w:b/>
         <w:bCs/>
         <w:color w:themeColor="background1" w:val="FFFFFF"/>
@@ -13567,6 +14121,7 @@
     </w:tblStylePr>
     <w:tblStylePr w:type="firstCol">
       <w:rPr>
+        <w:rFonts w:eastAsia="黑体"/>
         <w:color w:themeColor="background1" w:val="FFFFFF"/>
       </w:rPr>
       <w:tblPr/>
@@ -13584,6 +14139,7 @@
     </w:tblStylePr>
     <w:tblStylePr w:type="lastCol">
       <w:rPr>
+        <w:rFonts w:eastAsia="黑体"/>
         <w:color w:themeColor="background1" w:val="FFFFFF"/>
       </w:rPr>
       <w:tblPr/>
@@ -13613,11 +14169,13 @@
     </w:tblStylePr>
     <w:tblStylePr w:type="neCell">
       <w:rPr>
+        <w:rFonts w:eastAsia="黑体"/>
         <w:color w:themeColor="text1" w:val="000000"/>
       </w:rPr>
     </w:tblStylePr>
     <w:tblStylePr w:type="nwCell">
       <w:rPr>
+        <w:rFonts w:eastAsia="黑体"/>
         <w:color w:themeColor="text1" w:val="000000"/>
       </w:rPr>
     </w:tblStylePr>
@@ -13631,6 +14189,7 @@
       <w:spacing w:after="0" w:line="240" w:lineRule="auto"/>
     </w:pPr>
     <w:rPr>
+      <w:rFonts w:eastAsia="黑体"/>
       <w:color w:themeColor="text1" w:val="000000"/>
     </w:rPr>
     <w:tblPr>
@@ -13657,6 +14216,7 @@
     </w:tcPr>
     <w:tblStylePr w:type="firstRow">
       <w:rPr>
+        <w:rFonts w:eastAsia="黑体"/>
         <w:b/>
         <w:bCs/>
       </w:rPr>
@@ -13675,6 +14235,7 @@
     </w:tblStylePr>
     <w:tblStylePr w:type="lastRow">
       <w:rPr>
+        <w:rFonts w:eastAsia="黑体"/>
         <w:b/>
         <w:bCs/>
         <w:color w:themeColor="background1" w:val="FFFFFF"/>
@@ -13689,6 +14250,7 @@
     </w:tblStylePr>
     <w:tblStylePr w:type="firstCol">
       <w:rPr>
+        <w:rFonts w:eastAsia="黑体"/>
         <w:color w:themeColor="background1" w:val="FFFFFF"/>
       </w:rPr>
       <w:tblPr/>
@@ -13706,6 +14268,7 @@
     </w:tblStylePr>
     <w:tblStylePr w:type="lastCol">
       <w:rPr>
+        <w:rFonts w:eastAsia="黑体"/>
         <w:color w:themeColor="background1" w:val="FFFFFF"/>
       </w:rPr>
       <w:tblPr/>
@@ -13735,11 +14298,13 @@
     </w:tblStylePr>
     <w:tblStylePr w:type="neCell">
       <w:rPr>
+        <w:rFonts w:eastAsia="黑体"/>
         <w:color w:themeColor="text1" w:val="000000"/>
       </w:rPr>
     </w:tblStylePr>
     <w:tblStylePr w:type="nwCell">
       <w:rPr>
+        <w:rFonts w:eastAsia="黑体"/>
         <w:color w:themeColor="text1" w:val="000000"/>
       </w:rPr>
     </w:tblStylePr>
@@ -13753,6 +14318,7 @@
       <w:spacing w:after="0" w:line="240" w:lineRule="auto"/>
     </w:pPr>
     <w:rPr>
+      <w:rFonts w:eastAsia="黑体"/>
       <w:color w:themeColor="text1" w:val="000000"/>
     </w:rPr>
     <w:tblPr>
@@ -13771,6 +14337,7 @@
     </w:tcPr>
     <w:tblStylePr w:type="firstRow">
       <w:rPr>
+        <w:rFonts w:eastAsia="黑体"/>
         <w:b/>
         <w:bCs/>
         <w:color w:themeColor="background1" w:val="FFFFFF"/>
@@ -13785,6 +14352,7 @@
     </w:tblStylePr>
     <w:tblStylePr w:type="lastRow">
       <w:rPr>
+        <w:rFonts w:eastAsia="黑体"/>
         <w:b/>
         <w:bCs/>
         <w:color w:themeColor="accent2" w:themeShade="CC" w:val="9E3A38"/>
@@ -13799,12 +14367,14 @@
     </w:tblStylePr>
     <w:tblStylePr w:type="firstCol">
       <w:rPr>
+        <w:rFonts w:eastAsia="黑体"/>
         <w:b/>
         <w:bCs/>
       </w:rPr>
     </w:tblStylePr>
     <w:tblStylePr w:type="lastCol">
       <w:rPr>
+        <w:rFonts w:eastAsia="黑体"/>
         <w:b/>
         <w:bCs/>
       </w:rPr>
@@ -13839,6 +14409,7 @@
       <w:spacing w:after="0" w:line="240" w:lineRule="auto"/>
     </w:pPr>
     <w:rPr>
+      <w:rFonts w:eastAsia="黑体"/>
       <w:color w:themeColor="text1" w:val="000000"/>
     </w:rPr>
     <w:tblPr>
@@ -13857,6 +14428,7 @@
     </w:tcPr>
     <w:tblStylePr w:type="firstRow">
       <w:rPr>
+        <w:rFonts w:eastAsia="黑体"/>
         <w:b/>
         <w:bCs/>
         <w:color w:themeColor="background1" w:val="FFFFFF"/>
@@ -13871,6 +14443,7 @@
     </w:tblStylePr>
     <w:tblStylePr w:type="lastRow">
       <w:rPr>
+        <w:rFonts w:eastAsia="黑体"/>
         <w:b/>
         <w:bCs/>
         <w:color w:themeColor="accent2" w:themeShade="CC" w:val="9E3A38"/>
@@ -13885,12 +14458,14 @@
     </w:tblStylePr>
     <w:tblStylePr w:type="firstCol">
       <w:rPr>
+        <w:rFonts w:eastAsia="黑体"/>
         <w:b/>
         <w:bCs/>
       </w:rPr>
     </w:tblStylePr>
     <w:tblStylePr w:type="lastCol">
       <w:rPr>
+        <w:rFonts w:eastAsia="黑体"/>
         <w:b/>
         <w:bCs/>
       </w:rPr>
@@ -13925,6 +14500,7 @@
       <w:spacing w:after="0" w:line="240" w:lineRule="auto"/>
     </w:pPr>
     <w:rPr>
+      <w:rFonts w:eastAsia="黑体"/>
       <w:color w:themeColor="text1" w:val="000000"/>
     </w:rPr>
     <w:tblPr>
@@ -13943,6 +14519,7 @@
     </w:tcPr>
     <w:tblStylePr w:type="firstRow">
       <w:rPr>
+        <w:rFonts w:eastAsia="黑体"/>
         <w:b/>
         <w:bCs/>
         <w:color w:themeColor="background1" w:val="FFFFFF"/>
@@ -13957,6 +14534,7 @@
     </w:tblStylePr>
     <w:tblStylePr w:type="lastRow">
       <w:rPr>
+        <w:rFonts w:eastAsia="黑体"/>
         <w:b/>
         <w:bCs/>
         <w:color w:themeColor="accent2" w:themeShade="CC" w:val="9E3A38"/>
@@ -13971,12 +14549,14 @@
     </w:tblStylePr>
     <w:tblStylePr w:type="firstCol">
       <w:rPr>
+        <w:rFonts w:eastAsia="黑体"/>
         <w:b/>
         <w:bCs/>
       </w:rPr>
     </w:tblStylePr>
     <w:tblStylePr w:type="lastCol">
       <w:rPr>
+        <w:rFonts w:eastAsia="黑体"/>
         <w:b/>
         <w:bCs/>
       </w:rPr>
@@ -14011,6 +14591,7 @@
       <w:spacing w:after="0" w:line="240" w:lineRule="auto"/>
     </w:pPr>
     <w:rPr>
+      <w:rFonts w:eastAsia="黑体"/>
       <w:color w:themeColor="text1" w:val="000000"/>
     </w:rPr>
     <w:tblPr>
@@ -14029,6 +14610,7 @@
     </w:tcPr>
     <w:tblStylePr w:type="firstRow">
       <w:rPr>
+        <w:rFonts w:eastAsia="黑体"/>
         <w:b/>
         <w:bCs/>
         <w:color w:themeColor="background1" w:val="FFFFFF"/>
@@ -14043,6 +14625,7 @@
     </w:tblStylePr>
     <w:tblStylePr w:type="lastRow">
       <w:rPr>
+        <w:rFonts w:eastAsia="黑体"/>
         <w:b/>
         <w:bCs/>
         <w:color w:themeColor="accent4" w:themeShade="CC" w:val="664E82"/>
@@ -14057,12 +14640,14 @@
     </w:tblStylePr>
     <w:tblStylePr w:type="firstCol">
       <w:rPr>
+        <w:rFonts w:eastAsia="黑体"/>
         <w:b/>
         <w:bCs/>
       </w:rPr>
     </w:tblStylePr>
     <w:tblStylePr w:type="lastCol">
       <w:rPr>
+        <w:rFonts w:eastAsia="黑体"/>
         <w:b/>
         <w:bCs/>
       </w:rPr>
@@ -14097,6 +14682,7 @@
       <w:spacing w:after="0" w:line="240" w:lineRule="auto"/>
     </w:pPr>
     <w:rPr>
+      <w:rFonts w:eastAsia="黑体"/>
       <w:color w:themeColor="text1" w:val="000000"/>
     </w:rPr>
     <w:tblPr>
@@ -14115,6 +14701,7 @@
     </w:tcPr>
     <w:tblStylePr w:type="firstRow">
       <w:rPr>
+        <w:rFonts w:eastAsia="黑体"/>
         <w:b/>
         <w:bCs/>
         <w:color w:themeColor="background1" w:val="FFFFFF"/>
@@ -14129,6 +14716,7 @@
     </w:tblStylePr>
     <w:tblStylePr w:type="lastRow">
       <w:rPr>
+        <w:rFonts w:eastAsia="黑体"/>
         <w:b/>
         <w:bCs/>
         <w:color w:themeColor="accent3" w:themeShade="CC" w:val="7E9C40"/>
@@ -14143,12 +14731,14 @@
     </w:tblStylePr>
     <w:tblStylePr w:type="firstCol">
       <w:rPr>
+        <w:rFonts w:eastAsia="黑体"/>
         <w:b/>
         <w:bCs/>
       </w:rPr>
     </w:tblStylePr>
     <w:tblStylePr w:type="lastCol">
       <w:rPr>
+        <w:rFonts w:eastAsia="黑体"/>
         <w:b/>
         <w:bCs/>
       </w:rPr>
@@ -14183,6 +14773,7 @@
       <w:spacing w:after="0" w:line="240" w:lineRule="auto"/>
     </w:pPr>
     <w:rPr>
+      <w:rFonts w:eastAsia="黑体"/>
       <w:color w:themeColor="text1" w:val="000000"/>
     </w:rPr>
     <w:tblPr>
@@ -14201,6 +14792,7 @@
     </w:tcPr>
     <w:tblStylePr w:type="firstRow">
       <w:rPr>
+        <w:rFonts w:eastAsia="黑体"/>
         <w:b/>
         <w:bCs/>
         <w:color w:themeColor="background1" w:val="FFFFFF"/>
@@ -14215,6 +14807,7 @@
     </w:tblStylePr>
     <w:tblStylePr w:type="lastRow">
       <w:rPr>
+        <w:rFonts w:eastAsia="黑体"/>
         <w:b/>
         <w:bCs/>
         <w:color w:themeColor="accent6" w:themeShade="CC" w:val="F2730A"/>
@@ -14229,12 +14822,14 @@
     </w:tblStylePr>
     <w:tblStylePr w:type="firstCol">
       <w:rPr>
+        <w:rFonts w:eastAsia="黑体"/>
         <w:b/>
         <w:bCs/>
       </w:rPr>
     </w:tblStylePr>
     <w:tblStylePr w:type="lastCol">
       <w:rPr>
+        <w:rFonts w:eastAsia="黑体"/>
         <w:b/>
         <w:bCs/>
       </w:rPr>
@@ -14269,6 +14864,7 @@
       <w:spacing w:after="0" w:line="240" w:lineRule="auto"/>
     </w:pPr>
     <w:rPr>
+      <w:rFonts w:eastAsia="黑体"/>
       <w:color w:themeColor="text1" w:val="000000"/>
     </w:rPr>
     <w:tblPr>
@@ -14287,6 +14883,7 @@
     </w:tcPr>
     <w:tblStylePr w:type="firstRow">
       <w:rPr>
+        <w:rFonts w:eastAsia="黑体"/>
         <w:b/>
         <w:bCs/>
         <w:color w:themeColor="background1" w:val="FFFFFF"/>
@@ -14301,6 +14898,7 @@
     </w:tblStylePr>
     <w:tblStylePr w:type="lastRow">
       <w:rPr>
+        <w:rFonts w:eastAsia="黑体"/>
         <w:b/>
         <w:bCs/>
         <w:color w:themeColor="accent5" w:themeShade="CC" w:val="348DA5"/>
@@ -14315,12 +14913,14 @@
     </w:tblStylePr>
     <w:tblStylePr w:type="firstCol">
       <w:rPr>
+        <w:rFonts w:eastAsia="黑体"/>
         <w:b/>
         <w:bCs/>
       </w:rPr>
     </w:tblStylePr>
     <w:tblStylePr w:type="lastCol">
       <w:rPr>
+        <w:rFonts w:eastAsia="黑体"/>
         <w:b/>
         <w:bCs/>
       </w:rPr>
@@ -14355,6 +14955,7 @@
       <w:spacing w:after="0" w:line="240" w:lineRule="auto"/>
     </w:pPr>
     <w:rPr>
+      <w:rFonts w:eastAsia="黑体"/>
       <w:color w:themeColor="text1" w:val="000000"/>
     </w:rPr>
     <w:tblPr>
@@ -14376,6 +14977,7 @@
     </w:tcPr>
     <w:tblStylePr w:type="firstRow">
       <w:rPr>
+        <w:rFonts w:eastAsia="黑体"/>
         <w:b/>
         <w:bCs/>
       </w:rPr>
@@ -14386,6 +14988,7 @@
     </w:tblStylePr>
     <w:tblStylePr w:type="lastRow">
       <w:rPr>
+        <w:rFonts w:eastAsia="黑体"/>
         <w:b/>
         <w:bCs/>
         <w:color w:themeColor="text1" w:val="000000"/>
@@ -14397,6 +15000,7 @@
     </w:tblStylePr>
     <w:tblStylePr w:type="firstCol">
       <w:rPr>
+        <w:rFonts w:eastAsia="黑体"/>
         <w:color w:themeColor="background1" w:val="FFFFFF"/>
       </w:rPr>
       <w:tblPr/>
@@ -14406,6 +15010,7 @@
     </w:tblStylePr>
     <w:tblStylePr w:type="lastCol">
       <w:rPr>
+        <w:rFonts w:eastAsia="黑体"/>
         <w:color w:themeColor="background1" w:val="FFFFFF"/>
       </w:rPr>
       <w:tblPr/>
@@ -14435,6 +15040,7 @@
       <w:spacing w:after="0" w:line="240" w:lineRule="auto"/>
     </w:pPr>
     <w:rPr>
+      <w:rFonts w:eastAsia="黑体"/>
       <w:color w:themeColor="text1" w:val="000000"/>
     </w:rPr>
     <w:tblPr>
@@ -14456,6 +15062,7 @@
     </w:tcPr>
     <w:tblStylePr w:type="firstRow">
       <w:rPr>
+        <w:rFonts w:eastAsia="黑体"/>
         <w:b/>
         <w:bCs/>
       </w:rPr>
@@ -14466,6 +15073,7 @@
     </w:tblStylePr>
     <w:tblStylePr w:type="lastRow">
       <w:rPr>
+        <w:rFonts w:eastAsia="黑体"/>
         <w:b/>
         <w:bCs/>
         <w:color w:themeColor="text1" w:val="000000"/>
@@ -14477,6 +15085,7 @@
     </w:tblStylePr>
     <w:tblStylePr w:type="firstCol">
       <w:rPr>
+        <w:rFonts w:eastAsia="黑体"/>
         <w:color w:themeColor="background1" w:val="FFFFFF"/>
       </w:rPr>
       <w:tblPr/>
@@ -14486,6 +15095,7 @@
     </w:tblStylePr>
     <w:tblStylePr w:type="lastCol">
       <w:rPr>
+        <w:rFonts w:eastAsia="黑体"/>
         <w:color w:themeColor="background1" w:val="FFFFFF"/>
       </w:rPr>
       <w:tblPr/>
@@ -14515,6 +15125,7 @@
       <w:spacing w:after="0" w:line="240" w:lineRule="auto"/>
     </w:pPr>
     <w:rPr>
+      <w:rFonts w:eastAsia="黑体"/>
       <w:color w:themeColor="text1" w:val="000000"/>
     </w:rPr>
     <w:tblPr>
@@ -14536,6 +15147,7 @@
     </w:tcPr>
     <w:tblStylePr w:type="firstRow">
       <w:rPr>
+        <w:rFonts w:eastAsia="黑体"/>
         <w:b/>
         <w:bCs/>
       </w:rPr>
@@ -14546,6 +15158,7 @@
     </w:tblStylePr>
     <w:tblStylePr w:type="lastRow">
       <w:rPr>
+        <w:rFonts w:eastAsia="黑体"/>
         <w:b/>
         <w:bCs/>
         <w:color w:themeColor="text1" w:val="000000"/>
@@ -14557,6 +15170,7 @@
     </w:tblStylePr>
     <w:tblStylePr w:type="firstCol">
       <w:rPr>
+        <w:rFonts w:eastAsia="黑体"/>
         <w:color w:themeColor="background1" w:val="FFFFFF"/>
       </w:rPr>
       <w:tblPr/>
@@ -14566,6 +15180,7 @@
     </w:tblStylePr>
     <w:tblStylePr w:type="lastCol">
       <w:rPr>
+        <w:rFonts w:eastAsia="黑体"/>
         <w:color w:themeColor="background1" w:val="FFFFFF"/>
       </w:rPr>
       <w:tblPr/>
@@ -14595,6 +15210,7 @@
       <w:spacing w:after="0" w:line="240" w:lineRule="auto"/>
     </w:pPr>
     <w:rPr>
+      <w:rFonts w:eastAsia="黑体"/>
       <w:color w:themeColor="text1" w:val="000000"/>
     </w:rPr>
     <w:tblPr>
@@ -14616,6 +15232,7 @@
     </w:tcPr>
     <w:tblStylePr w:type="firstRow">
       <w:rPr>
+        <w:rFonts w:eastAsia="黑体"/>
         <w:b/>
         <w:bCs/>
       </w:rPr>
@@ -14626,6 +15243,7 @@
     </w:tblStylePr>
     <w:tblStylePr w:type="lastRow">
       <w:rPr>
+        <w:rFonts w:eastAsia="黑体"/>
         <w:b/>
         <w:bCs/>
         <w:color w:themeColor="text1" w:val="000000"/>
@@ -14637,6 +15255,7 @@
     </w:tblStylePr>
     <w:tblStylePr w:type="firstCol">
       <w:rPr>
+        <w:rFonts w:eastAsia="黑体"/>
         <w:color w:themeColor="background1" w:val="FFFFFF"/>
       </w:rPr>
       <w:tblPr/>
@@ -14646,6 +15265,7 @@
     </w:tblStylePr>
     <w:tblStylePr w:type="lastCol">
       <w:rPr>
+        <w:rFonts w:eastAsia="黑体"/>
         <w:color w:themeColor="background1" w:val="FFFFFF"/>
       </w:rPr>
       <w:tblPr/>
@@ -14675,6 +15295,7 @@
       <w:spacing w:after="0" w:line="240" w:lineRule="auto"/>
     </w:pPr>
     <w:rPr>
+      <w:rFonts w:eastAsia="黑体"/>
       <w:color w:themeColor="text1" w:val="000000"/>
     </w:rPr>
     <w:tblPr>
@@ -14696,6 +15317,7 @@
     </w:tcPr>
     <w:tblStylePr w:type="firstRow">
       <w:rPr>
+        <w:rFonts w:eastAsia="黑体"/>
         <w:b/>
         <w:bCs/>
       </w:rPr>
@@ -14706,6 +15328,7 @@
     </w:tblStylePr>
     <w:tblStylePr w:type="lastRow">
       <w:rPr>
+        <w:rFonts w:eastAsia="黑体"/>
         <w:b/>
         <w:bCs/>
         <w:color w:themeColor="text1" w:val="000000"/>
@@ -14717,6 +15340,7 @@
     </w:tblStylePr>
     <w:tblStylePr w:type="firstCol">
       <w:rPr>
+        <w:rFonts w:eastAsia="黑体"/>
         <w:color w:themeColor="background1" w:val="FFFFFF"/>
       </w:rPr>
       <w:tblPr/>
@@ -14726,6 +15350,7 @@
     </w:tblStylePr>
     <w:tblStylePr w:type="lastCol">
       <w:rPr>
+        <w:rFonts w:eastAsia="黑体"/>
         <w:color w:themeColor="background1" w:val="FFFFFF"/>
       </w:rPr>
       <w:tblPr/>
@@ -14755,6 +15380,7 @@
       <w:spacing w:after="0" w:line="240" w:lineRule="auto"/>
     </w:pPr>
     <w:rPr>
+      <w:rFonts w:eastAsia="黑体"/>
       <w:color w:themeColor="text1" w:val="000000"/>
     </w:rPr>
     <w:tblPr>
@@ -14776,6 +15402,7 @@
     </w:tcPr>
     <w:tblStylePr w:type="firstRow">
       <w:rPr>
+        <w:rFonts w:eastAsia="黑体"/>
         <w:b/>
         <w:bCs/>
       </w:rPr>
@@ -14786,6 +15413,7 @@
     </w:tblStylePr>
     <w:tblStylePr w:type="lastRow">
       <w:rPr>
+        <w:rFonts w:eastAsia="黑体"/>
         <w:b/>
         <w:bCs/>
         <w:color w:themeColor="text1" w:val="000000"/>
@@ -14797,6 +15425,7 @@
     </w:tblStylePr>
     <w:tblStylePr w:type="firstCol">
       <w:rPr>
+        <w:rFonts w:eastAsia="黑体"/>
         <w:color w:themeColor="background1" w:val="FFFFFF"/>
       </w:rPr>
       <w:tblPr/>
@@ -14806,6 +15435,7 @@
     </w:tblStylePr>
     <w:tblStylePr w:type="lastCol">
       <w:rPr>
+        <w:rFonts w:eastAsia="黑体"/>
         <w:color w:themeColor="background1" w:val="FFFFFF"/>
       </w:rPr>
       <w:tblPr/>
@@ -14835,6 +15465,7 @@
       <w:spacing w:after="0" w:line="240" w:lineRule="auto"/>
     </w:pPr>
     <w:rPr>
+      <w:rFonts w:eastAsia="黑体"/>
       <w:color w:themeColor="text1" w:val="000000"/>
     </w:rPr>
     <w:tblPr>
@@ -14856,6 +15487,7 @@
     </w:tcPr>
     <w:tblStylePr w:type="firstRow">
       <w:rPr>
+        <w:rFonts w:eastAsia="黑体"/>
         <w:b/>
         <w:bCs/>
       </w:rPr>
@@ -14866,6 +15498,7 @@
     </w:tblStylePr>
     <w:tblStylePr w:type="lastRow">
       <w:rPr>
+        <w:rFonts w:eastAsia="黑体"/>
         <w:b/>
         <w:bCs/>
         <w:color w:themeColor="text1" w:val="000000"/>
@@ -14877,6 +15510,7 @@
     </w:tblStylePr>
     <w:tblStylePr w:type="firstCol">
       <w:rPr>
+        <w:rFonts w:eastAsia="黑体"/>
         <w:color w:themeColor="background1" w:val="FFFFFF"/>
       </w:rPr>
       <w:tblPr/>
@@ -14886,6 +15520,7 @@
     </w:tblStylePr>
     <w:tblStylePr w:type="lastCol">
       <w:rPr>
+        <w:rFonts w:eastAsia="黑体"/>
         <w:color w:themeColor="background1" w:val="FFFFFF"/>
       </w:rPr>
       <w:tblPr/>
@@ -14918,6 +15553,7 @@
     <w:name w:val="KeywordTok"/>
     <w:basedOn w:val="VerbatimChar"/>
     <w:rPr>
+      <w:rFonts w:eastAsia="黑体"/>
       <w:b/>
       <w:color w:val="007020"/>
     </w:rPr>
@@ -14926,6 +15562,7 @@
     <w:name w:val="DataTypeTok"/>
     <w:basedOn w:val="VerbatimChar"/>
     <w:rPr>
+      <w:rFonts w:eastAsia="黑体"/>
       <w:color w:val="902000"/>
     </w:rPr>
   </w:style>
@@ -14933,6 +15570,7 @@
     <w:name w:val="DecValTok"/>
     <w:basedOn w:val="VerbatimChar"/>
     <w:rPr>
+      <w:rFonts w:eastAsia="黑体"/>
       <w:color w:val="40a070"/>
     </w:rPr>
   </w:style>
@@ -14940,6 +15578,7 @@
     <w:name w:val="BaseNTok"/>
     <w:basedOn w:val="VerbatimChar"/>
     <w:rPr>
+      <w:rFonts w:eastAsia="黑体"/>
       <w:color w:val="40a070"/>
     </w:rPr>
   </w:style>
@@ -14947,6 +15586,7 @@
     <w:name w:val="FloatTok"/>
     <w:basedOn w:val="VerbatimChar"/>
     <w:rPr>
+      <w:rFonts w:eastAsia="黑体"/>
       <w:color w:val="40a070"/>
     </w:rPr>
   </w:style>
@@ -14954,6 +15594,7 @@
     <w:name w:val="ConstantTok"/>
     <w:basedOn w:val="VerbatimChar"/>
     <w:rPr>
+      <w:rFonts w:eastAsia="黑体"/>
       <w:color w:val="880000"/>
     </w:rPr>
   </w:style>
@@ -14961,6 +15602,7 @@
     <w:name w:val="CharTok"/>
     <w:basedOn w:val="VerbatimChar"/>
     <w:rPr>
+      <w:rFonts w:eastAsia="黑体"/>
       <w:color w:val="4070a0"/>
     </w:rPr>
   </w:style>
@@ -14968,6 +15610,7 @@
     <w:name w:val="SpecialCharTok"/>
     <w:basedOn w:val="VerbatimChar"/>
     <w:rPr>
+      <w:rFonts w:eastAsia="黑体"/>
       <w:color w:val="4070a0"/>
     </w:rPr>
   </w:style>
@@ -14975,6 +15618,7 @@
     <w:name w:val="StringTok"/>
     <w:basedOn w:val="VerbatimChar"/>
     <w:rPr>
+      <w:rFonts w:eastAsia="黑体"/>
       <w:color w:val="4070a0"/>
     </w:rPr>
   </w:style>
@@ -14982,6 +15626,7 @@
     <w:name w:val="VerbatimStringTok"/>
     <w:basedOn w:val="VerbatimChar"/>
     <w:rPr>
+      <w:rFonts w:eastAsia="黑体"/>
       <w:color w:val="4070a0"/>
     </w:rPr>
   </w:style>
@@ -14989,6 +15634,7 @@
     <w:name w:val="SpecialStringTok"/>
     <w:basedOn w:val="VerbatimChar"/>
     <w:rPr>
+      <w:rFonts w:eastAsia="黑体"/>
       <w:color w:val="bb6688"/>
     </w:rPr>
   </w:style>
@@ -14996,6 +15642,7 @@
     <w:name w:val="ImportTok"/>
     <w:basedOn w:val="VerbatimChar"/>
     <w:rPr>
+      <w:rFonts w:eastAsia="黑体"/>
       <w:b/>
       <w:color w:val="008000"/>
     </w:rPr>
@@ -15004,6 +15651,7 @@
     <w:name w:val="CommentTok"/>
     <w:basedOn w:val="VerbatimChar"/>
     <w:rPr>
+      <w:rFonts w:eastAsia="黑体"/>
       <w:i/>
       <w:color w:val="60a0b0"/>
     </w:rPr>
@@ -15012,6 +15660,7 @@
     <w:name w:val="DocumentationTok"/>
     <w:basedOn w:val="VerbatimChar"/>
     <w:rPr>
+      <w:rFonts w:eastAsia="黑体"/>
       <w:i/>
       <w:color w:val="ba2121"/>
     </w:rPr>
@@ -15020,6 +15669,7 @@
     <w:name w:val="AnnotationTok"/>
     <w:basedOn w:val="VerbatimChar"/>
     <w:rPr>
+      <w:rFonts w:eastAsia="黑体"/>
       <w:b/>
       <w:i/>
       <w:color w:val="60a0b0"/>
@@ -15029,6 +15679,7 @@
     <w:name w:val="CommentVarTok"/>
     <w:basedOn w:val="VerbatimChar"/>
     <w:rPr>
+      <w:rFonts w:eastAsia="黑体"/>
       <w:b/>
       <w:i/>
       <w:color w:val="60a0b0"/>
@@ -15038,6 +15689,7 @@
     <w:name w:val="OtherTok"/>
     <w:basedOn w:val="VerbatimChar"/>
     <w:rPr>
+      <w:rFonts w:eastAsia="黑体"/>
       <w:color w:val="007020"/>
     </w:rPr>
   </w:style>
@@ -15045,6 +15697,7 @@
     <w:name w:val="FunctionTok"/>
     <w:basedOn w:val="VerbatimChar"/>
     <w:rPr>
+      <w:rFonts w:eastAsia="黑体"/>
       <w:color w:val="06287e"/>
     </w:rPr>
   </w:style>
@@ -15052,6 +15705,7 @@
     <w:name w:val="VariableTok"/>
     <w:basedOn w:val="VerbatimChar"/>
     <w:rPr>
+      <w:rFonts w:eastAsia="黑体"/>
       <w:color w:val="19177c"/>
     </w:rPr>
   </w:style>
@@ -15059,6 +15713,7 @@
     <w:name w:val="ControlFlowTok"/>
     <w:basedOn w:val="VerbatimChar"/>
     <w:rPr>
+      <w:rFonts w:eastAsia="黑体"/>
       <w:b/>
       <w:color w:val="007020"/>
     </w:rPr>
@@ -15067,6 +15722,7 @@
     <w:name w:val="OperatorTok"/>
     <w:basedOn w:val="VerbatimChar"/>
     <w:rPr>
+      <w:rFonts w:eastAsia="黑体"/>
       <w:color w:val="666666"/>
     </w:rPr>
   </w:style>
@@ -15074,18 +15730,22 @@
     <w:name w:val="BuiltInTok"/>
     <w:basedOn w:val="VerbatimChar"/>
     <w:rPr>
+      <w:rFonts w:eastAsia="黑体"/>
       <w:color w:val="008000"/>
     </w:rPr>
   </w:style>
   <w:style w:type="character" w:customStyle="1" w:styleId="ExtensionTok">
     <w:name w:val="ExtensionTok"/>
     <w:basedOn w:val="VerbatimChar"/>
-    <w:rPr/>
+    <w:rPr>
+      <w:rFonts w:eastAsia="黑体"/>
+    </w:rPr>
   </w:style>
   <w:style w:type="character" w:customStyle="1" w:styleId="PreprocessorTok">
     <w:name w:val="PreprocessorTok"/>
     <w:basedOn w:val="VerbatimChar"/>
     <w:rPr>
+      <w:rFonts w:eastAsia="黑体"/>
       <w:color w:val="bc7a00"/>
     </w:rPr>
   </w:style>
@@ -15093,18 +15753,22 @@
     <w:name w:val="AttributeTok"/>
     <w:basedOn w:val="VerbatimChar"/>
     <w:rPr>
+      <w:rFonts w:eastAsia="黑体"/>
       <w:color w:val="7d9029"/>
     </w:rPr>
   </w:style>
   <w:style w:type="character" w:customStyle="1" w:styleId="RegionMarkerTok">
     <w:name w:val="RegionMarkerTok"/>
     <w:basedOn w:val="VerbatimChar"/>
-    <w:rPr/>
+    <w:rPr>
+      <w:rFonts w:eastAsia="黑体"/>
+    </w:rPr>
   </w:style>
   <w:style w:type="character" w:customStyle="1" w:styleId="InformationTok">
     <w:name w:val="InformationTok"/>
     <w:basedOn w:val="VerbatimChar"/>
     <w:rPr>
+      <w:rFonts w:eastAsia="黑体"/>
       <w:b/>
       <w:i/>
       <w:color w:val="60a0b0"/>
@@ -15114,6 +15778,7 @@
     <w:name w:val="WarningTok"/>
     <w:basedOn w:val="VerbatimChar"/>
     <w:rPr>
+      <w:rFonts w:eastAsia="黑体"/>
       <w:b/>
       <w:i/>
       <w:color w:val="60a0b0"/>
@@ -15123,6 +15788,7 @@
     <w:name w:val="AlertTok"/>
     <w:basedOn w:val="VerbatimChar"/>
     <w:rPr>
+      <w:rFonts w:eastAsia="黑体"/>
       <w:b/>
       <w:color w:val="ff0000"/>
     </w:rPr>
@@ -15131,6 +15797,7 @@
     <w:name w:val="ErrorTok"/>
     <w:basedOn w:val="VerbatimChar"/>
     <w:rPr>
+      <w:rFonts w:eastAsia="黑体"/>
       <w:b/>
       <w:color w:val="ff0000"/>
     </w:rPr>
@@ -15138,7 +15805,9 @@
   <w:style w:type="character" w:customStyle="1" w:styleId="NormalTok">
     <w:name w:val="NormalTok"/>
     <w:basedOn w:val="VerbatimChar"/>
-    <w:rPr/>
+    <w:rPr>
+      <w:rFonts w:eastAsia="黑体"/>
+    </w:rPr>
   </w:style>
 </w:styles>
 </file>
@@ -15187,12 +15856,12 @@
     <a:fontScheme name="Office">
       <a:majorFont>
         <a:latin typeface="Calibri"/>
-        <a:ea typeface=""/>
+        <a:ea typeface="黑体"/>
         <a:cs typeface=""/>
         <a:font script="Jpan" typeface="ＭＳ ゴシック"/>
         <a:font script="Hang" typeface="맑은 고딕"/>
-        <a:font script="Hans" typeface="宋体"/>
-        <a:font script="Hant" typeface="新細明體"/>
+        <a:font script="Hans" typeface="黑体"/>
+        <a:font script="Hant" typeface="黑体"/>
         <a:font script="Arab" typeface="Times New Roman"/>
         <a:font script="Hebr" typeface="Times New Roman"/>
         <a:font script="Thai" typeface="Angsana New"/>
@@ -15222,12 +15891,12 @@
       </a:majorFont>
       <a:minorFont>
         <a:latin typeface="Cambria"/>
-        <a:ea typeface=""/>
+        <a:ea typeface="黑体"/>
         <a:cs typeface=""/>
         <a:font script="Jpan" typeface="ＭＳ 明朝"/>
         <a:font script="Hang" typeface="맑은 고딕"/>
-        <a:font script="Hans" typeface="宋体"/>
-        <a:font script="Hant" typeface="新細明體"/>
+        <a:font script="Hans" typeface="黑体"/>
+        <a:font script="Hant" typeface="黑体"/>
         <a:font script="Arab" typeface="Arial"/>
         <a:font script="Hebr" typeface="Arial"/>
         <a:font script="Thai" typeface="Cordia New"/>

--- a/02-放大电路/01-运算放大电路/差分放大电路/差分放大电路.docx
+++ b/02-放大电路/01-运算放大电路/差分放大电路/差分放大电路.docx
@@ -2785,7 +2785,7 @@
           <w:color w:val="555555"/>
           <w:sz w:val="21"/>
         </w:rPr>
-        <w:t>材料收集者：杜文杰，WX手机：19519196569，QQ:3478827729</w:t>
+        <w:t>材料收集者：杜文杰，微信/手机：19519196569，QQ:3478827729</w:t>
       </w:r>
     </w:p>
     <w:sectPr>
